--- a/data/reports/DailyReport_2026-05-14.docx
+++ b/data/reports/DailyReport_2026-05-14.docx
@@ -8,8 +8,9 @@
       </w:pPr>
       <w:r>
         <w:rPr>
-          <w:rFonts w:ascii="Calibri" w:hAnsi="Calibri"/>
+          <w:rFonts w:ascii="Calibri" w:hAnsi="Calibri" w:cs="Calibri"/>
           <w:b/>
+          <w:i w:val="0"/>
           <w:color w:val="1F4E79"/>
           <w:sz w:val="36"/>
         </w:rPr>
@@ -22,7 +23,8 @@
       </w:pPr>
       <w:r>
         <w:rPr>
-          <w:rFonts w:ascii="Calibri" w:hAnsi="Calibri"/>
+          <w:rFonts w:ascii="Calibri" w:hAnsi="Calibri" w:cs="Calibri"/>
+          <w:b w:val="0"/>
           <w:i/>
           <w:sz w:val="22"/>
         </w:rPr>
@@ -35,11 +37,24 @@
       </w:pPr>
       <w:r>
         <w:rPr>
-          <w:rFonts w:ascii="Calibri" w:hAnsi="Calibri"/>
+          <w:rFonts w:ascii="Calibri" w:hAnsi="Calibri" w:cs="Calibri"/>
+          <w:b w:val="0"/>
+          <w:i w:val="0"/>
           <w:color w:val="555555"/>
           <w:sz w:val="20"/>
         </w:rPr>
         <w:t>Report Date: Thursday, May 14, 2026  |  Benchmark: S&amp;P 500  |  Horizon: Long-Term Growth</w:t>
+      </w:r>
+      <w:r>
+        <w:rPr>
+          <w:rFonts w:ascii="Calibri" w:hAnsi="Calibri" w:cs="Calibri"/>
+          <w:b w:val="0"/>
+          <w:i/>
+          <w:color w:val="555555"/>
+          <w:sz w:val="18"/>
+        </w:rPr>
+        <w:br/>
+        <w:t>Intraday refresh — generated ~09:52 ET (post-open)</w:t>
       </w:r>
     </w:p>
     <w:p>
@@ -48,18 +63,19 @@
       </w:pPr>
       <w:r>
         <w:rPr>
-          <w:rFonts w:ascii="Calibri" w:hAnsi="Calibri"/>
+          <w:rFonts w:ascii="Calibri" w:hAnsi="Calibri" w:cs="Calibri"/>
           <w:b/>
+          <w:i w:val="0"/>
           <w:color w:val="365F91"/>
           <w:sz w:val="28"/>
         </w:rPr>
-        <w:t>1. Market Snapshot — Pre-Market / Macro</w:t>
+        <w:t>1. Market Snapshot — Intraday (Post-Open) / Macro</w:t>
       </w:r>
     </w:p>
     <w:tbl>
       <w:tblPr>
         <w:tblW w:type="auto" w:w="0"/>
-        <w:jc w:val="left"/>
+        <w:tblLayout w:type="fixed"/>
         <w:tblLook w:firstColumn="1" w:firstRow="1" w:lastColumn="0" w:lastRow="0" w:noHBand="0" w:noVBand="1" w:val="04A0"/>
       </w:tblPr>
       <w:tblGrid>
@@ -71,8 +87,8 @@
       <w:tr>
         <w:tc>
           <w:tcPr>
-            <w:tcW w:type="dxa" w:w="2160"/>
-            <w:shd w:fill="1F4E79" w:val="clear"/>
+            <w:tcW w:type="dxa" w:w="2448"/>
+            <w:shd w:val="clear" w:color="auto" w:fill="1F4E79"/>
             <w:tcBorders>
               <w:top w:val="single" w:sz="4" w:color="BFBFBF"/>
               <w:left w:val="single" w:sz="4" w:color="BFBFBF"/>
@@ -82,13 +98,12 @@
             <w:vAlign w:val="center"/>
           </w:tcPr>
           <w:p>
-            <w:pPr>
-              <w:jc w:val="left"/>
-            </w:pPr>
+            <w:r/>
             <w:r>
               <w:rPr>
-                <w:rFonts w:ascii="Calibri" w:hAnsi="Calibri"/>
+                <w:rFonts w:ascii="Calibri" w:hAnsi="Calibri" w:cs="Calibri"/>
                 <w:b/>
+                <w:i w:val="0"/>
                 <w:color w:val="FFFFFF"/>
                 <w:sz w:val="20"/>
               </w:rPr>
@@ -99,7 +114,7 @@
         <w:tc>
           <w:tcPr>
             <w:tcW w:type="dxa" w:w="2016"/>
-            <w:shd w:fill="1F4E79" w:val="clear"/>
+            <w:shd w:val="clear" w:color="auto" w:fill="1F4E79"/>
             <w:tcBorders>
               <w:top w:val="single" w:sz="4" w:color="BFBFBF"/>
               <w:left w:val="single" w:sz="4" w:color="BFBFBF"/>
@@ -109,13 +124,12 @@
             <w:vAlign w:val="center"/>
           </w:tcPr>
           <w:p>
-            <w:pPr>
-              <w:jc w:val="left"/>
-            </w:pPr>
+            <w:r/>
             <w:r>
               <w:rPr>
-                <w:rFonts w:ascii="Calibri" w:hAnsi="Calibri"/>
+                <w:rFonts w:ascii="Calibri" w:hAnsi="Calibri" w:cs="Calibri"/>
                 <w:b/>
+                <w:i w:val="0"/>
                 <w:color w:val="FFFFFF"/>
                 <w:sz w:val="20"/>
               </w:rPr>
@@ -125,8 +139,8 @@
         </w:tc>
         <w:tc>
           <w:tcPr>
-            <w:tcW w:type="dxa" w:w="3456"/>
-            <w:shd w:fill="1F4E79" w:val="clear"/>
+            <w:tcW w:type="dxa" w:w="2448"/>
+            <w:shd w:val="clear" w:color="auto" w:fill="1F4E79"/>
             <w:tcBorders>
               <w:top w:val="single" w:sz="4" w:color="BFBFBF"/>
               <w:left w:val="single" w:sz="4" w:color="BFBFBF"/>
@@ -136,13 +150,12 @@
             <w:vAlign w:val="center"/>
           </w:tcPr>
           <w:p>
-            <w:pPr>
-              <w:jc w:val="left"/>
-            </w:pPr>
+            <w:r/>
             <w:r>
               <w:rPr>
-                <w:rFonts w:ascii="Calibri" w:hAnsi="Calibri"/>
+                <w:rFonts w:ascii="Calibri" w:hAnsi="Calibri" w:cs="Calibri"/>
                 <w:b/>
+                <w:i w:val="0"/>
                 <w:color w:val="FFFFFF"/>
                 <w:sz w:val="20"/>
               </w:rPr>
@@ -153,7 +166,7 @@
         <w:tc>
           <w:tcPr>
             <w:tcW w:type="dxa" w:w="1296"/>
-            <w:shd w:fill="1F4E79" w:val="clear"/>
+            <w:shd w:val="clear" w:color="auto" w:fill="1F4E79"/>
             <w:tcBorders>
               <w:top w:val="single" w:sz="4" w:color="BFBFBF"/>
               <w:left w:val="single" w:sz="4" w:color="BFBFBF"/>
@@ -163,13 +176,12 @@
             <w:vAlign w:val="center"/>
           </w:tcPr>
           <w:p>
-            <w:pPr>
-              <w:jc w:val="left"/>
-            </w:pPr>
+            <w:r/>
             <w:r>
               <w:rPr>
-                <w:rFonts w:ascii="Calibri" w:hAnsi="Calibri"/>
+                <w:rFonts w:ascii="Calibri" w:hAnsi="Calibri" w:cs="Calibri"/>
                 <w:b/>
+                <w:i w:val="0"/>
                 <w:color w:val="FFFFFF"/>
                 <w:sz w:val="20"/>
               </w:rPr>
@@ -181,7 +193,7 @@
       <w:tr>
         <w:tc>
           <w:tcPr>
-            <w:tcW w:type="dxa" w:w="2160"/>
+            <w:tcW w:type="dxa" w:w="2448"/>
             <w:tcBorders>
               <w:top w:val="single" w:sz="4" w:color="BFBFBF"/>
               <w:left w:val="single" w:sz="4" w:color="BFBFBF"/>
@@ -191,12 +203,15 @@
             <w:vAlign w:val="top"/>
           </w:tcPr>
           <w:p>
+            <w:r/>
             <w:r>
               <w:rPr>
-                <w:rFonts w:ascii="Calibri" w:hAnsi="Calibri"/>
+                <w:rFonts w:ascii="Calibri" w:hAnsi="Calibri" w:cs="Calibri"/>
+                <w:b w:val="0"/>
+                <w:i w:val="0"/>
                 <w:sz w:val="18"/>
               </w:rPr>
-              <w:t>S&amp;P 500 e-minis</w:t>
+              <w:t>S&amp;P 500 (cash)</w:t>
             </w:r>
           </w:p>
         </w:tc>
@@ -212,18 +227,21 @@
             <w:vAlign w:val="top"/>
           </w:tcPr>
           <w:p>
+            <w:r/>
             <w:r>
               <w:rPr>
-                <w:rFonts w:ascii="Calibri" w:hAnsi="Calibri"/>
+                <w:rFonts w:ascii="Consolas" w:hAnsi="Consolas" w:cs="Consolas"/>
+                <w:b w:val="0"/>
+                <w:i w:val="0"/>
                 <w:sz w:val="18"/>
               </w:rPr>
-              <w:t>7,490.50</w:t>
+              <w:t>7,465.35</w:t>
             </w:r>
           </w:p>
         </w:tc>
         <w:tc>
           <w:tcPr>
-            <w:tcW w:type="dxa" w:w="3456"/>
+            <w:tcW w:type="dxa" w:w="2448"/>
             <w:tcBorders>
               <w:top w:val="single" w:sz="4" w:color="BFBFBF"/>
               <w:left w:val="single" w:sz="4" w:color="BFBFBF"/>
@@ -233,12 +251,15 @@
             <w:vAlign w:val="top"/>
           </w:tcPr>
           <w:p>
+            <w:r/>
             <w:r>
               <w:rPr>
-                <w:rFonts w:ascii="Calibri" w:hAnsi="Calibri"/>
+                <w:rFonts w:ascii="Consolas" w:hAnsi="Consolas" w:cs="Consolas"/>
+                <w:b w:val="0"/>
+                <w:i w:val="0"/>
                 <w:sz w:val="18"/>
               </w:rPr>
-              <w:t>+21.00 / +0.28%</w:t>
+              <w:t>+0.28%</w:t>
             </w:r>
           </w:p>
         </w:tc>
@@ -254,9 +275,12 @@
             <w:vAlign w:val="top"/>
           </w:tcPr>
           <w:p>
+            <w:r/>
             <w:r>
               <w:rPr>
-                <w:rFonts w:ascii="Calibri" w:hAnsi="Calibri"/>
+                <w:rFonts w:ascii="Calibri" w:hAnsi="Calibri" w:cs="Calibri"/>
+                <w:b w:val="0"/>
+                <w:i w:val="0"/>
                 <w:sz w:val="18"/>
               </w:rPr>
               <w:t>SOURCED</w:t>
@@ -267,7 +291,7 @@
       <w:tr>
         <w:tc>
           <w:tcPr>
-            <w:tcW w:type="dxa" w:w="2160"/>
+            <w:tcW w:type="dxa" w:w="2448"/>
             <w:tcBorders>
               <w:top w:val="single" w:sz="4" w:color="BFBFBF"/>
               <w:left w:val="single" w:sz="4" w:color="BFBFBF"/>
@@ -277,12 +301,15 @@
             <w:vAlign w:val="top"/>
           </w:tcPr>
           <w:p>
+            <w:r/>
             <w:r>
               <w:rPr>
-                <w:rFonts w:ascii="Calibri" w:hAnsi="Calibri"/>
+                <w:rFonts w:ascii="Calibri" w:hAnsi="Calibri" w:cs="Calibri"/>
+                <w:b w:val="0"/>
+                <w:i w:val="0"/>
                 <w:sz w:val="18"/>
               </w:rPr>
-              <w:t>Nasdaq 100 e-minis</w:t>
+              <w:t>Nasdaq Composite</w:t>
             </w:r>
           </w:p>
         </w:tc>
@@ -298,18 +325,21 @@
             <w:vAlign w:val="top"/>
           </w:tcPr>
           <w:p>
+            <w:r/>
             <w:r>
               <w:rPr>
-                <w:rFonts w:ascii="Calibri" w:hAnsi="Calibri"/>
+                <w:rFonts w:ascii="Consolas" w:hAnsi="Consolas" w:cs="Consolas"/>
+                <w:b w:val="0"/>
+                <w:i w:val="0"/>
                 <w:sz w:val="18"/>
               </w:rPr>
-              <w:t>29,548.25</w:t>
+              <w:t>26,445.35</w:t>
             </w:r>
           </w:p>
         </w:tc>
         <w:tc>
           <w:tcPr>
-            <w:tcW w:type="dxa" w:w="3456"/>
+            <w:tcW w:type="dxa" w:w="2448"/>
             <w:tcBorders>
               <w:top w:val="single" w:sz="4" w:color="BFBFBF"/>
               <w:left w:val="single" w:sz="4" w:color="BFBFBF"/>
@@ -319,12 +349,15 @@
             <w:vAlign w:val="top"/>
           </w:tcPr>
           <w:p>
+            <w:r/>
             <w:r>
               <w:rPr>
-                <w:rFonts w:ascii="Calibri" w:hAnsi="Calibri"/>
+                <w:rFonts w:ascii="Consolas" w:hAnsi="Consolas" w:cs="Consolas"/>
+                <w:b w:val="0"/>
+                <w:i w:val="0"/>
                 <w:sz w:val="18"/>
               </w:rPr>
-              <w:t>+69.00 / +0.23%</w:t>
+              <w:t>+0.16%</w:t>
             </w:r>
           </w:p>
         </w:tc>
@@ -340,9 +373,12 @@
             <w:vAlign w:val="top"/>
           </w:tcPr>
           <w:p>
+            <w:r/>
             <w:r>
               <w:rPr>
-                <w:rFonts w:ascii="Calibri" w:hAnsi="Calibri"/>
+                <w:rFonts w:ascii="Calibri" w:hAnsi="Calibri" w:cs="Calibri"/>
+                <w:b w:val="0"/>
+                <w:i w:val="0"/>
                 <w:sz w:val="18"/>
               </w:rPr>
               <w:t>SOURCED</w:t>
@@ -353,7 +389,7 @@
       <w:tr>
         <w:tc>
           <w:tcPr>
-            <w:tcW w:type="dxa" w:w="2160"/>
+            <w:tcW w:type="dxa" w:w="2448"/>
             <w:tcBorders>
               <w:top w:val="single" w:sz="4" w:color="BFBFBF"/>
               <w:left w:val="single" w:sz="4" w:color="BFBFBF"/>
@@ -363,12 +399,15 @@
             <w:vAlign w:val="top"/>
           </w:tcPr>
           <w:p>
+            <w:r/>
             <w:r>
               <w:rPr>
-                <w:rFonts w:ascii="Calibri" w:hAnsi="Calibri"/>
+                <w:rFonts w:ascii="Calibri" w:hAnsi="Calibri" w:cs="Calibri"/>
+                <w:b w:val="0"/>
+                <w:i w:val="0"/>
                 <w:sz w:val="18"/>
               </w:rPr>
-              <w:t>Dow futures</w:t>
+              <w:t>Dow Industrials</w:t>
             </w:r>
           </w:p>
         </w:tc>
@@ -384,18 +423,21 @@
             <w:vAlign w:val="top"/>
           </w:tcPr>
           <w:p>
+            <w:r/>
             <w:r>
               <w:rPr>
-                <w:rFonts w:ascii="Calibri" w:hAnsi="Calibri"/>
+                <w:rFonts w:ascii="Consolas" w:hAnsi="Consolas" w:cs="Consolas"/>
+                <w:b w:val="0"/>
+                <w:i w:val="0"/>
                 <w:sz w:val="18"/>
               </w:rPr>
-              <w:t>50,139</w:t>
+              <w:t>50,079.71</w:t>
             </w:r>
           </w:p>
         </w:tc>
         <w:tc>
           <w:tcPr>
-            <w:tcW w:type="dxa" w:w="3456"/>
+            <w:tcW w:type="dxa" w:w="2448"/>
             <w:tcBorders>
               <w:top w:val="single" w:sz="4" w:color="BFBFBF"/>
               <w:left w:val="single" w:sz="4" w:color="BFBFBF"/>
@@ -405,12 +447,15 @@
             <w:vAlign w:val="top"/>
           </w:tcPr>
           <w:p>
+            <w:r/>
             <w:r>
               <w:rPr>
-                <w:rFonts w:ascii="Calibri" w:hAnsi="Calibri"/>
+                <w:rFonts w:ascii="Consolas" w:hAnsi="Consolas" w:cs="Consolas"/>
+                <w:b w:val="0"/>
+                <w:i w:val="0"/>
                 <w:sz w:val="18"/>
               </w:rPr>
-              <w:t>+347 / +0.70%</w:t>
+              <w:t>+0.78% (+373)</w:t>
             </w:r>
           </w:p>
         </w:tc>
@@ -426,9 +471,12 @@
             <w:vAlign w:val="top"/>
           </w:tcPr>
           <w:p>
+            <w:r/>
             <w:r>
               <w:rPr>
-                <w:rFonts w:ascii="Calibri" w:hAnsi="Calibri"/>
+                <w:rFonts w:ascii="Calibri" w:hAnsi="Calibri" w:cs="Calibri"/>
+                <w:b w:val="0"/>
+                <w:i w:val="0"/>
                 <w:sz w:val="18"/>
               </w:rPr>
               <w:t>SOURCED</w:t>
@@ -439,7 +487,7 @@
       <w:tr>
         <w:tc>
           <w:tcPr>
-            <w:tcW w:type="dxa" w:w="2160"/>
+            <w:tcW w:type="dxa" w:w="2448"/>
             <w:tcBorders>
               <w:top w:val="single" w:sz="4" w:color="BFBFBF"/>
               <w:left w:val="single" w:sz="4" w:color="BFBFBF"/>
@@ -449,12 +497,15 @@
             <w:vAlign w:val="top"/>
           </w:tcPr>
           <w:p>
+            <w:r/>
             <w:r>
               <w:rPr>
-                <w:rFonts w:ascii="Calibri" w:hAnsi="Calibri"/>
+                <w:rFonts w:ascii="Calibri" w:hAnsi="Calibri" w:cs="Calibri"/>
+                <w:b w:val="0"/>
+                <w:i w:val="0"/>
                 <w:sz w:val="18"/>
               </w:rPr>
-              <w:t>WTI crude (front)</w:t>
+              <w:t>WTI crude</w:t>
             </w:r>
           </w:p>
         </w:tc>
@@ -470,18 +521,21 @@
             <w:vAlign w:val="top"/>
           </w:tcPr>
           <w:p>
+            <w:r/>
             <w:r>
               <w:rPr>
-                <w:rFonts w:ascii="Calibri" w:hAnsi="Calibri"/>
+                <w:rFonts w:ascii="Consolas" w:hAnsi="Consolas" w:cs="Consolas"/>
+                <w:b w:val="0"/>
+                <w:i w:val="0"/>
                 <w:sz w:val="18"/>
               </w:rPr>
-              <w:t>≈$102/bbl</w:t>
+              <w:t>$101.04</w:t>
             </w:r>
           </w:p>
         </w:tc>
         <w:tc>
           <w:tcPr>
-            <w:tcW w:type="dxa" w:w="3456"/>
+            <w:tcW w:type="dxa" w:w="2448"/>
             <w:tcBorders>
               <w:top w:val="single" w:sz="4" w:color="BFBFBF"/>
               <w:left w:val="single" w:sz="4" w:color="BFBFBF"/>
@@ -491,12 +545,15 @@
             <w:vAlign w:val="top"/>
           </w:tcPr>
           <w:p>
+            <w:r/>
             <w:r>
               <w:rPr>
-                <w:rFonts w:ascii="Calibri" w:hAnsi="Calibri"/>
+                <w:rFonts w:ascii="Consolas" w:hAnsi="Consolas" w:cs="Consolas"/>
+                <w:b w:val="0"/>
+                <w:i w:val="0"/>
                 <w:sz w:val="18"/>
               </w:rPr>
-              <w:t>Wed -7.6% pullback off prior rally</w:t>
+              <w:t>approx. flat</w:t>
             </w:r>
           </w:p>
         </w:tc>
@@ -512,9 +569,12 @@
             <w:vAlign w:val="top"/>
           </w:tcPr>
           <w:p>
+            <w:r/>
             <w:r>
               <w:rPr>
-                <w:rFonts w:ascii="Calibri" w:hAnsi="Calibri"/>
+                <w:rFonts w:ascii="Calibri" w:hAnsi="Calibri" w:cs="Calibri"/>
+                <w:b w:val="0"/>
+                <w:i w:val="0"/>
                 <w:sz w:val="18"/>
               </w:rPr>
               <w:t>SOURCED</w:t>
@@ -525,7 +585,7 @@
       <w:tr>
         <w:tc>
           <w:tcPr>
-            <w:tcW w:type="dxa" w:w="2160"/>
+            <w:tcW w:type="dxa" w:w="2448"/>
             <w:tcBorders>
               <w:top w:val="single" w:sz="4" w:color="BFBFBF"/>
               <w:left w:val="single" w:sz="4" w:color="BFBFBF"/>
@@ -535,9 +595,12 @@
             <w:vAlign w:val="top"/>
           </w:tcPr>
           <w:p>
+            <w:r/>
             <w:r>
               <w:rPr>
-                <w:rFonts w:ascii="Calibri" w:hAnsi="Calibri"/>
+                <w:rFonts w:ascii="Calibri" w:hAnsi="Calibri" w:cs="Calibri"/>
+                <w:b w:val="0"/>
+                <w:i w:val="0"/>
                 <w:sz w:val="18"/>
               </w:rPr>
               <w:t>Brent crude</w:t>
@@ -556,18 +619,21 @@
             <w:vAlign w:val="top"/>
           </w:tcPr>
           <w:p>
+            <w:r/>
             <w:r>
               <w:rPr>
-                <w:rFonts w:ascii="Calibri" w:hAnsi="Calibri"/>
+                <w:rFonts w:ascii="Consolas" w:hAnsi="Consolas" w:cs="Consolas"/>
+                <w:b w:val="0"/>
+                <w:i w:val="0"/>
                 <w:sz w:val="18"/>
               </w:rPr>
-              <w:t>≈$105/bbl</w:t>
+              <w:t>$104.80</w:t>
             </w:r>
           </w:p>
         </w:tc>
         <w:tc>
           <w:tcPr>
-            <w:tcW w:type="dxa" w:w="3456"/>
+            <w:tcW w:type="dxa" w:w="2448"/>
             <w:tcBorders>
               <w:top w:val="single" w:sz="4" w:color="BFBFBF"/>
               <w:left w:val="single" w:sz="4" w:color="BFBFBF"/>
@@ -577,12 +643,15 @@
             <w:vAlign w:val="top"/>
           </w:tcPr>
           <w:p>
+            <w:r/>
             <w:r>
               <w:rPr>
-                <w:rFonts w:ascii="Calibri" w:hAnsi="Calibri"/>
+                <w:rFonts w:ascii="Consolas" w:hAnsi="Consolas" w:cs="Consolas"/>
+                <w:b w:val="0"/>
+                <w:i w:val="0"/>
                 <w:sz w:val="18"/>
               </w:rPr>
-              <w:t>Range-bound; Hormuz risk premium intact</w:t>
+              <w:t>approx. flat</w:t>
             </w:r>
           </w:p>
         </w:tc>
@@ -598,9 +667,12 @@
             <w:vAlign w:val="top"/>
           </w:tcPr>
           <w:p>
+            <w:r/>
             <w:r>
               <w:rPr>
-                <w:rFonts w:ascii="Calibri" w:hAnsi="Calibri"/>
+                <w:rFonts w:ascii="Calibri" w:hAnsi="Calibri" w:cs="Calibri"/>
+                <w:b w:val="0"/>
+                <w:i w:val="0"/>
                 <w:sz w:val="18"/>
               </w:rPr>
               <w:t>SOURCED</w:t>
@@ -611,7 +683,7 @@
       <w:tr>
         <w:tc>
           <w:tcPr>
-            <w:tcW w:type="dxa" w:w="2160"/>
+            <w:tcW w:type="dxa" w:w="2448"/>
             <w:tcBorders>
               <w:top w:val="single" w:sz="4" w:color="BFBFBF"/>
               <w:left w:val="single" w:sz="4" w:color="BFBFBF"/>
@@ -621,12 +693,15 @@
             <w:vAlign w:val="top"/>
           </w:tcPr>
           <w:p>
+            <w:r/>
             <w:r>
               <w:rPr>
-                <w:rFonts w:ascii="Calibri" w:hAnsi="Calibri"/>
+                <w:rFonts w:ascii="Calibri" w:hAnsi="Calibri" w:cs="Calibri"/>
+                <w:b w:val="0"/>
+                <w:i w:val="0"/>
                 <w:sz w:val="18"/>
               </w:rPr>
-              <w:t>April CPI (May 12)</w:t>
+              <w:t>10Y UST yield</w:t>
             </w:r>
           </w:p>
         </w:tc>
@@ -642,18 +717,21 @@
             <w:vAlign w:val="top"/>
           </w:tcPr>
           <w:p>
+            <w:r/>
             <w:r>
               <w:rPr>
-                <w:rFonts w:ascii="Calibri" w:hAnsi="Calibri"/>
+                <w:rFonts w:ascii="Consolas" w:hAnsi="Consolas" w:cs="Consolas"/>
+                <w:b w:val="0"/>
+                <w:i w:val="0"/>
                 <w:sz w:val="18"/>
               </w:rPr>
-              <w:t>+0.6% m/m / +3.8% y/y</w:t>
+              <w:t>~4.62%</w:t>
             </w:r>
           </w:p>
         </w:tc>
         <w:tc>
           <w:tcPr>
-            <w:tcW w:type="dxa" w:w="3456"/>
+            <w:tcW w:type="dxa" w:w="2448"/>
             <w:tcBorders>
               <w:top w:val="single" w:sz="4" w:color="BFBFBF"/>
               <w:left w:val="single" w:sz="4" w:color="BFBFBF"/>
@@ -663,12 +741,15 @@
             <w:vAlign w:val="top"/>
           </w:tcPr>
           <w:p>
+            <w:r/>
             <w:r>
               <w:rPr>
-                <w:rFonts w:ascii="Calibri" w:hAnsi="Calibri"/>
+                <w:rFonts w:ascii="Consolas" w:hAnsi="Consolas" w:cs="Consolas"/>
+                <w:b w:val="0"/>
+                <w:i w:val="0"/>
                 <w:sz w:val="18"/>
               </w:rPr>
-              <w:t>Headline highest since May 2023</w:t>
+              <w:t>+3 bps (Wed)</w:t>
             </w:r>
           </w:p>
         </w:tc>
@@ -684,9 +765,12 @@
             <w:vAlign w:val="top"/>
           </w:tcPr>
           <w:p>
+            <w:r/>
             <w:r>
               <w:rPr>
-                <w:rFonts w:ascii="Calibri" w:hAnsi="Calibri"/>
+                <w:rFonts w:ascii="Calibri" w:hAnsi="Calibri" w:cs="Calibri"/>
+                <w:b w:val="0"/>
+                <w:i w:val="0"/>
                 <w:sz w:val="18"/>
               </w:rPr>
               <w:t>SOURCED</w:t>
@@ -697,7 +781,7 @@
       <w:tr>
         <w:tc>
           <w:tcPr>
-            <w:tcW w:type="dxa" w:w="2160"/>
+            <w:tcW w:type="dxa" w:w="2448"/>
             <w:tcBorders>
               <w:top w:val="single" w:sz="4" w:color="BFBFBF"/>
               <w:left w:val="single" w:sz="4" w:color="BFBFBF"/>
@@ -707,12 +791,15 @@
             <w:vAlign w:val="top"/>
           </w:tcPr>
           <w:p>
+            <w:r/>
             <w:r>
               <w:rPr>
-                <w:rFonts w:ascii="Calibri" w:hAnsi="Calibri"/>
+                <w:rFonts w:ascii="Calibri" w:hAnsi="Calibri" w:cs="Calibri"/>
+                <w:b w:val="0"/>
+                <w:i w:val="0"/>
                 <w:sz w:val="18"/>
               </w:rPr>
-              <w:t>April PPI (May 14)</w:t>
+              <w:t>DXY</w:t>
             </w:r>
           </w:p>
         </w:tc>
@@ -728,18 +815,21 @@
             <w:vAlign w:val="top"/>
           </w:tcPr>
           <w:p>
+            <w:r/>
             <w:r>
               <w:rPr>
-                <w:rFonts w:ascii="Calibri" w:hAnsi="Calibri"/>
+                <w:rFonts w:ascii="Consolas" w:hAnsi="Consolas" w:cs="Consolas"/>
+                <w:b w:val="0"/>
+                <w:i w:val="0"/>
                 <w:sz w:val="18"/>
               </w:rPr>
-              <w:t>+1.4% m/m / +6.0% y/y</w:t>
+              <w:t>~100.75</w:t>
             </w:r>
           </w:p>
         </w:tc>
         <w:tc>
           <w:tcPr>
-            <w:tcW w:type="dxa" w:w="3456"/>
+            <w:tcW w:type="dxa" w:w="2448"/>
             <w:tcBorders>
               <w:top w:val="single" w:sz="4" w:color="BFBFBF"/>
               <w:left w:val="single" w:sz="4" w:color="BFBFBF"/>
@@ -749,12 +839,15 @@
             <w:vAlign w:val="top"/>
           </w:tcPr>
           <w:p>
+            <w:r/>
             <w:r>
               <w:rPr>
-                <w:rFonts w:ascii="Calibri" w:hAnsi="Calibri"/>
+                <w:rFonts w:ascii="Consolas" w:hAnsi="Consolas" w:cs="Consolas"/>
+                <w:b w:val="0"/>
+                <w:i w:val="0"/>
                 <w:sz w:val="18"/>
               </w:rPr>
-              <w:t>Largest m/m since Mar 2022</w:t>
+              <w:t>+0.12 (Wed)</w:t>
             </w:r>
           </w:p>
         </w:tc>
@@ -770,9 +863,12 @@
             <w:vAlign w:val="top"/>
           </w:tcPr>
           <w:p>
+            <w:r/>
             <w:r>
               <w:rPr>
-                <w:rFonts w:ascii="Calibri" w:hAnsi="Calibri"/>
+                <w:rFonts w:ascii="Calibri" w:hAnsi="Calibri" w:cs="Calibri"/>
+                <w:b w:val="0"/>
+                <w:i w:val="0"/>
                 <w:sz w:val="18"/>
               </w:rPr>
               <w:t>SOURCED</w:t>
@@ -787,12 +883,21 @@
       </w:pPr>
       <w:r>
         <w:rPr>
-          <w:rFonts w:ascii="Calibri" w:hAnsi="Calibri"/>
+          <w:rFonts w:ascii="Calibri" w:hAnsi="Calibri" w:cs="Calibri"/>
+          <w:b/>
+          <w:i w:val="0"/>
+          <w:sz w:val="20"/>
+        </w:rPr>
+        <w:t xml:space="preserve">Macro lens. </w:t>
+      </w:r>
+      <w:r>
+        <w:rPr>
+          <w:rFonts w:ascii="Calibri" w:hAnsi="Calibri" w:cs="Calibri"/>
           <w:b w:val="0"/>
           <w:i w:val="0"/>
           <w:sz w:val="20"/>
         </w:rPr>
-        <w:t>Macro lens. Two hot prints in three sessions reset the rate path: April CPI re-accelerated to +3.8% y/y (energy +3.8% m/m, gasoline +28.4% y/y), and today's PPI printed +1.4% m/m — the largest monthly advance since March 2022. CME-implied probability of zero 2026 rate cuts now sits near 62%; rate-hike odds by year-end have risen to roughly 39%. Kevin Warsh was confirmed Fed Chair Wednesday 54-45, the closest modern-era vote; his first FOMC is June 16–17. Despite the macro setup, the tape made fresh record highs Wednesday and is bid again pre-open on a US–China thaw narrative — Trump arrived in Beijing with Huang, Musk, and Cook; Commerce reportedly approved ~10 Chinese firms to purchase NVDA H200 chips. Net read: hawkish-data / risk-on-tape divergence remains wide; portfolio remains in reactive posture with cash at the 15.0% floor.</w:t>
+        <w:t>Two hot prints in three sessions (April CPI +3.8% y/y on May 12; April PPI +1.4% m/m / +6.0% y/y on May 13) reset the rate path: CME pricing puts ~62% odds on zero 2026 Fed cuts. Kevin Warsh confirmed Fed Chair on May 13 (54-45 — closest modern-era vote); first FOMC June 16–17. Today at 8:30 ET: April retail sales +0.5% m/m (vs March revised +1.6%), ex-gas +0.3% — consumer growth decelerating; initial jobless claims 211k vs cons 205k. Tape opened constructive on Cisco +15% (raised AI guide; FY26 AI orders $5B→$9B) and continued US–China summit / NVDA H200 export-approval narrative. WTI holds $100+ with Hormuz risk premium intact.</w:t>
       </w:r>
     </w:p>
     <w:p>
@@ -801,8 +906,9 @@
       </w:pPr>
       <w:r>
         <w:rPr>
-          <w:rFonts w:ascii="Calibri" w:hAnsi="Calibri"/>
+          <w:rFonts w:ascii="Calibri" w:hAnsi="Calibri" w:cs="Calibri"/>
           <w:b/>
+          <w:i w:val="0"/>
           <w:color w:val="365F91"/>
           <w:sz w:val="28"/>
         </w:rPr>
@@ -812,7 +918,7 @@
     <w:tbl>
       <w:tblPr>
         <w:tblW w:type="auto" w:w="0"/>
-        <w:jc w:val="left"/>
+        <w:tblLayout w:type="fixed"/>
         <w:tblLook w:firstColumn="1" w:firstRow="1" w:lastColumn="0" w:lastRow="0" w:noHBand="0" w:noVBand="1" w:val="04A0"/>
       </w:tblPr>
       <w:tblGrid>
@@ -824,8 +930,8 @@
       <w:tr>
         <w:tc>
           <w:tcPr>
-            <w:tcW w:type="dxa" w:w="1872"/>
-            <w:shd w:fill="1F4E79" w:val="clear"/>
+            <w:tcW w:type="dxa" w:w="2016"/>
+            <w:shd w:val="clear" w:color="auto" w:fill="1F4E79"/>
             <w:tcBorders>
               <w:top w:val="single" w:sz="4" w:color="BFBFBF"/>
               <w:left w:val="single" w:sz="4" w:color="BFBFBF"/>
@@ -835,13 +941,12 @@
             <w:vAlign w:val="center"/>
           </w:tcPr>
           <w:p>
-            <w:pPr>
-              <w:jc w:val="left"/>
-            </w:pPr>
+            <w:r/>
             <w:r>
               <w:rPr>
-                <w:rFonts w:ascii="Calibri" w:hAnsi="Calibri"/>
+                <w:rFonts w:ascii="Calibri" w:hAnsi="Calibri" w:cs="Calibri"/>
                 <w:b/>
+                <w:i w:val="0"/>
                 <w:color w:val="FFFFFF"/>
                 <w:sz w:val="20"/>
               </w:rPr>
@@ -851,8 +956,8 @@
         </w:tc>
         <w:tc>
           <w:tcPr>
-            <w:tcW w:type="dxa" w:w="864"/>
-            <w:shd w:fill="1F4E79" w:val="clear"/>
+            <w:tcW w:type="dxa" w:w="1440"/>
+            <w:shd w:val="clear" w:color="auto" w:fill="1F4E79"/>
             <w:tcBorders>
               <w:top w:val="single" w:sz="4" w:color="BFBFBF"/>
               <w:left w:val="single" w:sz="4" w:color="BFBFBF"/>
@@ -862,13 +967,12 @@
             <w:vAlign w:val="center"/>
           </w:tcPr>
           <w:p>
-            <w:pPr>
-              <w:jc w:val="left"/>
-            </w:pPr>
+            <w:r/>
             <w:r>
               <w:rPr>
-                <w:rFonts w:ascii="Calibri" w:hAnsi="Calibri"/>
+                <w:rFonts w:ascii="Calibri" w:hAnsi="Calibri" w:cs="Calibri"/>
                 <w:b/>
+                <w:i w:val="0"/>
                 <w:color w:val="FFFFFF"/>
                 <w:sz w:val="20"/>
               </w:rPr>
@@ -878,8 +982,8 @@
         </w:tc>
         <w:tc>
           <w:tcPr>
-            <w:tcW w:type="dxa" w:w="5040"/>
-            <w:shd w:fill="1F4E79" w:val="clear"/>
+            <w:tcW w:type="dxa" w:w="5328"/>
+            <w:shd w:val="clear" w:color="auto" w:fill="1F4E79"/>
             <w:tcBorders>
               <w:top w:val="single" w:sz="4" w:color="BFBFBF"/>
               <w:left w:val="single" w:sz="4" w:color="BFBFBF"/>
@@ -889,13 +993,12 @@
             <w:vAlign w:val="center"/>
           </w:tcPr>
           <w:p>
-            <w:pPr>
-              <w:jc w:val="left"/>
-            </w:pPr>
+            <w:r/>
             <w:r>
               <w:rPr>
-                <w:rFonts w:ascii="Calibri" w:hAnsi="Calibri"/>
+                <w:rFonts w:ascii="Calibri" w:hAnsi="Calibri" w:cs="Calibri"/>
                 <w:b/>
+                <w:i w:val="0"/>
                 <w:color w:val="FFFFFF"/>
                 <w:sz w:val="20"/>
               </w:rPr>
@@ -905,8 +1008,8 @@
         </w:tc>
         <w:tc>
           <w:tcPr>
-            <w:tcW w:type="dxa" w:w="2448"/>
-            <w:shd w:fill="1F4E79" w:val="clear"/>
+            <w:tcW w:type="dxa" w:w="2016"/>
+            <w:shd w:val="clear" w:color="auto" w:fill="1F4E79"/>
             <w:tcBorders>
               <w:top w:val="single" w:sz="4" w:color="BFBFBF"/>
               <w:left w:val="single" w:sz="4" w:color="BFBFBF"/>
@@ -916,13 +1019,12 @@
             <w:vAlign w:val="center"/>
           </w:tcPr>
           <w:p>
-            <w:pPr>
-              <w:jc w:val="left"/>
-            </w:pPr>
+            <w:r/>
             <w:r>
               <w:rPr>
-                <w:rFonts w:ascii="Calibri" w:hAnsi="Calibri"/>
+                <w:rFonts w:ascii="Calibri" w:hAnsi="Calibri" w:cs="Calibri"/>
                 <w:b/>
+                <w:i w:val="0"/>
                 <w:color w:val="FFFFFF"/>
                 <w:sz w:val="20"/>
               </w:rPr>
@@ -934,7 +1036,7 @@
       <w:tr>
         <w:tc>
           <w:tcPr>
-            <w:tcW w:type="dxa" w:w="1872"/>
+            <w:tcW w:type="dxa" w:w="2016"/>
             <w:tcBorders>
               <w:top w:val="single" w:sz="4" w:color="BFBFBF"/>
               <w:left w:val="single" w:sz="4" w:color="BFBFBF"/>
@@ -944,9 +1046,12 @@
             <w:vAlign w:val="top"/>
           </w:tcPr>
           <w:p>
+            <w:r/>
             <w:r>
               <w:rPr>
-                <w:rFonts w:ascii="Calibri" w:hAnsi="Calibri"/>
+                <w:rFonts w:ascii="Calibri" w:hAnsi="Calibri" w:cs="Calibri"/>
+                <w:b w:val="0"/>
+                <w:i w:val="0"/>
                 <w:sz w:val="18"/>
               </w:rPr>
               <w:t>NVDA</w:t>
@@ -955,7 +1060,7 @@
         </w:tc>
         <w:tc>
           <w:tcPr>
-            <w:tcW w:type="dxa" w:w="864"/>
+            <w:tcW w:type="dxa" w:w="1440"/>
             <w:tcBorders>
               <w:top w:val="single" w:sz="4" w:color="BFBFBF"/>
               <w:left w:val="single" w:sz="4" w:color="BFBFBF"/>
@@ -965,9 +1070,12 @@
             <w:vAlign w:val="top"/>
           </w:tcPr>
           <w:p>
+            <w:r/>
             <w:r>
               <w:rPr>
-                <w:rFonts w:ascii="Calibri" w:hAnsi="Calibri"/>
+                <w:rFonts w:ascii="Consolas" w:hAnsi="Consolas" w:cs="Consolas"/>
+                <w:b w:val="0"/>
+                <w:i w:val="0"/>
                 <w:sz w:val="18"/>
               </w:rPr>
               <w:t>6.5%</w:t>
@@ -976,7 +1084,7 @@
         </w:tc>
         <w:tc>
           <w:tcPr>
-            <w:tcW w:type="dxa" w:w="5040"/>
+            <w:tcW w:type="dxa" w:w="5328"/>
             <w:tcBorders>
               <w:top w:val="single" w:sz="4" w:color="BFBFBF"/>
               <w:left w:val="single" w:sz="4" w:color="BFBFBF"/>
@@ -986,18 +1094,21 @@
             <w:vAlign w:val="top"/>
           </w:tcPr>
           <w:p>
+            <w:r/>
             <w:r>
               <w:rPr>
-                <w:rFonts w:ascii="Calibri" w:hAnsi="Calibri"/>
+                <w:rFonts w:ascii="Calibri" w:hAnsi="Calibri" w:cs="Calibri"/>
+                <w:b w:val="0"/>
+                <w:i w:val="0"/>
                 <w:sz w:val="18"/>
               </w:rPr>
-              <w:t>Huang confirmed in Trump Beijing delegation; Commerce approved ~10 Chinese firms (BABA, Tencent, ByteDance, JD) for H200. Stock +3% overnight to $233.22 intraday high; BofA flags first $5.5T mkt-cap print. Q1 FY27 print May 20 AMC (cons rev $78.98B, +79%; adj EPS $1.78).</w:t>
+              <w:t>Huang in Trump Beijing delegation; Commerce approved ~10 Chinese firms (BABA, Tencent, ByteDance, JD, Lenovo, Foxconn) for H200 chips (up to 75k units each; ~1.5M total potential). Overnight high $233.22; intraday $221.57–$227.84. Q1 fiscal 2027 May 20 AMC (cons rev $78.98B +79% y/y; EPS $1.78).</w:t>
             </w:r>
           </w:p>
         </w:tc>
         <w:tc>
           <w:tcPr>
-            <w:tcW w:type="dxa" w:w="2448"/>
+            <w:tcW w:type="dxa" w:w="2016"/>
             <w:tcBorders>
               <w:top w:val="single" w:sz="4" w:color="BFBFBF"/>
               <w:left w:val="single" w:sz="4" w:color="BFBFBF"/>
@@ -1007,9 +1118,12 @@
             <w:vAlign w:val="top"/>
           </w:tcPr>
           <w:p>
+            <w:r/>
             <w:r>
               <w:rPr>
-                <w:rFonts w:ascii="Calibri" w:hAnsi="Calibri"/>
+                <w:rFonts w:ascii="Calibri" w:hAnsi="Calibri" w:cs="Calibri"/>
+                <w:b w:val="0"/>
+                <w:i w:val="0"/>
                 <w:sz w:val="18"/>
               </w:rPr>
               <w:t>HOLD 6.5% — at cap; no add room</w:t>
@@ -1020,7 +1134,7 @@
       <w:tr>
         <w:tc>
           <w:tcPr>
-            <w:tcW w:type="dxa" w:w="1872"/>
+            <w:tcW w:type="dxa" w:w="2016"/>
             <w:tcBorders>
               <w:top w:val="single" w:sz="4" w:color="BFBFBF"/>
               <w:left w:val="single" w:sz="4" w:color="BFBFBF"/>
@@ -1030,9 +1144,12 @@
             <w:vAlign w:val="top"/>
           </w:tcPr>
           <w:p>
+            <w:r/>
             <w:r>
               <w:rPr>
-                <w:rFonts w:ascii="Calibri" w:hAnsi="Calibri"/>
+                <w:rFonts w:ascii="Calibri" w:hAnsi="Calibri" w:cs="Calibri"/>
+                <w:b w:val="0"/>
+                <w:i w:val="0"/>
                 <w:sz w:val="18"/>
               </w:rPr>
               <w:t>MU</w:t>
@@ -1041,7 +1158,7 @@
         </w:tc>
         <w:tc>
           <w:tcPr>
-            <w:tcW w:type="dxa" w:w="864"/>
+            <w:tcW w:type="dxa" w:w="1440"/>
             <w:tcBorders>
               <w:top w:val="single" w:sz="4" w:color="BFBFBF"/>
               <w:left w:val="single" w:sz="4" w:color="BFBFBF"/>
@@ -1051,9 +1168,12 @@
             <w:vAlign w:val="top"/>
           </w:tcPr>
           <w:p>
+            <w:r/>
             <w:r>
               <w:rPr>
-                <w:rFonts w:ascii="Calibri" w:hAnsi="Calibri"/>
+                <w:rFonts w:ascii="Consolas" w:hAnsi="Consolas" w:cs="Consolas"/>
+                <w:b w:val="0"/>
+                <w:i w:val="0"/>
                 <w:sz w:val="18"/>
               </w:rPr>
               <w:t>2.5%</w:t>
@@ -1062,7 +1182,7 @@
         </w:tc>
         <w:tc>
           <w:tcPr>
-            <w:tcW w:type="dxa" w:w="5040"/>
+            <w:tcW w:type="dxa" w:w="5328"/>
             <w:tcBorders>
               <w:top w:val="single" w:sz="4" w:color="BFBFBF"/>
               <w:left w:val="single" w:sz="4" w:color="BFBFBF"/>
@@ -1072,18 +1192,21 @@
             <w:vAlign w:val="top"/>
           </w:tcPr>
           <w:p>
+            <w:r/>
             <w:r>
               <w:rPr>
-                <w:rFonts w:ascii="Calibri" w:hAnsi="Calibri"/>
+                <w:rFonts w:ascii="Calibri" w:hAnsi="Calibri" w:cs="Calibri"/>
+                <w:b w:val="0"/>
+                <w:i w:val="0"/>
                 <w:sz w:val="18"/>
               </w:rPr>
-              <w:t>Up ≈4.2% pre-open on $3.6B dollar-volume semiconductor lead, riding NVDA / ARM supply-cap / CSCO AI-infra signal.</w:t>
+              <w:t>Pre-open +4.2% on $3.6B dollar-volume; semis bid extends post-Cisco AI guide. ARM supply-cap signal additive.</w:t>
             </w:r>
           </w:p>
         </w:tc>
         <w:tc>
           <w:tcPr>
-            <w:tcW w:type="dxa" w:w="2448"/>
+            <w:tcW w:type="dxa" w:w="2016"/>
             <w:tcBorders>
               <w:top w:val="single" w:sz="4" w:color="BFBFBF"/>
               <w:left w:val="single" w:sz="4" w:color="BFBFBF"/>
@@ -1093,9 +1216,12 @@
             <w:vAlign w:val="top"/>
           </w:tcPr>
           <w:p>
+            <w:r/>
             <w:r>
               <w:rPr>
-                <w:rFonts w:ascii="Calibri" w:hAnsi="Calibri"/>
+                <w:rFonts w:ascii="Calibri" w:hAnsi="Calibri" w:cs="Calibri"/>
+                <w:b w:val="0"/>
+                <w:i w:val="0"/>
                 <w:sz w:val="18"/>
               </w:rPr>
               <w:t>HOLD 2.5% — cash floor blocks add</w:t>
@@ -1106,7 +1232,7 @@
       <w:tr>
         <w:tc>
           <w:tcPr>
-            <w:tcW w:type="dxa" w:w="1872"/>
+            <w:tcW w:type="dxa" w:w="2016"/>
             <w:tcBorders>
               <w:top w:val="single" w:sz="4" w:color="BFBFBF"/>
               <w:left w:val="single" w:sz="4" w:color="BFBFBF"/>
@@ -1116,9 +1242,12 @@
             <w:vAlign w:val="top"/>
           </w:tcPr>
           <w:p>
+            <w:r/>
             <w:r>
               <w:rPr>
-                <w:rFonts w:ascii="Calibri" w:hAnsi="Calibri"/>
+                <w:rFonts w:ascii="Calibri" w:hAnsi="Calibri" w:cs="Calibri"/>
+                <w:b w:val="0"/>
+                <w:i w:val="0"/>
                 <w:sz w:val="18"/>
               </w:rPr>
               <w:t>AVGO / MSFT / ORCL / PANW</w:t>
@@ -1127,7 +1256,7 @@
         </w:tc>
         <w:tc>
           <w:tcPr>
-            <w:tcW w:type="dxa" w:w="864"/>
+            <w:tcW w:type="dxa" w:w="1440"/>
             <w:tcBorders>
               <w:top w:val="single" w:sz="4" w:color="BFBFBF"/>
               <w:left w:val="single" w:sz="4" w:color="BFBFBF"/>
@@ -1137,18 +1266,21 @@
             <w:vAlign w:val="top"/>
           </w:tcPr>
           <w:p>
+            <w:r/>
             <w:r>
               <w:rPr>
-                <w:rFonts w:ascii="Calibri" w:hAnsi="Calibri"/>
+                <w:rFonts w:ascii="Consolas" w:hAnsi="Consolas" w:cs="Consolas"/>
+                <w:b w:val="0"/>
+                <w:i w:val="0"/>
                 <w:sz w:val="18"/>
               </w:rPr>
-              <w:t>4.0 / 4.0 / 3.0 / 4.0%</w:t>
+              <w:t>4.0 / 4.0 / 3.0 / 4.0</w:t>
             </w:r>
           </w:p>
         </w:tc>
         <w:tc>
           <w:tcPr>
-            <w:tcW w:type="dxa" w:w="5040"/>
+            <w:tcW w:type="dxa" w:w="5328"/>
             <w:tcBorders>
               <w:top w:val="single" w:sz="4" w:color="BFBFBF"/>
               <w:left w:val="single" w:sz="4" w:color="BFBFBF"/>
@@ -1158,18 +1290,21 @@
             <w:vAlign w:val="top"/>
           </w:tcPr>
           <w:p>
+            <w:r/>
             <w:r>
               <w:rPr>
-                <w:rFonts w:ascii="Calibri" w:hAnsi="Calibri"/>
+                <w:rFonts w:ascii="Calibri" w:hAnsi="Calibri" w:cs="Calibri"/>
+                <w:b w:val="0"/>
+                <w:i w:val="0"/>
                 <w:sz w:val="18"/>
               </w:rPr>
-              <w:t>Cisco Q3 (May 13 AMC) +17% AH on raised AI guidance ($9B FY26 hyperscaler orders, was $5B; FY26 AI rev $4B, was $3B). Positive read-through to held AI-infrastructure complex.</w:t>
+              <w:t>Cisco Q3 (May 13 AMC) confirmed +15% at open after +17% AH on raised AI guide — FY26 AI orders $5B→$9B; FY26 AI rev $3B→$4B. Positive read-through to held AI-infrastructure complex.</w:t>
             </w:r>
           </w:p>
         </w:tc>
         <w:tc>
           <w:tcPr>
-            <w:tcW w:type="dxa" w:w="2448"/>
+            <w:tcW w:type="dxa" w:w="2016"/>
             <w:tcBorders>
               <w:top w:val="single" w:sz="4" w:color="BFBFBF"/>
               <w:left w:val="single" w:sz="4" w:color="BFBFBF"/>
@@ -1179,12 +1314,15 @@
             <w:vAlign w:val="top"/>
           </w:tcPr>
           <w:p>
+            <w:r/>
             <w:r>
               <w:rPr>
-                <w:rFonts w:ascii="Calibri" w:hAnsi="Calibri"/>
+                <w:rFonts w:ascii="Calibri" w:hAnsi="Calibri" w:cs="Calibri"/>
+                <w:b w:val="0"/>
+                <w:i w:val="0"/>
                 <w:sz w:val="18"/>
               </w:rPr>
-              <w:t>HOLD all — thesis intact</w:t>
+              <w:t>HOLD all</w:t>
             </w:r>
           </w:p>
         </w:tc>
@@ -1192,7 +1330,7 @@
       <w:tr>
         <w:tc>
           <w:tcPr>
-            <w:tcW w:type="dxa" w:w="1872"/>
+            <w:tcW w:type="dxa" w:w="2016"/>
             <w:tcBorders>
               <w:top w:val="single" w:sz="4" w:color="BFBFBF"/>
               <w:left w:val="single" w:sz="4" w:color="BFBFBF"/>
@@ -1202,9 +1340,12 @@
             <w:vAlign w:val="top"/>
           </w:tcPr>
           <w:p>
+            <w:r/>
             <w:r>
               <w:rPr>
-                <w:rFonts w:ascii="Calibri" w:hAnsi="Calibri"/>
+                <w:rFonts w:ascii="Calibri" w:hAnsi="Calibri" w:cs="Calibri"/>
+                <w:b w:val="0"/>
+                <w:i w:val="0"/>
                 <w:sz w:val="18"/>
               </w:rPr>
               <w:t>TSM</w:t>
@@ -1213,7 +1354,7 @@
         </w:tc>
         <w:tc>
           <w:tcPr>
-            <w:tcW w:type="dxa" w:w="864"/>
+            <w:tcW w:type="dxa" w:w="1440"/>
             <w:tcBorders>
               <w:top w:val="single" w:sz="4" w:color="BFBFBF"/>
               <w:left w:val="single" w:sz="4" w:color="BFBFBF"/>
@@ -1223,9 +1364,12 @@
             <w:vAlign w:val="top"/>
           </w:tcPr>
           <w:p>
+            <w:r/>
             <w:r>
               <w:rPr>
-                <w:rFonts w:ascii="Calibri" w:hAnsi="Calibri"/>
+                <w:rFonts w:ascii="Consolas" w:hAnsi="Consolas" w:cs="Consolas"/>
+                <w:b w:val="0"/>
+                <w:i w:val="0"/>
                 <w:sz w:val="18"/>
               </w:rPr>
               <w:t>3.0%</w:t>
@@ -1234,7 +1378,7 @@
         </w:tc>
         <w:tc>
           <w:tcPr>
-            <w:tcW w:type="dxa" w:w="5040"/>
+            <w:tcW w:type="dxa" w:w="5328"/>
             <w:tcBorders>
               <w:top w:val="single" w:sz="4" w:color="BFBFBF"/>
               <w:left w:val="single" w:sz="4" w:color="BFBFBF"/>
@@ -1244,18 +1388,21 @@
             <w:vAlign w:val="top"/>
           </w:tcPr>
           <w:p>
+            <w:r/>
             <w:r>
               <w:rPr>
-                <w:rFonts w:ascii="Calibri" w:hAnsi="Calibri"/>
+                <w:rFonts w:ascii="Calibri" w:hAnsi="Calibri" w:cs="Calibri"/>
+                <w:b w:val="0"/>
+                <w:i w:val="0"/>
                 <w:sz w:val="18"/>
               </w:rPr>
-              <w:t>Pre-mkt tech bid; foundry read-through from US-China tech-thaw narrative and H200 export-approval news.</w:t>
+              <w:t>Foundry read-through from US–China tech-thaw narrative; tech bid intact at open.</w:t>
             </w:r>
           </w:p>
         </w:tc>
         <w:tc>
           <w:tcPr>
-            <w:tcW w:type="dxa" w:w="2448"/>
+            <w:tcW w:type="dxa" w:w="2016"/>
             <w:tcBorders>
               <w:top w:val="single" w:sz="4" w:color="BFBFBF"/>
               <w:left w:val="single" w:sz="4" w:color="BFBFBF"/>
@@ -1265,9 +1412,12 @@
             <w:vAlign w:val="top"/>
           </w:tcPr>
           <w:p>
+            <w:r/>
             <w:r>
               <w:rPr>
-                <w:rFonts w:ascii="Calibri" w:hAnsi="Calibri"/>
+                <w:rFonts w:ascii="Calibri" w:hAnsi="Calibri" w:cs="Calibri"/>
+                <w:b w:val="0"/>
+                <w:i w:val="0"/>
                 <w:sz w:val="18"/>
               </w:rPr>
               <w:t>HOLD 3.0%</w:t>
@@ -1278,7 +1428,7 @@
       <w:tr>
         <w:tc>
           <w:tcPr>
-            <w:tcW w:type="dxa" w:w="1872"/>
+            <w:tcW w:type="dxa" w:w="2016"/>
             <w:tcBorders>
               <w:top w:val="single" w:sz="4" w:color="BFBFBF"/>
               <w:left w:val="single" w:sz="4" w:color="BFBFBF"/>
@@ -1288,9 +1438,12 @@
             <w:vAlign w:val="top"/>
           </w:tcPr>
           <w:p>
+            <w:r/>
             <w:r>
               <w:rPr>
-                <w:rFonts w:ascii="Calibri" w:hAnsi="Calibri"/>
+                <w:rFonts w:ascii="Calibri" w:hAnsi="Calibri" w:cs="Calibri"/>
+                <w:b w:val="0"/>
+                <w:i w:val="0"/>
                 <w:sz w:val="18"/>
               </w:rPr>
               <w:t>XOM / EOG</w:t>
@@ -1299,7 +1452,7 @@
         </w:tc>
         <w:tc>
           <w:tcPr>
-            <w:tcW w:type="dxa" w:w="864"/>
+            <w:tcW w:type="dxa" w:w="1440"/>
             <w:tcBorders>
               <w:top w:val="single" w:sz="4" w:color="BFBFBF"/>
               <w:left w:val="single" w:sz="4" w:color="BFBFBF"/>
@@ -1309,18 +1462,21 @@
             <w:vAlign w:val="top"/>
           </w:tcPr>
           <w:p>
+            <w:r/>
             <w:r>
               <w:rPr>
-                <w:rFonts w:ascii="Calibri" w:hAnsi="Calibri"/>
+                <w:rFonts w:ascii="Consolas" w:hAnsi="Consolas" w:cs="Consolas"/>
+                <w:b w:val="0"/>
+                <w:i w:val="0"/>
                 <w:sz w:val="18"/>
               </w:rPr>
-              <w:t>3.0 / 2.5%</w:t>
+              <w:t>3.0 / 2.5</w:t>
             </w:r>
           </w:p>
         </w:tc>
         <w:tc>
           <w:tcPr>
-            <w:tcW w:type="dxa" w:w="5040"/>
+            <w:tcW w:type="dxa" w:w="5328"/>
             <w:tcBorders>
               <w:top w:val="single" w:sz="4" w:color="BFBFBF"/>
               <w:left w:val="single" w:sz="4" w:color="BFBFBF"/>
@@ -1330,18 +1486,21 @@
             <w:vAlign w:val="top"/>
           </w:tcPr>
           <w:p>
+            <w:r/>
             <w:r>
               <w:rPr>
-                <w:rFonts w:ascii="Calibri" w:hAnsi="Calibri"/>
+                <w:rFonts w:ascii="Calibri" w:hAnsi="Calibri" w:cs="Calibri"/>
+                <w:b w:val="0"/>
+                <w:i w:val="0"/>
                 <w:sz w:val="18"/>
               </w:rPr>
-              <w:t>WTI ≈$102; PPI energy +7.8% m/m / gasoline +15.6% m/m supportive. &lt;$90 sustained-close trim trigger &gt;$10 away.</w:t>
+              <w:t>WTI ≈$101 (post Wed −7.6% pullback off 3-day rally); Brent ≈$105. Hormuz risk premium intact. PPI energy +7.8% m/m supportive.</w:t>
             </w:r>
           </w:p>
         </w:tc>
         <w:tc>
           <w:tcPr>
-            <w:tcW w:type="dxa" w:w="2448"/>
+            <w:tcW w:type="dxa" w:w="2016"/>
             <w:tcBorders>
               <w:top w:val="single" w:sz="4" w:color="BFBFBF"/>
               <w:left w:val="single" w:sz="4" w:color="BFBFBF"/>
@@ -1351,12 +1510,15 @@
             <w:vAlign w:val="top"/>
           </w:tcPr>
           <w:p>
+            <w:r/>
             <w:r>
               <w:rPr>
-                <w:rFonts w:ascii="Calibri" w:hAnsi="Calibri"/>
+                <w:rFonts w:ascii="Calibri" w:hAnsi="Calibri" w:cs="Calibri"/>
+                <w:b w:val="0"/>
+                <w:i w:val="0"/>
                 <w:sz w:val="18"/>
               </w:rPr>
-              <w:t>HOLD at rebuilt weights</w:t>
+              <w:t>HOLD — &lt;$90 trim trigger &gt;$10 away</w:t>
             </w:r>
           </w:p>
         </w:tc>
@@ -1364,7 +1526,7 @@
       <w:tr>
         <w:tc>
           <w:tcPr>
-            <w:tcW w:type="dxa" w:w="1872"/>
+            <w:tcW w:type="dxa" w:w="2016"/>
             <w:tcBorders>
               <w:top w:val="single" w:sz="4" w:color="BFBFBF"/>
               <w:left w:val="single" w:sz="4" w:color="BFBFBF"/>
@@ -1374,9 +1536,12 @@
             <w:vAlign w:val="top"/>
           </w:tcPr>
           <w:p>
+            <w:r/>
             <w:r>
               <w:rPr>
-                <w:rFonts w:ascii="Calibri" w:hAnsi="Calibri"/>
+                <w:rFonts w:ascii="Calibri" w:hAnsi="Calibri" w:cs="Calibri"/>
+                <w:b w:val="0"/>
+                <w:i w:val="0"/>
                 <w:sz w:val="18"/>
               </w:rPr>
               <w:t>UNH</w:t>
@@ -1385,7 +1550,7 @@
         </w:tc>
         <w:tc>
           <w:tcPr>
-            <w:tcW w:type="dxa" w:w="864"/>
+            <w:tcW w:type="dxa" w:w="1440"/>
             <w:tcBorders>
               <w:top w:val="single" w:sz="4" w:color="BFBFBF"/>
               <w:left w:val="single" w:sz="4" w:color="BFBFBF"/>
@@ -1395,9 +1560,12 @@
             <w:vAlign w:val="top"/>
           </w:tcPr>
           <w:p>
+            <w:r/>
             <w:r>
               <w:rPr>
-                <w:rFonts w:ascii="Calibri" w:hAnsi="Calibri"/>
+                <w:rFonts w:ascii="Consolas" w:hAnsi="Consolas" w:cs="Consolas"/>
+                <w:b w:val="0"/>
+                <w:i w:val="0"/>
                 <w:sz w:val="18"/>
               </w:rPr>
               <w:t>3.0%</w:t>
@@ -1406,7 +1574,7 @@
         </w:tc>
         <w:tc>
           <w:tcPr>
-            <w:tcW w:type="dxa" w:w="5040"/>
+            <w:tcW w:type="dxa" w:w="5328"/>
             <w:tcBorders>
               <w:top w:val="single" w:sz="4" w:color="BFBFBF"/>
               <w:left w:val="single" w:sz="4" w:color="BFBFBF"/>
@@ -1416,18 +1584,21 @@
             <w:vAlign w:val="top"/>
           </w:tcPr>
           <w:p>
+            <w:r/>
             <w:r>
               <w:rPr>
-                <w:rFonts w:ascii="Calibri" w:hAnsi="Calibri"/>
+                <w:rFonts w:ascii="Calibri" w:hAnsi="Calibri" w:cs="Calibri"/>
+                <w:b w:val="0"/>
+                <w:i w:val="0"/>
                 <w:sz w:val="18"/>
               </w:rPr>
-              <w:t>May 12 close $396.39 (+3.11%); +47% off March lows. DOJ Medicare-billing probe overhang persists. Tracker carry $510 vs market $396 reconciliation FLAG carried over a fifth session.</w:t>
+              <w:t>May 13 close $404.14 — fresh 52-wk high; +47% off March lows; YTD ~+21%. May 14 intraday $396.00–$402.50. Goldman Sachs added UNH to US Conviction List last week (Medicare Advantage underwriting-inflection thesis); 22 of 28 analysts surveyed Buy/Strong Buy. Tracker carry $510 vs market ~$400 reconciliation FLAG carried over a 6th session.</w:t>
             </w:r>
           </w:p>
         </w:tc>
         <w:tc>
           <w:tcPr>
-            <w:tcW w:type="dxa" w:w="2448"/>
+            <w:tcW w:type="dxa" w:w="2016"/>
             <w:tcBorders>
               <w:top w:val="single" w:sz="4" w:color="BFBFBF"/>
               <w:left w:val="single" w:sz="4" w:color="BFBFBF"/>
@@ -1437,12 +1608,15 @@
             <w:vAlign w:val="top"/>
           </w:tcPr>
           <w:p>
+            <w:r/>
             <w:r>
               <w:rPr>
-                <w:rFonts w:ascii="Calibri" w:hAnsi="Calibri"/>
+                <w:rFonts w:ascii="Calibri" w:hAnsi="Calibri" w:cs="Calibri"/>
+                <w:b w:val="0"/>
+                <w:i w:val="0"/>
                 <w:sz w:val="18"/>
               </w:rPr>
-              <w:t>HOLD 3.0% — FLAG persists</w:t>
+              <w:t>HOLD 3.0% — FLAG carry-value</w:t>
             </w:r>
           </w:p>
         </w:tc>
@@ -1450,7 +1624,7 @@
       <w:tr>
         <w:tc>
           <w:tcPr>
-            <w:tcW w:type="dxa" w:w="1872"/>
+            <w:tcW w:type="dxa" w:w="2016"/>
             <w:tcBorders>
               <w:top w:val="single" w:sz="4" w:color="BFBFBF"/>
               <w:left w:val="single" w:sz="4" w:color="BFBFBF"/>
@@ -1460,18 +1634,21 @@
             <w:vAlign w:val="top"/>
           </w:tcPr>
           <w:p>
+            <w:r/>
             <w:r>
               <w:rPr>
-                <w:rFonts w:ascii="Calibri" w:hAnsi="Calibri"/>
+                <w:rFonts w:ascii="Calibri" w:hAnsi="Calibri" w:cs="Calibri"/>
+                <w:b w:val="0"/>
+                <w:i w:val="0"/>
                 <w:sz w:val="18"/>
               </w:rPr>
-              <w:t>META</w:t>
+              <w:t>DASH / AMZN / COST</w:t>
             </w:r>
           </w:p>
         </w:tc>
         <w:tc>
           <w:tcPr>
-            <w:tcW w:type="dxa" w:w="864"/>
+            <w:tcW w:type="dxa" w:w="1440"/>
             <w:tcBorders>
               <w:top w:val="single" w:sz="4" w:color="BFBFBF"/>
               <w:left w:val="single" w:sz="4" w:color="BFBFBF"/>
@@ -1481,18 +1658,21 @@
             <w:vAlign w:val="top"/>
           </w:tcPr>
           <w:p>
+            <w:r/>
             <w:r>
               <w:rPr>
-                <w:rFonts w:ascii="Calibri" w:hAnsi="Calibri"/>
+                <w:rFonts w:ascii="Consolas" w:hAnsi="Consolas" w:cs="Consolas"/>
+                <w:b w:val="0"/>
+                <w:i w:val="0"/>
                 <w:sz w:val="18"/>
               </w:rPr>
-              <w:t>4.5%</w:t>
+              <w:t>2.0 / 5.5 / 2.5</w:t>
             </w:r>
           </w:p>
         </w:tc>
         <w:tc>
           <w:tcPr>
-            <w:tcW w:type="dxa" w:w="5040"/>
+            <w:tcW w:type="dxa" w:w="5328"/>
             <w:tcBorders>
               <w:top w:val="single" w:sz="4" w:color="BFBFBF"/>
               <w:left w:val="single" w:sz="4" w:color="BFBFBF"/>
@@ -1502,18 +1682,21 @@
             <w:vAlign w:val="top"/>
           </w:tcPr>
           <w:p>
+            <w:r/>
             <w:r>
               <w:rPr>
-                <w:rFonts w:ascii="Calibri" w:hAnsi="Calibri"/>
+                <w:rFonts w:ascii="Calibri" w:hAnsi="Calibri" w:cs="Calibri"/>
+                <w:b w:val="0"/>
+                <w:i w:val="0"/>
                 <w:sz w:val="18"/>
               </w:rPr>
-              <w:t>No new catalyst. FTC monopolization case dismissed Nov 18, 2025 (Judge Boasberg); FTC appeal filed Jan 2026, no decision pending today.</w:t>
+              <w:t>April retail sales +0.5% m/m (vs March +1.6% revised); ex-gas +0.3%. Dept stores −3.2%, furniture −2.0%, online retailers +1.1%. Higher gas prices crowding out discretionary spend — neutral-to-mild-negative read.</w:t>
             </w:r>
           </w:p>
         </w:tc>
         <w:tc>
           <w:tcPr>
-            <w:tcW w:type="dxa" w:w="2448"/>
+            <w:tcW w:type="dxa" w:w="2016"/>
             <w:tcBorders>
               <w:top w:val="single" w:sz="4" w:color="BFBFBF"/>
               <w:left w:val="single" w:sz="4" w:color="BFBFBF"/>
@@ -1523,9 +1706,110 @@
             <w:vAlign w:val="top"/>
           </w:tcPr>
           <w:p>
+            <w:r/>
             <w:r>
               <w:rPr>
-                <w:rFonts w:ascii="Calibri" w:hAnsi="Calibri"/>
+                <w:rFonts w:ascii="Calibri" w:hAnsi="Calibri" w:cs="Calibri"/>
+                <w:b w:val="0"/>
+                <w:i w:val="0"/>
+                <w:sz w:val="18"/>
+              </w:rPr>
+              <w:t>HOLD all — monitor</w:t>
+            </w:r>
+          </w:p>
+        </w:tc>
+      </w:tr>
+      <w:tr>
+        <w:tc>
+          <w:tcPr>
+            <w:tcW w:type="dxa" w:w="2016"/>
+            <w:tcBorders>
+              <w:top w:val="single" w:sz="4" w:color="BFBFBF"/>
+              <w:left w:val="single" w:sz="4" w:color="BFBFBF"/>
+              <w:bottom w:val="single" w:sz="4" w:color="BFBFBF"/>
+              <w:right w:val="single" w:sz="4" w:color="BFBFBF"/>
+            </w:tcBorders>
+            <w:vAlign w:val="top"/>
+          </w:tcPr>
+          <w:p>
+            <w:r/>
+            <w:r>
+              <w:rPr>
+                <w:rFonts w:ascii="Calibri" w:hAnsi="Calibri" w:cs="Calibri"/>
+                <w:b w:val="0"/>
+                <w:i w:val="0"/>
+                <w:sz w:val="18"/>
+              </w:rPr>
+              <w:t>META</w:t>
+            </w:r>
+          </w:p>
+        </w:tc>
+        <w:tc>
+          <w:tcPr>
+            <w:tcW w:type="dxa" w:w="1440"/>
+            <w:tcBorders>
+              <w:top w:val="single" w:sz="4" w:color="BFBFBF"/>
+              <w:left w:val="single" w:sz="4" w:color="BFBFBF"/>
+              <w:bottom w:val="single" w:sz="4" w:color="BFBFBF"/>
+              <w:right w:val="single" w:sz="4" w:color="BFBFBF"/>
+            </w:tcBorders>
+            <w:vAlign w:val="top"/>
+          </w:tcPr>
+          <w:p>
+            <w:r/>
+            <w:r>
+              <w:rPr>
+                <w:rFonts w:ascii="Consolas" w:hAnsi="Consolas" w:cs="Consolas"/>
+                <w:b w:val="0"/>
+                <w:i w:val="0"/>
+                <w:sz w:val="18"/>
+              </w:rPr>
+              <w:t>4.5%</w:t>
+            </w:r>
+          </w:p>
+        </w:tc>
+        <w:tc>
+          <w:tcPr>
+            <w:tcW w:type="dxa" w:w="5328"/>
+            <w:tcBorders>
+              <w:top w:val="single" w:sz="4" w:color="BFBFBF"/>
+              <w:left w:val="single" w:sz="4" w:color="BFBFBF"/>
+              <w:bottom w:val="single" w:sz="4" w:color="BFBFBF"/>
+              <w:right w:val="single" w:sz="4" w:color="BFBFBF"/>
+            </w:tcBorders>
+            <w:vAlign w:val="top"/>
+          </w:tcPr>
+          <w:p>
+            <w:r/>
+            <w:r>
+              <w:rPr>
+                <w:rFonts w:ascii="Calibri" w:hAnsi="Calibri" w:cs="Calibri"/>
+                <w:b w:val="0"/>
+                <w:i w:val="0"/>
+                <w:sz w:val="18"/>
+              </w:rPr>
+              <w:t>No new catalyst. FTC monopolization case dismissed Nov 18, 2025; FTC appeal filed Jan 2026, no decision pending.</w:t>
+            </w:r>
+          </w:p>
+        </w:tc>
+        <w:tc>
+          <w:tcPr>
+            <w:tcW w:type="dxa" w:w="2016"/>
+            <w:tcBorders>
+              <w:top w:val="single" w:sz="4" w:color="BFBFBF"/>
+              <w:left w:val="single" w:sz="4" w:color="BFBFBF"/>
+              <w:bottom w:val="single" w:sz="4" w:color="BFBFBF"/>
+              <w:right w:val="single" w:sz="4" w:color="BFBFBF"/>
+            </w:tcBorders>
+            <w:vAlign w:val="top"/>
+          </w:tcPr>
+          <w:p>
+            <w:r/>
+            <w:r>
+              <w:rPr>
+                <w:rFonts w:ascii="Calibri" w:hAnsi="Calibri" w:cs="Calibri"/>
+                <w:b w:val="0"/>
+                <w:i w:val="0"/>
                 <w:sz w:val="18"/>
               </w:rPr>
               <w:t>HOLD 4.5%</w:t>
@@ -1536,7 +1820,7 @@
       <w:tr>
         <w:tc>
           <w:tcPr>
-            <w:tcW w:type="dxa" w:w="1872"/>
+            <w:tcW w:type="dxa" w:w="2016"/>
             <w:tcBorders>
               <w:top w:val="single" w:sz="4" w:color="BFBFBF"/>
               <w:left w:val="single" w:sz="4" w:color="BFBFBF"/>
@@ -1546,18 +1830,21 @@
             <w:vAlign w:val="top"/>
           </w:tcPr>
           <w:p>
+            <w:r/>
             <w:r>
               <w:rPr>
-                <w:rFonts w:ascii="Calibri" w:hAnsi="Calibri"/>
+                <w:rFonts w:ascii="Calibri" w:hAnsi="Calibri" w:cs="Calibri"/>
+                <w:b w:val="0"/>
+                <w:i w:val="0"/>
                 <w:sz w:val="18"/>
               </w:rPr>
-              <w:t>LLY</w:t>
+              <w:t>PLTR</w:t>
             </w:r>
           </w:p>
         </w:tc>
         <w:tc>
           <w:tcPr>
-            <w:tcW w:type="dxa" w:w="864"/>
+            <w:tcW w:type="dxa" w:w="1440"/>
             <w:tcBorders>
               <w:top w:val="single" w:sz="4" w:color="BFBFBF"/>
               <w:left w:val="single" w:sz="4" w:color="BFBFBF"/>
@@ -1567,18 +1854,21 @@
             <w:vAlign w:val="top"/>
           </w:tcPr>
           <w:p>
+            <w:r/>
             <w:r>
               <w:rPr>
-                <w:rFonts w:ascii="Calibri" w:hAnsi="Calibri"/>
+                <w:rFonts w:ascii="Consolas" w:hAnsi="Consolas" w:cs="Consolas"/>
+                <w:b w:val="0"/>
+                <w:i w:val="0"/>
                 <w:sz w:val="18"/>
               </w:rPr>
-              <w:t>4.5%</w:t>
+              <w:t>3.0%</w:t>
             </w:r>
           </w:p>
         </w:tc>
         <w:tc>
           <w:tcPr>
-            <w:tcW w:type="dxa" w:w="5040"/>
+            <w:tcW w:type="dxa" w:w="5328"/>
             <w:tcBorders>
               <w:top w:val="single" w:sz="4" w:color="BFBFBF"/>
               <w:left w:val="single" w:sz="4" w:color="BFBFBF"/>
@@ -1588,18 +1878,21 @@
             <w:vAlign w:val="top"/>
           </w:tcPr>
           <w:p>
+            <w:r/>
             <w:r>
               <w:rPr>
-                <w:rFonts w:ascii="Calibri" w:hAnsi="Calibri"/>
+                <w:rFonts w:ascii="Calibri" w:hAnsi="Calibri" w:cs="Calibri"/>
+                <w:b w:val="0"/>
+                <w:i w:val="0"/>
                 <w:sz w:val="18"/>
               </w:rPr>
-              <w:t>No new catalyst. Position rebuilt to 4.5% post Apr 21 add; thesis intact.</w:t>
+              <w:t>Seeking Alpha bull call May 12 — accelerating AI-driven growth + margin. Q1 beat-and-raise digested.</w:t>
             </w:r>
           </w:p>
         </w:tc>
         <w:tc>
           <w:tcPr>
-            <w:tcW w:type="dxa" w:w="2448"/>
+            <w:tcW w:type="dxa" w:w="2016"/>
             <w:tcBorders>
               <w:top w:val="single" w:sz="4" w:color="BFBFBF"/>
               <w:left w:val="single" w:sz="4" w:color="BFBFBF"/>
@@ -1609,9 +1902,110 @@
             <w:vAlign w:val="top"/>
           </w:tcPr>
           <w:p>
+            <w:r/>
             <w:r>
               <w:rPr>
-                <w:rFonts w:ascii="Calibri" w:hAnsi="Calibri"/>
+                <w:rFonts w:ascii="Calibri" w:hAnsi="Calibri" w:cs="Calibri"/>
+                <w:b w:val="0"/>
+                <w:i w:val="0"/>
+                <w:sz w:val="18"/>
+              </w:rPr>
+              <w:t>HOLD 3.0%</w:t>
+            </w:r>
+          </w:p>
+        </w:tc>
+      </w:tr>
+      <w:tr>
+        <w:tc>
+          <w:tcPr>
+            <w:tcW w:type="dxa" w:w="2016"/>
+            <w:tcBorders>
+              <w:top w:val="single" w:sz="4" w:color="BFBFBF"/>
+              <w:left w:val="single" w:sz="4" w:color="BFBFBF"/>
+              <w:bottom w:val="single" w:sz="4" w:color="BFBFBF"/>
+              <w:right w:val="single" w:sz="4" w:color="BFBFBF"/>
+            </w:tcBorders>
+            <w:vAlign w:val="top"/>
+          </w:tcPr>
+          <w:p>
+            <w:r/>
+            <w:r>
+              <w:rPr>
+                <w:rFonts w:ascii="Calibri" w:hAnsi="Calibri" w:cs="Calibri"/>
+                <w:b w:val="0"/>
+                <w:i w:val="0"/>
+                <w:sz w:val="18"/>
+              </w:rPr>
+              <w:t>LLY</w:t>
+            </w:r>
+          </w:p>
+        </w:tc>
+        <w:tc>
+          <w:tcPr>
+            <w:tcW w:type="dxa" w:w="1440"/>
+            <w:tcBorders>
+              <w:top w:val="single" w:sz="4" w:color="BFBFBF"/>
+              <w:left w:val="single" w:sz="4" w:color="BFBFBF"/>
+              <w:bottom w:val="single" w:sz="4" w:color="BFBFBF"/>
+              <w:right w:val="single" w:sz="4" w:color="BFBFBF"/>
+            </w:tcBorders>
+            <w:vAlign w:val="top"/>
+          </w:tcPr>
+          <w:p>
+            <w:r/>
+            <w:r>
+              <w:rPr>
+                <w:rFonts w:ascii="Consolas" w:hAnsi="Consolas" w:cs="Consolas"/>
+                <w:b w:val="0"/>
+                <w:i w:val="0"/>
+                <w:sz w:val="18"/>
+              </w:rPr>
+              <w:t>4.5%</w:t>
+            </w:r>
+          </w:p>
+        </w:tc>
+        <w:tc>
+          <w:tcPr>
+            <w:tcW w:type="dxa" w:w="5328"/>
+            <w:tcBorders>
+              <w:top w:val="single" w:sz="4" w:color="BFBFBF"/>
+              <w:left w:val="single" w:sz="4" w:color="BFBFBF"/>
+              <w:bottom w:val="single" w:sz="4" w:color="BFBFBF"/>
+              <w:right w:val="single" w:sz="4" w:color="BFBFBF"/>
+            </w:tcBorders>
+            <w:vAlign w:val="top"/>
+          </w:tcPr>
+          <w:p>
+            <w:r/>
+            <w:r>
+              <w:rPr>
+                <w:rFonts w:ascii="Calibri" w:hAnsi="Calibri" w:cs="Calibri"/>
+                <w:b w:val="0"/>
+                <w:i w:val="0"/>
+                <w:sz w:val="18"/>
+              </w:rPr>
+              <w:t>No new catalyst. Q1 (Apr 30) reaction stable; HSBC Mar 2026 Reduce already digested.</w:t>
+            </w:r>
+          </w:p>
+        </w:tc>
+        <w:tc>
+          <w:tcPr>
+            <w:tcW w:type="dxa" w:w="2016"/>
+            <w:tcBorders>
+              <w:top w:val="single" w:sz="4" w:color="BFBFBF"/>
+              <w:left w:val="single" w:sz="4" w:color="BFBFBF"/>
+              <w:bottom w:val="single" w:sz="4" w:color="BFBFBF"/>
+              <w:right w:val="single" w:sz="4" w:color="BFBFBF"/>
+            </w:tcBorders>
+            <w:vAlign w:val="top"/>
+          </w:tcPr>
+          <w:p>
+            <w:r/>
+            <w:r>
+              <w:rPr>
+                <w:rFonts w:ascii="Calibri" w:hAnsi="Calibri" w:cs="Calibri"/>
+                <w:b w:val="0"/>
+                <w:i w:val="0"/>
                 <w:sz w:val="18"/>
               </w:rPr>
               <w:t>HOLD 4.5%</w:t>
@@ -1622,7 +2016,7 @@
       <w:tr>
         <w:tc>
           <w:tcPr>
-            <w:tcW w:type="dxa" w:w="1872"/>
+            <w:tcW w:type="dxa" w:w="2016"/>
             <w:tcBorders>
               <w:top w:val="single" w:sz="4" w:color="BFBFBF"/>
               <w:left w:val="single" w:sz="4" w:color="BFBFBF"/>
@@ -1632,18 +2026,21 @@
             <w:vAlign w:val="top"/>
           </w:tcPr>
           <w:p>
+            <w:r/>
             <w:r>
               <w:rPr>
-                <w:rFonts w:ascii="Calibri" w:hAnsi="Calibri"/>
+                <w:rFonts w:ascii="Calibri" w:hAnsi="Calibri" w:cs="Calibri"/>
+                <w:b w:val="0"/>
+                <w:i w:val="0"/>
                 <w:sz w:val="18"/>
               </w:rPr>
-              <w:t>PLTR</w:t>
+              <w:t>CRWD / INTC</w:t>
             </w:r>
           </w:p>
         </w:tc>
         <w:tc>
           <w:tcPr>
-            <w:tcW w:type="dxa" w:w="864"/>
+            <w:tcW w:type="dxa" w:w="1440"/>
             <w:tcBorders>
               <w:top w:val="single" w:sz="4" w:color="BFBFBF"/>
               <w:left w:val="single" w:sz="4" w:color="BFBFBF"/>
@@ -1653,18 +2050,21 @@
             <w:vAlign w:val="top"/>
           </w:tcPr>
           <w:p>
+            <w:r/>
             <w:r>
               <w:rPr>
-                <w:rFonts w:ascii="Calibri" w:hAnsi="Calibri"/>
+                <w:rFonts w:ascii="Consolas" w:hAnsi="Consolas" w:cs="Consolas"/>
+                <w:b w:val="0"/>
+                <w:i w:val="0"/>
                 <w:sz w:val="18"/>
               </w:rPr>
-              <w:t>3.0%</w:t>
+              <w:t>1.5 / 1.5</w:t>
             </w:r>
           </w:p>
         </w:tc>
         <w:tc>
           <w:tcPr>
-            <w:tcW w:type="dxa" w:w="5040"/>
+            <w:tcW w:type="dxa" w:w="5328"/>
             <w:tcBorders>
               <w:top w:val="single" w:sz="4" w:color="BFBFBF"/>
               <w:left w:val="single" w:sz="4" w:color="BFBFBF"/>
@@ -1674,18 +2074,21 @@
             <w:vAlign w:val="top"/>
           </w:tcPr>
           <w:p>
+            <w:r/>
             <w:r>
               <w:rPr>
-                <w:rFonts w:ascii="Calibri" w:hAnsi="Calibri"/>
+                <w:rFonts w:ascii="Calibri" w:hAnsi="Calibri" w:cs="Calibri"/>
+                <w:b w:val="0"/>
+                <w:i w:val="0"/>
                 <w:sz w:val="18"/>
               </w:rPr>
-              <w:t>Julian Lin / Seeking Alpha bull call (May 12) — accelerating AI-driven growth + margin. Q1 beat-and-raise digested.</w:t>
+              <w:t>No new catalysts. Pending-catalyst adds from Apr 21 / Apr 24 carry-status intact.</w:t>
             </w:r>
           </w:p>
         </w:tc>
         <w:tc>
           <w:tcPr>
-            <w:tcW w:type="dxa" w:w="2448"/>
+            <w:tcW w:type="dxa" w:w="2016"/>
             <w:tcBorders>
               <w:top w:val="single" w:sz="4" w:color="BFBFBF"/>
               <w:left w:val="single" w:sz="4" w:color="BFBFBF"/>
@@ -1695,95 +2098,12 @@
             <w:vAlign w:val="top"/>
           </w:tcPr>
           <w:p>
+            <w:r/>
             <w:r>
               <w:rPr>
-                <w:rFonts w:ascii="Calibri" w:hAnsi="Calibri"/>
-                <w:sz w:val="18"/>
-              </w:rPr>
-              <w:t>HOLD 3.0%</w:t>
-            </w:r>
-          </w:p>
-        </w:tc>
-      </w:tr>
-      <w:tr>
-        <w:tc>
-          <w:tcPr>
-            <w:tcW w:type="dxa" w:w="1872"/>
-            <w:tcBorders>
-              <w:top w:val="single" w:sz="4" w:color="BFBFBF"/>
-              <w:left w:val="single" w:sz="4" w:color="BFBFBF"/>
-              <w:bottom w:val="single" w:sz="4" w:color="BFBFBF"/>
-              <w:right w:val="single" w:sz="4" w:color="BFBFBF"/>
-            </w:tcBorders>
-            <w:vAlign w:val="top"/>
-          </w:tcPr>
-          <w:p>
-            <w:r>
-              <w:rPr>
-                <w:rFonts w:ascii="Calibri" w:hAnsi="Calibri"/>
-                <w:sz w:val="18"/>
-              </w:rPr>
-              <w:t>JPM / V</w:t>
-            </w:r>
-          </w:p>
-        </w:tc>
-        <w:tc>
-          <w:tcPr>
-            <w:tcW w:type="dxa" w:w="864"/>
-            <w:tcBorders>
-              <w:top w:val="single" w:sz="4" w:color="BFBFBF"/>
-              <w:left w:val="single" w:sz="4" w:color="BFBFBF"/>
-              <w:bottom w:val="single" w:sz="4" w:color="BFBFBF"/>
-              <w:right w:val="single" w:sz="4" w:color="BFBFBF"/>
-            </w:tcBorders>
-            <w:vAlign w:val="top"/>
-          </w:tcPr>
-          <w:p>
-            <w:r>
-              <w:rPr>
-                <w:rFonts w:ascii="Calibri" w:hAnsi="Calibri"/>
-                <w:sz w:val="18"/>
-              </w:rPr>
-              <w:t>4.5 / 3.0%</w:t>
-            </w:r>
-          </w:p>
-        </w:tc>
-        <w:tc>
-          <w:tcPr>
-            <w:tcW w:type="dxa" w:w="5040"/>
-            <w:tcBorders>
-              <w:top w:val="single" w:sz="4" w:color="BFBFBF"/>
-              <w:left w:val="single" w:sz="4" w:color="BFBFBF"/>
-              <w:bottom w:val="single" w:sz="4" w:color="BFBFBF"/>
-              <w:right w:val="single" w:sz="4" w:color="BFBFBF"/>
-            </w:tcBorders>
-            <w:vAlign w:val="top"/>
-          </w:tcPr>
-          <w:p>
-            <w:r>
-              <w:rPr>
-                <w:rFonts w:ascii="Calibri" w:hAnsi="Calibri"/>
-                <w:sz w:val="18"/>
-              </w:rPr>
-              <w:t>Bank tape steady; hot CPI/PPI raises rate-path uncertainty for credit cycle; no thesis change.</w:t>
-            </w:r>
-          </w:p>
-        </w:tc>
-        <w:tc>
-          <w:tcPr>
-            <w:tcW w:type="dxa" w:w="2448"/>
-            <w:tcBorders>
-              <w:top w:val="single" w:sz="4" w:color="BFBFBF"/>
-              <w:left w:val="single" w:sz="4" w:color="BFBFBF"/>
-              <w:bottom w:val="single" w:sz="4" w:color="BFBFBF"/>
-              <w:right w:val="single" w:sz="4" w:color="BFBFBF"/>
-            </w:tcBorders>
-            <w:vAlign w:val="top"/>
-          </w:tcPr>
-          <w:p>
-            <w:r>
-              <w:rPr>
-                <w:rFonts w:ascii="Calibri" w:hAnsi="Calibri"/>
+                <w:rFonts w:ascii="Calibri" w:hAnsi="Calibri" w:cs="Calibri"/>
+                <w:b w:val="0"/>
+                <w:i w:val="0"/>
                 <w:sz w:val="18"/>
               </w:rPr>
               <w:t>HOLD both</w:t>
@@ -1798,18 +2118,33 @@
       </w:pPr>
       <w:r>
         <w:rPr>
-          <w:rFonts w:ascii="Calibri" w:hAnsi="Calibri"/>
+          <w:rFonts w:ascii="Calibri" w:hAnsi="Calibri" w:cs="Calibri"/>
           <w:b/>
+          <w:i w:val="0"/>
           <w:color w:val="365F91"/>
           <w:sz w:val="28"/>
         </w:rPr>
         <w:t>3. Scan 2 — New Opportunities &amp; Watchlist</w:t>
       </w:r>
     </w:p>
+    <w:p>
+      <w:pPr>
+        <w:spacing w:after="80"/>
+      </w:pPr>
+      <w:r>
+        <w:rPr>
+          <w:rFonts w:ascii="Calibri" w:hAnsi="Calibri" w:cs="Calibri"/>
+          <w:b w:val="0"/>
+          <w:i w:val="0"/>
+          <w:sz w:val="20"/>
+        </w:rPr>
+        <w:t>No new entries today. ARM trigger (sustained close &lt;$130) not met. SPOT historical &lt;$650 trigger long-since met but blocked by 15.0% cash floor. CSCO read-through already harvested via held AI-infra names (PANW, AVGO, ORCL, MSFT) — no separate entry.</w:t>
+      </w:r>
+    </w:p>
     <w:tbl>
       <w:tblPr>
         <w:tblW w:type="auto" w:w="0"/>
-        <w:jc w:val="left"/>
+        <w:tblLayout w:type="fixed"/>
         <w:tblLook w:firstColumn="1" w:firstRow="1" w:lastColumn="0" w:lastRow="0" w:noHBand="0" w:noVBand="1" w:val="04A0"/>
       </w:tblPr>
       <w:tblGrid>
@@ -1824,7 +2159,7 @@
         <w:tc>
           <w:tcPr>
             <w:tcW w:type="dxa" w:w="1008"/>
-            <w:shd w:fill="1F4E79" w:val="clear"/>
+            <w:shd w:val="clear" w:color="auto" w:fill="1F4E79"/>
             <w:tcBorders>
               <w:top w:val="single" w:sz="4" w:color="BFBFBF"/>
               <w:left w:val="single" w:sz="4" w:color="BFBFBF"/>
@@ -1834,13 +2169,12 @@
             <w:vAlign w:val="center"/>
           </w:tcPr>
           <w:p>
-            <w:pPr>
-              <w:jc w:val="left"/>
-            </w:pPr>
+            <w:r/>
             <w:r>
               <w:rPr>
-                <w:rFonts w:ascii="Calibri" w:hAnsi="Calibri"/>
+                <w:rFonts w:ascii="Calibri" w:hAnsi="Calibri" w:cs="Calibri"/>
                 <w:b/>
+                <w:i w:val="0"/>
                 <w:color w:val="FFFFFF"/>
                 <w:sz w:val="20"/>
               </w:rPr>
@@ -1850,8 +2184,8 @@
         </w:tc>
         <w:tc>
           <w:tcPr>
-            <w:tcW w:type="dxa" w:w="864"/>
-            <w:shd w:fill="1F4E79" w:val="clear"/>
+            <w:tcW w:type="dxa" w:w="720"/>
+            <w:shd w:val="clear" w:color="auto" w:fill="1F4E79"/>
             <w:tcBorders>
               <w:top w:val="single" w:sz="4" w:color="BFBFBF"/>
               <w:left w:val="single" w:sz="4" w:color="BFBFBF"/>
@@ -1861,13 +2195,12 @@
             <w:vAlign w:val="center"/>
           </w:tcPr>
           <w:p>
-            <w:pPr>
-              <w:jc w:val="left"/>
-            </w:pPr>
+            <w:r/>
             <w:r>
               <w:rPr>
-                <w:rFonts w:ascii="Calibri" w:hAnsi="Calibri"/>
+                <w:rFonts w:ascii="Calibri" w:hAnsi="Calibri" w:cs="Calibri"/>
                 <w:b/>
+                <w:i w:val="0"/>
                 <w:color w:val="FFFFFF"/>
                 <w:sz w:val="20"/>
               </w:rPr>
@@ -1878,7 +2211,7 @@
         <w:tc>
           <w:tcPr>
             <w:tcW w:type="dxa" w:w="1584"/>
-            <w:shd w:fill="1F4E79" w:val="clear"/>
+            <w:shd w:val="clear" w:color="auto" w:fill="1F4E79"/>
             <w:tcBorders>
               <w:top w:val="single" w:sz="4" w:color="BFBFBF"/>
               <w:left w:val="single" w:sz="4" w:color="BFBFBF"/>
@@ -1888,13 +2221,12 @@
             <w:vAlign w:val="center"/>
           </w:tcPr>
           <w:p>
-            <w:pPr>
-              <w:jc w:val="left"/>
-            </w:pPr>
+            <w:r/>
             <w:r>
               <w:rPr>
-                <w:rFonts w:ascii="Calibri" w:hAnsi="Calibri"/>
+                <w:rFonts w:ascii="Calibri" w:hAnsi="Calibri" w:cs="Calibri"/>
                 <w:b/>
+                <w:i w:val="0"/>
                 <w:color w:val="FFFFFF"/>
                 <w:sz w:val="20"/>
               </w:rPr>
@@ -1904,8 +2236,8 @@
         </w:tc>
         <w:tc>
           <w:tcPr>
-            <w:tcW w:type="dxa" w:w="2880"/>
-            <w:shd w:fill="1F4E79" w:val="clear"/>
+            <w:tcW w:type="dxa" w:w="2592"/>
+            <w:shd w:val="clear" w:color="auto" w:fill="1F4E79"/>
             <w:tcBorders>
               <w:top w:val="single" w:sz="4" w:color="BFBFBF"/>
               <w:left w:val="single" w:sz="4" w:color="BFBFBF"/>
@@ -1915,13 +2247,12 @@
             <w:vAlign w:val="center"/>
           </w:tcPr>
           <w:p>
-            <w:pPr>
-              <w:jc w:val="left"/>
-            </w:pPr>
+            <w:r/>
             <w:r>
               <w:rPr>
-                <w:rFonts w:ascii="Calibri" w:hAnsi="Calibri"/>
+                <w:rFonts w:ascii="Calibri" w:hAnsi="Calibri" w:cs="Calibri"/>
                 <w:b/>
+                <w:i w:val="0"/>
                 <w:color w:val="FFFFFF"/>
                 <w:sz w:val="20"/>
               </w:rPr>
@@ -1931,8 +2262,8 @@
         </w:tc>
         <w:tc>
           <w:tcPr>
-            <w:tcW w:type="dxa" w:w="2880"/>
-            <w:shd w:fill="1F4E79" w:val="clear"/>
+            <w:tcW w:type="dxa" w:w="2592"/>
+            <w:shd w:val="clear" w:color="auto" w:fill="1F4E79"/>
             <w:tcBorders>
               <w:top w:val="single" w:sz="4" w:color="BFBFBF"/>
               <w:left w:val="single" w:sz="4" w:color="BFBFBF"/>
@@ -1942,24 +2273,23 @@
             <w:vAlign w:val="center"/>
           </w:tcPr>
           <w:p>
-            <w:pPr>
-              <w:jc w:val="left"/>
-            </w:pPr>
+            <w:r/>
             <w:r>
               <w:rPr>
-                <w:rFonts w:ascii="Calibri" w:hAnsi="Calibri"/>
+                <w:rFonts w:ascii="Calibri" w:hAnsi="Calibri" w:cs="Calibri"/>
                 <w:b/>
+                <w:i w:val="0"/>
                 <w:color w:val="FFFFFF"/>
                 <w:sz w:val="20"/>
               </w:rPr>
-              <w:t>Price Stop / Thesis Stop</w:t>
+              <w:t>Price / Thesis Stop</w:t>
             </w:r>
           </w:p>
         </w:tc>
         <w:tc>
           <w:tcPr>
-            <w:tcW w:type="dxa" w:w="2448"/>
-            <w:shd w:fill="1F4E79" w:val="clear"/>
+            <w:tcW w:type="dxa" w:w="2304"/>
+            <w:shd w:val="clear" w:color="auto" w:fill="1F4E79"/>
             <w:tcBorders>
               <w:top w:val="single" w:sz="4" w:color="BFBFBF"/>
               <w:left w:val="single" w:sz="4" w:color="BFBFBF"/>
@@ -1969,13 +2299,12 @@
             <w:vAlign w:val="center"/>
           </w:tcPr>
           <w:p>
-            <w:pPr>
-              <w:jc w:val="left"/>
-            </w:pPr>
+            <w:r/>
             <w:r>
               <w:rPr>
-                <w:rFonts w:ascii="Calibri" w:hAnsi="Calibri"/>
+                <w:rFonts w:ascii="Calibri" w:hAnsi="Calibri" w:cs="Calibri"/>
                 <w:b/>
+                <w:i w:val="0"/>
                 <w:color w:val="FFFFFF"/>
                 <w:sz w:val="20"/>
               </w:rPr>
@@ -1997,9 +2326,12 @@
             <w:vAlign w:val="top"/>
           </w:tcPr>
           <w:p>
+            <w:r/>
             <w:r>
               <w:rPr>
-                <w:rFonts w:ascii="Calibri" w:hAnsi="Calibri"/>
+                <w:rFonts w:ascii="Calibri" w:hAnsi="Calibri" w:cs="Calibri"/>
+                <w:b w:val="0"/>
+                <w:i w:val="0"/>
                 <w:sz w:val="18"/>
               </w:rPr>
               <w:t>ARM</w:t>
@@ -2008,7 +2340,7 @@
         </w:tc>
         <w:tc>
           <w:tcPr>
-            <w:tcW w:type="dxa" w:w="864"/>
+            <w:tcW w:type="dxa" w:w="720"/>
             <w:tcBorders>
               <w:top w:val="single" w:sz="4" w:color="BFBFBF"/>
               <w:left w:val="single" w:sz="4" w:color="BFBFBF"/>
@@ -2018,9 +2350,12 @@
             <w:vAlign w:val="top"/>
           </w:tcPr>
           <w:p>
+            <w:r/>
             <w:r>
               <w:rPr>
-                <w:rFonts w:ascii="Calibri" w:hAnsi="Calibri"/>
+                <w:rFonts w:ascii="Consolas" w:hAnsi="Consolas" w:cs="Consolas"/>
+                <w:b w:val="0"/>
+                <w:i w:val="0"/>
                 <w:sz w:val="18"/>
               </w:rPr>
               <w:t>LOW</w:t>
@@ -2039,9 +2374,12 @@
             <w:vAlign w:val="top"/>
           </w:tcPr>
           <w:p>
+            <w:r/>
             <w:r>
               <w:rPr>
-                <w:rFonts w:ascii="Calibri" w:hAnsi="Calibri"/>
+                <w:rFonts w:ascii="Consolas" w:hAnsi="Consolas" w:cs="Consolas"/>
+                <w:b w:val="0"/>
+                <w:i w:val="0"/>
                 <w:sz w:val="18"/>
               </w:rPr>
               <w:t>1.0% from cash</w:t>
@@ -2050,7 +2388,7 @@
         </w:tc>
         <w:tc>
           <w:tcPr>
-            <w:tcW w:type="dxa" w:w="2880"/>
+            <w:tcW w:type="dxa" w:w="2592"/>
             <w:tcBorders>
               <w:top w:val="single" w:sz="4" w:color="BFBFBF"/>
               <w:left w:val="single" w:sz="4" w:color="BFBFBF"/>
@@ -2060,9 +2398,12 @@
             <w:vAlign w:val="top"/>
           </w:tcPr>
           <w:p>
+            <w:r/>
             <w:r>
               <w:rPr>
-                <w:rFonts w:ascii="Calibri" w:hAnsi="Calibri"/>
+                <w:rFonts w:ascii="Calibri" w:hAnsi="Calibri" w:cs="Calibri"/>
+                <w:b w:val="0"/>
+                <w:i w:val="0"/>
                 <w:sz w:val="18"/>
               </w:rPr>
               <w:t>Sustained close &lt;$130 with supply-capacity guidance update</w:t>
@@ -2071,7 +2412,7 @@
         </w:tc>
         <w:tc>
           <w:tcPr>
-            <w:tcW w:type="dxa" w:w="2880"/>
+            <w:tcW w:type="dxa" w:w="2592"/>
             <w:tcBorders>
               <w:top w:val="single" w:sz="4" w:color="BFBFBF"/>
               <w:left w:val="single" w:sz="4" w:color="BFBFBF"/>
@@ -2081,18 +2422,21 @@
             <w:vAlign w:val="top"/>
           </w:tcPr>
           <w:p>
+            <w:r/>
             <w:r>
               <w:rPr>
-                <w:rFonts w:ascii="Calibri" w:hAnsi="Calibri"/>
+                <w:rFonts w:ascii="Calibri" w:hAnsi="Calibri" w:cs="Calibri"/>
+                <w:b w:val="0"/>
+                <w:i w:val="0"/>
                 <w:sz w:val="18"/>
               </w:rPr>
-              <w:t>Px stop $118 / Thesis: AI-edge royalty growth &lt;30% y/y for 2 qtrs</w:t>
+              <w:t>Px $118 / AI-edge royalty growth &lt;30% y/y for 2 qtrs</w:t>
             </w:r>
           </w:p>
         </w:tc>
         <w:tc>
           <w:tcPr>
-            <w:tcW w:type="dxa" w:w="2448"/>
+            <w:tcW w:type="dxa" w:w="2304"/>
             <w:tcBorders>
               <w:top w:val="single" w:sz="4" w:color="BFBFBF"/>
               <w:left w:val="single" w:sz="4" w:color="BFBFBF"/>
@@ -2102,12 +2446,15 @@
             <w:vAlign w:val="top"/>
           </w:tcPr>
           <w:p>
+            <w:r/>
             <w:r>
               <w:rPr>
-                <w:rFonts w:ascii="Calibri" w:hAnsi="Calibri"/>
+                <w:rFonts w:ascii="Calibri" w:hAnsi="Calibri" w:cs="Calibri"/>
+                <w:b w:val="0"/>
+                <w:i w:val="0"/>
                 <w:sz w:val="18"/>
               </w:rPr>
-              <w:t>Wrong if AGI-CPU supply gap proves transient AND the multiple does not compress</w:t>
+              <w:t>Wrong if AGI-CPU supply gap proves transient AND multiple does not compress</w:t>
             </w:r>
           </w:p>
         </w:tc>
@@ -2125,9 +2472,12 @@
             <w:vAlign w:val="top"/>
           </w:tcPr>
           <w:p>
+            <w:r/>
             <w:r>
               <w:rPr>
-                <w:rFonts w:ascii="Calibri" w:hAnsi="Calibri"/>
+                <w:rFonts w:ascii="Calibri" w:hAnsi="Calibri" w:cs="Calibri"/>
+                <w:b w:val="0"/>
+                <w:i w:val="0"/>
                 <w:sz w:val="18"/>
               </w:rPr>
               <w:t>SPOT</w:t>
@@ -2136,7 +2486,7 @@
         </w:tc>
         <w:tc>
           <w:tcPr>
-            <w:tcW w:type="dxa" w:w="864"/>
+            <w:tcW w:type="dxa" w:w="720"/>
             <w:tcBorders>
               <w:top w:val="single" w:sz="4" w:color="BFBFBF"/>
               <w:left w:val="single" w:sz="4" w:color="BFBFBF"/>
@@ -2146,9 +2496,12 @@
             <w:vAlign w:val="top"/>
           </w:tcPr>
           <w:p>
+            <w:r/>
             <w:r>
               <w:rPr>
-                <w:rFonts w:ascii="Calibri" w:hAnsi="Calibri"/>
+                <w:rFonts w:ascii="Consolas" w:hAnsi="Consolas" w:cs="Consolas"/>
+                <w:b w:val="0"/>
+                <w:i w:val="0"/>
                 <w:sz w:val="18"/>
               </w:rPr>
               <w:t>MED</w:t>
@@ -2167,9 +2520,12 @@
             <w:vAlign w:val="top"/>
           </w:tcPr>
           <w:p>
+            <w:r/>
             <w:r>
               <w:rPr>
-                <w:rFonts w:ascii="Calibri" w:hAnsi="Calibri"/>
+                <w:rFonts w:ascii="Consolas" w:hAnsi="Consolas" w:cs="Consolas"/>
+                <w:b w:val="0"/>
+                <w:i w:val="0"/>
                 <w:sz w:val="18"/>
               </w:rPr>
               <w:t>1.5% from cash</w:t>
@@ -2178,7 +2534,7 @@
         </w:tc>
         <w:tc>
           <w:tcPr>
-            <w:tcW w:type="dxa" w:w="2880"/>
+            <w:tcW w:type="dxa" w:w="2592"/>
             <w:tcBorders>
               <w:top w:val="single" w:sz="4" w:color="BFBFBF"/>
               <w:left w:val="single" w:sz="4" w:color="BFBFBF"/>
@@ -2188,18 +2544,21 @@
             <w:vAlign w:val="top"/>
           </w:tcPr>
           <w:p>
+            <w:r/>
             <w:r>
               <w:rPr>
-                <w:rFonts w:ascii="Calibri" w:hAnsi="Calibri"/>
+                <w:rFonts w:ascii="Calibri" w:hAnsi="Calibri" w:cs="Calibri"/>
+                <w:b w:val="0"/>
+                <w:i w:val="0"/>
                 <w:sz w:val="18"/>
               </w:rPr>
-              <w:t>&lt;$650 sustained close (currently $446.55 — historical trigger long met; cash floor blocks)</w:t>
+              <w:t>&lt;$650 sustained close (last ≈$447 — historical trigger long met; cash-floor blocks entry)</w:t>
             </w:r>
           </w:p>
         </w:tc>
         <w:tc>
           <w:tcPr>
-            <w:tcW w:type="dxa" w:w="2880"/>
+            <w:tcW w:type="dxa" w:w="2592"/>
             <w:tcBorders>
               <w:top w:val="single" w:sz="4" w:color="BFBFBF"/>
               <w:left w:val="single" w:sz="4" w:color="BFBFBF"/>
@@ -2209,18 +2568,21 @@
             <w:vAlign w:val="top"/>
           </w:tcPr>
           <w:p>
+            <w:r/>
             <w:r>
               <w:rPr>
-                <w:rFonts w:ascii="Calibri" w:hAnsi="Calibri"/>
+                <w:rFonts w:ascii="Calibri" w:hAnsi="Calibri" w:cs="Calibri"/>
+                <w:b w:val="0"/>
+                <w:i w:val="0"/>
                 <w:sz w:val="18"/>
               </w:rPr>
-              <w:t>Px stop $610 (-6%) / Thesis: ad-rev growth &lt;8% y/y for 2 qtrs</w:t>
+              <w:t>Px $610 (−6%) / Ad-rev growth &lt;8% y/y for 2 qtrs</w:t>
             </w:r>
           </w:p>
         </w:tc>
         <w:tc>
           <w:tcPr>
-            <w:tcW w:type="dxa" w:w="2448"/>
+            <w:tcW w:type="dxa" w:w="2304"/>
             <w:tcBorders>
               <w:top w:val="single" w:sz="4" w:color="BFBFBF"/>
               <w:left w:val="single" w:sz="4" w:color="BFBFBF"/>
@@ -2230,9 +2592,12 @@
             <w:vAlign w:val="top"/>
           </w:tcPr>
           <w:p>
+            <w:r/>
             <w:r>
               <w:rPr>
-                <w:rFonts w:ascii="Calibri" w:hAnsi="Calibri"/>
+                <w:rFonts w:ascii="Calibri" w:hAnsi="Calibri" w:cs="Calibri"/>
+                <w:b w:val="0"/>
+                <w:i w:val="0"/>
                 <w:sz w:val="18"/>
               </w:rPr>
               <w:t>Wrong if podcast/ad flywheel decouples from Premium FCF</w:t>
@@ -2253,9 +2618,12 @@
             <w:vAlign w:val="top"/>
           </w:tcPr>
           <w:p>
+            <w:r/>
             <w:r>
               <w:rPr>
-                <w:rFonts w:ascii="Calibri" w:hAnsi="Calibri"/>
+                <w:rFonts w:ascii="Calibri" w:hAnsi="Calibri" w:cs="Calibri"/>
+                <w:b w:val="0"/>
+                <w:i w:val="0"/>
                 <w:sz w:val="18"/>
               </w:rPr>
               <w:t>CSCO</w:t>
@@ -2264,7 +2632,7 @@
         </w:tc>
         <w:tc>
           <w:tcPr>
-            <w:tcW w:type="dxa" w:w="864"/>
+            <w:tcW w:type="dxa" w:w="720"/>
             <w:tcBorders>
               <w:top w:val="single" w:sz="4" w:color="BFBFBF"/>
               <w:left w:val="single" w:sz="4" w:color="BFBFBF"/>
@@ -2274,12 +2642,15 @@
             <w:vAlign w:val="top"/>
           </w:tcPr>
           <w:p>
+            <w:r/>
             <w:r>
               <w:rPr>
-                <w:rFonts w:ascii="Calibri" w:hAnsi="Calibri"/>
+                <w:rFonts w:ascii="Consolas" w:hAnsi="Consolas" w:cs="Consolas"/>
+                <w:b w:val="0"/>
+                <w:i w:val="0"/>
                 <w:sz w:val="18"/>
               </w:rPr>
-              <w:t>LOW</w:t>
+              <w:t>N/A</w:t>
             </w:r>
           </w:p>
         </w:tc>
@@ -2295,12 +2666,747 @@
             <w:vAlign w:val="top"/>
           </w:tcPr>
           <w:p>
+            <w:r/>
             <w:r>
               <w:rPr>
-                <w:rFonts w:ascii="Calibri" w:hAnsi="Calibri"/>
+                <w:rFonts w:ascii="Consolas" w:hAnsi="Consolas" w:cs="Consolas"/>
+                <w:b w:val="0"/>
+                <w:i w:val="0"/>
                 <w:sz w:val="18"/>
               </w:rPr>
-              <w:t>Watch only — not adding</w:t>
+              <w:t>Read-through only</w:t>
+            </w:r>
+          </w:p>
+        </w:tc>
+        <w:tc>
+          <w:tcPr>
+            <w:tcW w:type="dxa" w:w="2592"/>
+            <w:tcBorders>
+              <w:top w:val="single" w:sz="4" w:color="BFBFBF"/>
+              <w:left w:val="single" w:sz="4" w:color="BFBFBF"/>
+              <w:bottom w:val="single" w:sz="4" w:color="BFBFBF"/>
+              <w:right w:val="single" w:sz="4" w:color="BFBFBF"/>
+            </w:tcBorders>
+            <w:vAlign w:val="top"/>
+          </w:tcPr>
+          <w:p>
+            <w:r/>
+            <w:r>
+              <w:rPr>
+                <w:rFonts w:ascii="Calibri" w:hAnsi="Calibri" w:cs="Calibri"/>
+                <w:b w:val="0"/>
+                <w:i w:val="0"/>
+                <w:sz w:val="18"/>
+              </w:rPr>
+              <w:t>+15% open May 14 on raised AI guide; no pullback in name</w:t>
+            </w:r>
+          </w:p>
+        </w:tc>
+        <w:tc>
+          <w:tcPr>
+            <w:tcW w:type="dxa" w:w="2592"/>
+            <w:tcBorders>
+              <w:top w:val="single" w:sz="4" w:color="BFBFBF"/>
+              <w:left w:val="single" w:sz="4" w:color="BFBFBF"/>
+              <w:bottom w:val="single" w:sz="4" w:color="BFBFBF"/>
+              <w:right w:val="single" w:sz="4" w:color="BFBFBF"/>
+            </w:tcBorders>
+            <w:vAlign w:val="top"/>
+          </w:tcPr>
+          <w:p>
+            <w:r/>
+            <w:r>
+              <w:rPr>
+                <w:rFonts w:ascii="Calibri" w:hAnsi="Calibri" w:cs="Calibri"/>
+                <w:b w:val="0"/>
+                <w:i w:val="0"/>
+                <w:sz w:val="18"/>
+              </w:rPr>
+              <w:t>n/a — pass; exposure already in book via PANW/AVGO/ORCL/MSFT</w:t>
+            </w:r>
+          </w:p>
+        </w:tc>
+        <w:tc>
+          <w:tcPr>
+            <w:tcW w:type="dxa" w:w="2304"/>
+            <w:tcBorders>
+              <w:top w:val="single" w:sz="4" w:color="BFBFBF"/>
+              <w:left w:val="single" w:sz="4" w:color="BFBFBF"/>
+              <w:bottom w:val="single" w:sz="4" w:color="BFBFBF"/>
+              <w:right w:val="single" w:sz="4" w:color="BFBFBF"/>
+            </w:tcBorders>
+            <w:vAlign w:val="top"/>
+          </w:tcPr>
+          <w:p>
+            <w:r/>
+            <w:r>
+              <w:rPr>
+                <w:rFonts w:ascii="Calibri" w:hAnsi="Calibri" w:cs="Calibri"/>
+                <w:b w:val="0"/>
+                <w:i w:val="0"/>
+                <w:sz w:val="18"/>
+              </w:rPr>
+              <w:t>n/a — no entry today</w:t>
+            </w:r>
+          </w:p>
+        </w:tc>
+      </w:tr>
+    </w:tbl>
+    <w:p>
+      <w:pPr>
+        <w:spacing w:before="160" w:after="80"/>
+      </w:pPr>
+      <w:r>
+        <w:rPr>
+          <w:rFonts w:ascii="Calibri" w:hAnsi="Calibri" w:cs="Calibri"/>
+          <w:b/>
+          <w:i w:val="0"/>
+          <w:color w:val="365F91"/>
+          <w:sz w:val="28"/>
+        </w:rPr>
+        <w:t>4. Cash Recommendation</w:t>
+      </w:r>
+    </w:p>
+    <w:tbl>
+      <w:tblPr>
+        <w:tblW w:type="auto" w:w="0"/>
+        <w:tblLayout w:type="fixed"/>
+        <w:tblLook w:firstColumn="1" w:firstRow="1" w:lastColumn="0" w:lastRow="0" w:noHBand="0" w:noVBand="1" w:val="04A0"/>
+      </w:tblPr>
+      <w:tblGrid>
+        <w:gridCol w:w="3312"/>
+        <w:gridCol w:w="3312"/>
+        <w:gridCol w:w="3312"/>
+      </w:tblGrid>
+      <w:tr>
+        <w:tc>
+          <w:tcPr>
+            <w:tcW w:type="dxa" w:w="3744"/>
+            <w:shd w:val="clear" w:color="auto" w:fill="1F4E79"/>
+            <w:tcBorders>
+              <w:top w:val="single" w:sz="4" w:color="BFBFBF"/>
+              <w:left w:val="single" w:sz="4" w:color="BFBFBF"/>
+              <w:bottom w:val="single" w:sz="4" w:color="BFBFBF"/>
+              <w:right w:val="single" w:sz="4" w:color="BFBFBF"/>
+            </w:tcBorders>
+            <w:vAlign w:val="center"/>
+          </w:tcPr>
+          <w:p>
+            <w:r/>
+            <w:r>
+              <w:rPr>
+                <w:rFonts w:ascii="Calibri" w:hAnsi="Calibri" w:cs="Calibri"/>
+                <w:b/>
+                <w:i w:val="0"/>
+                <w:color w:val="FFFFFF"/>
+                <w:sz w:val="20"/>
+              </w:rPr>
+              <w:t>Item</w:t>
+            </w:r>
+          </w:p>
+        </w:tc>
+        <w:tc>
+          <w:tcPr>
+            <w:tcW w:type="dxa" w:w="3312"/>
+            <w:shd w:val="clear" w:color="auto" w:fill="1F4E79"/>
+            <w:tcBorders>
+              <w:top w:val="single" w:sz="4" w:color="BFBFBF"/>
+              <w:left w:val="single" w:sz="4" w:color="BFBFBF"/>
+              <w:bottom w:val="single" w:sz="4" w:color="BFBFBF"/>
+              <w:right w:val="single" w:sz="4" w:color="BFBFBF"/>
+            </w:tcBorders>
+            <w:vAlign w:val="center"/>
+          </w:tcPr>
+          <w:p>
+            <w:r/>
+            <w:r>
+              <w:rPr>
+                <w:rFonts w:ascii="Calibri" w:hAnsi="Calibri" w:cs="Calibri"/>
+                <w:b/>
+                <w:i w:val="0"/>
+                <w:color w:val="FFFFFF"/>
+                <w:sz w:val="20"/>
+              </w:rPr>
+              <w:t>Value</w:t>
+            </w:r>
+          </w:p>
+        </w:tc>
+        <w:tc>
+          <w:tcPr>
+            <w:tcW w:type="dxa" w:w="3600"/>
+            <w:shd w:val="clear" w:color="auto" w:fill="1F4E79"/>
+            <w:tcBorders>
+              <w:top w:val="single" w:sz="4" w:color="BFBFBF"/>
+              <w:left w:val="single" w:sz="4" w:color="BFBFBF"/>
+              <w:bottom w:val="single" w:sz="4" w:color="BFBFBF"/>
+              <w:right w:val="single" w:sz="4" w:color="BFBFBF"/>
+            </w:tcBorders>
+            <w:vAlign w:val="center"/>
+          </w:tcPr>
+          <w:p>
+            <w:r/>
+            <w:r>
+              <w:rPr>
+                <w:rFonts w:ascii="Calibri" w:hAnsi="Calibri" w:cs="Calibri"/>
+                <w:b/>
+                <w:i w:val="0"/>
+                <w:color w:val="FFFFFF"/>
+                <w:sz w:val="20"/>
+              </w:rPr>
+              <w:t>Status</w:t>
+            </w:r>
+          </w:p>
+        </w:tc>
+      </w:tr>
+      <w:tr>
+        <w:tc>
+          <w:tcPr>
+            <w:tcW w:type="dxa" w:w="3744"/>
+            <w:tcBorders>
+              <w:top w:val="single" w:sz="4" w:color="BFBFBF"/>
+              <w:left w:val="single" w:sz="4" w:color="BFBFBF"/>
+              <w:bottom w:val="single" w:sz="4" w:color="BFBFBF"/>
+              <w:right w:val="single" w:sz="4" w:color="BFBFBF"/>
+            </w:tcBorders>
+            <w:vAlign w:val="top"/>
+          </w:tcPr>
+          <w:p>
+            <w:r/>
+            <w:r>
+              <w:rPr>
+                <w:rFonts w:ascii="Calibri" w:hAnsi="Calibri" w:cs="Calibri"/>
+                <w:b w:val="0"/>
+                <w:i w:val="0"/>
+                <w:sz w:val="18"/>
+              </w:rPr>
+              <w:t>Current cash weight</w:t>
+            </w:r>
+          </w:p>
+        </w:tc>
+        <w:tc>
+          <w:tcPr>
+            <w:tcW w:type="dxa" w:w="3312"/>
+            <w:tcBorders>
+              <w:top w:val="single" w:sz="4" w:color="BFBFBF"/>
+              <w:left w:val="single" w:sz="4" w:color="BFBFBF"/>
+              <w:bottom w:val="single" w:sz="4" w:color="BFBFBF"/>
+              <w:right w:val="single" w:sz="4" w:color="BFBFBF"/>
+            </w:tcBorders>
+            <w:vAlign w:val="top"/>
+          </w:tcPr>
+          <w:p>
+            <w:r/>
+            <w:r>
+              <w:rPr>
+                <w:rFonts w:ascii="Consolas" w:hAnsi="Consolas" w:cs="Consolas"/>
+                <w:b w:val="0"/>
+                <w:i w:val="0"/>
+                <w:sz w:val="18"/>
+              </w:rPr>
+              <w:t>15.0%</w:t>
+            </w:r>
+          </w:p>
+        </w:tc>
+        <w:tc>
+          <w:tcPr>
+            <w:tcW w:type="dxa" w:w="3600"/>
+            <w:tcBorders>
+              <w:top w:val="single" w:sz="4" w:color="BFBFBF"/>
+              <w:left w:val="single" w:sz="4" w:color="BFBFBF"/>
+              <w:bottom w:val="single" w:sz="4" w:color="BFBFBF"/>
+              <w:right w:val="single" w:sz="4" w:color="BFBFBF"/>
+            </w:tcBorders>
+            <w:vAlign w:val="top"/>
+          </w:tcPr>
+          <w:p>
+            <w:r/>
+            <w:r>
+              <w:rPr>
+                <w:rFonts w:ascii="Calibri" w:hAnsi="Calibri" w:cs="Calibri"/>
+                <w:b w:val="0"/>
+                <w:i w:val="0"/>
+                <w:sz w:val="18"/>
+              </w:rPr>
+              <w:t>At self-imposed floor (band 10–20%)</w:t>
+            </w:r>
+          </w:p>
+        </w:tc>
+      </w:tr>
+      <w:tr>
+        <w:tc>
+          <w:tcPr>
+            <w:tcW w:type="dxa" w:w="3744"/>
+            <w:tcBorders>
+              <w:top w:val="single" w:sz="4" w:color="BFBFBF"/>
+              <w:left w:val="single" w:sz="4" w:color="BFBFBF"/>
+              <w:bottom w:val="single" w:sz="4" w:color="BFBFBF"/>
+              <w:right w:val="single" w:sz="4" w:color="BFBFBF"/>
+            </w:tcBorders>
+            <w:vAlign w:val="top"/>
+          </w:tcPr>
+          <w:p>
+            <w:r/>
+            <w:r>
+              <w:rPr>
+                <w:rFonts w:ascii="Calibri" w:hAnsi="Calibri" w:cs="Calibri"/>
+                <w:b w:val="0"/>
+                <w:i w:val="0"/>
+                <w:sz w:val="18"/>
+              </w:rPr>
+              <w:t>Deploy trigger (NFP &lt;30k AND mkt −1.5%)</w:t>
+            </w:r>
+          </w:p>
+        </w:tc>
+        <w:tc>
+          <w:tcPr>
+            <w:tcW w:type="dxa" w:w="3312"/>
+            <w:tcBorders>
+              <w:top w:val="single" w:sz="4" w:color="BFBFBF"/>
+              <w:left w:val="single" w:sz="4" w:color="BFBFBF"/>
+              <w:bottom w:val="single" w:sz="4" w:color="BFBFBF"/>
+              <w:right w:val="single" w:sz="4" w:color="BFBFBF"/>
+            </w:tcBorders>
+            <w:vAlign w:val="top"/>
+          </w:tcPr>
+          <w:p>
+            <w:r/>
+            <w:r>
+              <w:rPr>
+                <w:rFonts w:ascii="Consolas" w:hAnsi="Consolas" w:cs="Consolas"/>
+                <w:b w:val="0"/>
+                <w:i w:val="0"/>
+                <w:sz w:val="18"/>
+              </w:rPr>
+              <w:t>—</w:t>
+            </w:r>
+          </w:p>
+        </w:tc>
+        <w:tc>
+          <w:tcPr>
+            <w:tcW w:type="dxa" w:w="3600"/>
+            <w:tcBorders>
+              <w:top w:val="single" w:sz="4" w:color="BFBFBF"/>
+              <w:left w:val="single" w:sz="4" w:color="BFBFBF"/>
+              <w:bottom w:val="single" w:sz="4" w:color="BFBFBF"/>
+              <w:right w:val="single" w:sz="4" w:color="BFBFBF"/>
+            </w:tcBorders>
+            <w:vAlign w:val="top"/>
+          </w:tcPr>
+          <w:p>
+            <w:r/>
+            <w:r>
+              <w:rPr>
+                <w:rFonts w:ascii="Calibri" w:hAnsi="Calibri" w:cs="Calibri"/>
+                <w:b w:val="0"/>
+                <w:i w:val="0"/>
+                <w:sz w:val="18"/>
+              </w:rPr>
+              <w:t>Invalidated May 8 (NFP +115k beat); VOID</w:t>
+            </w:r>
+          </w:p>
+        </w:tc>
+      </w:tr>
+      <w:tr>
+        <w:tc>
+          <w:tcPr>
+            <w:tcW w:type="dxa" w:w="3744"/>
+            <w:tcBorders>
+              <w:top w:val="single" w:sz="4" w:color="BFBFBF"/>
+              <w:left w:val="single" w:sz="4" w:color="BFBFBF"/>
+              <w:bottom w:val="single" w:sz="4" w:color="BFBFBF"/>
+              <w:right w:val="single" w:sz="4" w:color="BFBFBF"/>
+            </w:tcBorders>
+            <w:vAlign w:val="top"/>
+          </w:tcPr>
+          <w:p>
+            <w:r/>
+            <w:r>
+              <w:rPr>
+                <w:rFonts w:ascii="Calibri" w:hAnsi="Calibri" w:cs="Calibri"/>
+                <w:b w:val="0"/>
+                <w:i w:val="0"/>
+                <w:sz w:val="18"/>
+              </w:rPr>
+              <w:t>Conditional add capacity (any name)</w:t>
+            </w:r>
+          </w:p>
+        </w:tc>
+        <w:tc>
+          <w:tcPr>
+            <w:tcW w:type="dxa" w:w="3312"/>
+            <w:tcBorders>
+              <w:top w:val="single" w:sz="4" w:color="BFBFBF"/>
+              <w:left w:val="single" w:sz="4" w:color="BFBFBF"/>
+              <w:bottom w:val="single" w:sz="4" w:color="BFBFBF"/>
+              <w:right w:val="single" w:sz="4" w:color="BFBFBF"/>
+            </w:tcBorders>
+            <w:vAlign w:val="top"/>
+          </w:tcPr>
+          <w:p>
+            <w:r/>
+            <w:r>
+              <w:rPr>
+                <w:rFonts w:ascii="Consolas" w:hAnsi="Consolas" w:cs="Consolas"/>
+                <w:b w:val="0"/>
+                <w:i w:val="0"/>
+                <w:sz w:val="18"/>
+              </w:rPr>
+              <w:t>0.0%</w:t>
+            </w:r>
+          </w:p>
+        </w:tc>
+        <w:tc>
+          <w:tcPr>
+            <w:tcW w:type="dxa" w:w="3600"/>
+            <w:tcBorders>
+              <w:top w:val="single" w:sz="4" w:color="BFBFBF"/>
+              <w:left w:val="single" w:sz="4" w:color="BFBFBF"/>
+              <w:bottom w:val="single" w:sz="4" w:color="BFBFBF"/>
+              <w:right w:val="single" w:sz="4" w:color="BFBFBF"/>
+            </w:tcBorders>
+            <w:vAlign w:val="top"/>
+          </w:tcPr>
+          <w:p>
+            <w:r/>
+            <w:r>
+              <w:rPr>
+                <w:rFonts w:ascii="Calibri" w:hAnsi="Calibri" w:cs="Calibri"/>
+                <w:b w:val="0"/>
+                <w:i w:val="0"/>
+                <w:sz w:val="18"/>
+              </w:rPr>
+              <w:t>Blocked — cash at floor</w:t>
+            </w:r>
+          </w:p>
+        </w:tc>
+      </w:tr>
+      <w:tr>
+        <w:tc>
+          <w:tcPr>
+            <w:tcW w:type="dxa" w:w="3744"/>
+            <w:tcBorders>
+              <w:top w:val="single" w:sz="4" w:color="BFBFBF"/>
+              <w:left w:val="single" w:sz="4" w:color="BFBFBF"/>
+              <w:bottom w:val="single" w:sz="4" w:color="BFBFBF"/>
+              <w:right w:val="single" w:sz="4" w:color="BFBFBF"/>
+            </w:tcBorders>
+            <w:vAlign w:val="top"/>
+          </w:tcPr>
+          <w:p>
+            <w:r/>
+            <w:r>
+              <w:rPr>
+                <w:rFonts w:ascii="Calibri" w:hAnsi="Calibri" w:cs="Calibri"/>
+                <w:b w:val="0"/>
+                <w:i w:val="0"/>
+                <w:sz w:val="18"/>
+              </w:rPr>
+              <w:t>Risk-off raise trigger (WTD ≥ −3% / vol spike)</w:t>
+            </w:r>
+          </w:p>
+        </w:tc>
+        <w:tc>
+          <w:tcPr>
+            <w:tcW w:type="dxa" w:w="3312"/>
+            <w:tcBorders>
+              <w:top w:val="single" w:sz="4" w:color="BFBFBF"/>
+              <w:left w:val="single" w:sz="4" w:color="BFBFBF"/>
+              <w:bottom w:val="single" w:sz="4" w:color="BFBFBF"/>
+              <w:right w:val="single" w:sz="4" w:color="BFBFBF"/>
+            </w:tcBorders>
+            <w:vAlign w:val="top"/>
+          </w:tcPr>
+          <w:p>
+            <w:r/>
+            <w:r>
+              <w:rPr>
+                <w:rFonts w:ascii="Consolas" w:hAnsi="Consolas" w:cs="Consolas"/>
+                <w:b w:val="0"/>
+                <w:i w:val="0"/>
+                <w:sz w:val="18"/>
+              </w:rPr>
+              <w:t>Not active</w:t>
+            </w:r>
+          </w:p>
+        </w:tc>
+        <w:tc>
+          <w:tcPr>
+            <w:tcW w:type="dxa" w:w="3600"/>
+            <w:tcBorders>
+              <w:top w:val="single" w:sz="4" w:color="BFBFBF"/>
+              <w:left w:val="single" w:sz="4" w:color="BFBFBF"/>
+              <w:bottom w:val="single" w:sz="4" w:color="BFBFBF"/>
+              <w:right w:val="single" w:sz="4" w:color="BFBFBF"/>
+            </w:tcBorders>
+            <w:vAlign w:val="top"/>
+          </w:tcPr>
+          <w:p>
+            <w:r/>
+            <w:r>
+              <w:rPr>
+                <w:rFonts w:ascii="Calibri" w:hAnsi="Calibri" w:cs="Calibri"/>
+                <w:b w:val="0"/>
+                <w:i w:val="0"/>
+                <w:sz w:val="18"/>
+              </w:rPr>
+              <w:t>MONITOR</w:t>
+            </w:r>
+          </w:p>
+        </w:tc>
+      </w:tr>
+      <w:tr>
+        <w:tc>
+          <w:tcPr>
+            <w:tcW w:type="dxa" w:w="3744"/>
+            <w:tcBorders>
+              <w:top w:val="single" w:sz="4" w:color="BFBFBF"/>
+              <w:left w:val="single" w:sz="4" w:color="BFBFBF"/>
+              <w:bottom w:val="single" w:sz="4" w:color="BFBFBF"/>
+              <w:right w:val="single" w:sz="4" w:color="BFBFBF"/>
+            </w:tcBorders>
+            <w:vAlign w:val="top"/>
+          </w:tcPr>
+          <w:p>
+            <w:r/>
+            <w:r>
+              <w:rPr>
+                <w:rFonts w:ascii="Calibri" w:hAnsi="Calibri" w:cs="Calibri"/>
+                <w:b w:val="0"/>
+                <w:i w:val="0"/>
+                <w:sz w:val="18"/>
+              </w:rPr>
+              <w:t>Next conditional release</w:t>
+            </w:r>
+          </w:p>
+        </w:tc>
+        <w:tc>
+          <w:tcPr>
+            <w:tcW w:type="dxa" w:w="3312"/>
+            <w:tcBorders>
+              <w:top w:val="single" w:sz="4" w:color="BFBFBF"/>
+              <w:left w:val="single" w:sz="4" w:color="BFBFBF"/>
+              <w:bottom w:val="single" w:sz="4" w:color="BFBFBF"/>
+              <w:right w:val="single" w:sz="4" w:color="BFBFBF"/>
+            </w:tcBorders>
+            <w:vAlign w:val="top"/>
+          </w:tcPr>
+          <w:p>
+            <w:r/>
+            <w:r>
+              <w:rPr>
+                <w:rFonts w:ascii="Consolas" w:hAnsi="Consolas" w:cs="Consolas"/>
+                <w:b w:val="0"/>
+                <w:i w:val="0"/>
+                <w:sz w:val="18"/>
+              </w:rPr>
+              <w:t>On macro shock or thesis-stop hit</w:t>
+            </w:r>
+          </w:p>
+        </w:tc>
+        <w:tc>
+          <w:tcPr>
+            <w:tcW w:type="dxa" w:w="3600"/>
+            <w:tcBorders>
+              <w:top w:val="single" w:sz="4" w:color="BFBFBF"/>
+              <w:left w:val="single" w:sz="4" w:color="BFBFBF"/>
+              <w:bottom w:val="single" w:sz="4" w:color="BFBFBF"/>
+              <w:right w:val="single" w:sz="4" w:color="BFBFBF"/>
+            </w:tcBorders>
+            <w:vAlign w:val="top"/>
+          </w:tcPr>
+          <w:p>
+            <w:r/>
+            <w:r>
+              <w:rPr>
+                <w:rFonts w:ascii="Calibri" w:hAnsi="Calibri" w:cs="Calibri"/>
+                <w:b w:val="0"/>
+                <w:i w:val="0"/>
+                <w:sz w:val="18"/>
+              </w:rPr>
+              <w:t>RESERVED</w:t>
+            </w:r>
+          </w:p>
+        </w:tc>
+      </w:tr>
+    </w:tbl>
+    <w:p>
+      <w:pPr>
+        <w:spacing w:after="80"/>
+      </w:pPr>
+      <w:r>
+        <w:rPr>
+          <w:rFonts w:ascii="Calibri" w:hAnsi="Calibri" w:cs="Calibri"/>
+          <w:b/>
+          <w:i w:val="0"/>
+          <w:sz w:val="20"/>
+        </w:rPr>
+        <w:t xml:space="preserve">Rationale. </w:t>
+      </w:r>
+      <w:r>
+        <w:rPr>
+          <w:rFonts w:ascii="Calibri" w:hAnsi="Calibri" w:cs="Calibri"/>
+          <w:b w:val="0"/>
+          <w:i w:val="0"/>
+          <w:sz w:val="20"/>
+        </w:rPr>
+        <w:t>Hot CPI + PPI tightens rate-path optionality. April retail sales decelerated (+0.5% m/m, ex-gas +0.3%); jobless claims 211k modestly above consensus. Tape printing record highs (Wed S&amp;P 7,444 / Nasdaq 26,402) and a constructive US–China narrative argue against trimming. Net: hold at the 15.0% floor; remain reactive only on macro shock or thesis-stop hit.</w:t>
+      </w:r>
+    </w:p>
+    <w:p>
+      <w:pPr>
+        <w:spacing w:before="160" w:after="80"/>
+      </w:pPr>
+      <w:r>
+        <w:rPr>
+          <w:rFonts w:ascii="Calibri" w:hAnsi="Calibri" w:cs="Calibri"/>
+          <w:b/>
+          <w:i w:val="0"/>
+          <w:color w:val="365F91"/>
+          <w:sz w:val="28"/>
+        </w:rPr>
+        <w:t>5. Pending Catalysts — Status Update</w:t>
+      </w:r>
+    </w:p>
+    <w:tbl>
+      <w:tblPr>
+        <w:tblW w:type="auto" w:w="0"/>
+        <w:tblLayout w:type="fixed"/>
+        <w:tblLook w:firstColumn="1" w:firstRow="1" w:lastColumn="0" w:lastRow="0" w:noHBand="0" w:noVBand="1" w:val="04A0"/>
+      </w:tblPr>
+      <w:tblGrid>
+        <w:gridCol w:w="2484"/>
+        <w:gridCol w:w="2484"/>
+        <w:gridCol w:w="2484"/>
+        <w:gridCol w:w="2484"/>
+      </w:tblGrid>
+      <w:tr>
+        <w:tc>
+          <w:tcPr>
+            <w:tcW w:type="dxa" w:w="1584"/>
+            <w:shd w:val="clear" w:color="auto" w:fill="1F4E79"/>
+            <w:tcBorders>
+              <w:top w:val="single" w:sz="4" w:color="BFBFBF"/>
+              <w:left w:val="single" w:sz="4" w:color="BFBFBF"/>
+              <w:bottom w:val="single" w:sz="4" w:color="BFBFBF"/>
+              <w:right w:val="single" w:sz="4" w:color="BFBFBF"/>
+            </w:tcBorders>
+            <w:vAlign w:val="center"/>
+          </w:tcPr>
+          <w:p>
+            <w:r/>
+            <w:r>
+              <w:rPr>
+                <w:rFonts w:ascii="Calibri" w:hAnsi="Calibri" w:cs="Calibri"/>
+                <w:b/>
+                <w:i w:val="0"/>
+                <w:color w:val="FFFFFF"/>
+                <w:sz w:val="20"/>
+              </w:rPr>
+              <w:t>When</w:t>
+            </w:r>
+          </w:p>
+        </w:tc>
+        <w:tc>
+          <w:tcPr>
+            <w:tcW w:type="dxa" w:w="2880"/>
+            <w:shd w:val="clear" w:color="auto" w:fill="1F4E79"/>
+            <w:tcBorders>
+              <w:top w:val="single" w:sz="4" w:color="BFBFBF"/>
+              <w:left w:val="single" w:sz="4" w:color="BFBFBF"/>
+              <w:bottom w:val="single" w:sz="4" w:color="BFBFBF"/>
+              <w:right w:val="single" w:sz="4" w:color="BFBFBF"/>
+            </w:tcBorders>
+            <w:vAlign w:val="center"/>
+          </w:tcPr>
+          <w:p>
+            <w:r/>
+            <w:r>
+              <w:rPr>
+                <w:rFonts w:ascii="Calibri" w:hAnsi="Calibri" w:cs="Calibri"/>
+                <w:b/>
+                <w:i w:val="0"/>
+                <w:color w:val="FFFFFF"/>
+                <w:sz w:val="20"/>
+              </w:rPr>
+              <w:t>Event</w:t>
+            </w:r>
+          </w:p>
+        </w:tc>
+        <w:tc>
+          <w:tcPr>
+            <w:tcW w:type="dxa" w:w="2880"/>
+            <w:shd w:val="clear" w:color="auto" w:fill="1F4E79"/>
+            <w:tcBorders>
+              <w:top w:val="single" w:sz="4" w:color="BFBFBF"/>
+              <w:left w:val="single" w:sz="4" w:color="BFBFBF"/>
+              <w:bottom w:val="single" w:sz="4" w:color="BFBFBF"/>
+              <w:right w:val="single" w:sz="4" w:color="BFBFBF"/>
+            </w:tcBorders>
+            <w:vAlign w:val="center"/>
+          </w:tcPr>
+          <w:p>
+            <w:r/>
+            <w:r>
+              <w:rPr>
+                <w:rFonts w:ascii="Calibri" w:hAnsi="Calibri" w:cs="Calibri"/>
+                <w:b/>
+                <w:i w:val="0"/>
+                <w:color w:val="FFFFFF"/>
+                <w:sz w:val="20"/>
+              </w:rPr>
+              <w:t>Held Read-Through</w:t>
+            </w:r>
+          </w:p>
+        </w:tc>
+        <w:tc>
+          <w:tcPr>
+            <w:tcW w:type="dxa" w:w="3456"/>
+            <w:shd w:val="clear" w:color="auto" w:fill="1F4E79"/>
+            <w:tcBorders>
+              <w:top w:val="single" w:sz="4" w:color="BFBFBF"/>
+              <w:left w:val="single" w:sz="4" w:color="BFBFBF"/>
+              <w:bottom w:val="single" w:sz="4" w:color="BFBFBF"/>
+              <w:right w:val="single" w:sz="4" w:color="BFBFBF"/>
+            </w:tcBorders>
+            <w:vAlign w:val="center"/>
+          </w:tcPr>
+          <w:p>
+            <w:r/>
+            <w:r>
+              <w:rPr>
+                <w:rFonts w:ascii="Calibri" w:hAnsi="Calibri" w:cs="Calibri"/>
+                <w:b/>
+                <w:i w:val="0"/>
+                <w:color w:val="FFFFFF"/>
+                <w:sz w:val="20"/>
+              </w:rPr>
+              <w:t>Pre-Plan</w:t>
+            </w:r>
+          </w:p>
+        </w:tc>
+      </w:tr>
+      <w:tr>
+        <w:tc>
+          <w:tcPr>
+            <w:tcW w:type="dxa" w:w="1584"/>
+            <w:tcBorders>
+              <w:top w:val="single" w:sz="4" w:color="BFBFBF"/>
+              <w:left w:val="single" w:sz="4" w:color="BFBFBF"/>
+              <w:bottom w:val="single" w:sz="4" w:color="BFBFBF"/>
+              <w:right w:val="single" w:sz="4" w:color="BFBFBF"/>
+            </w:tcBorders>
+            <w:vAlign w:val="top"/>
+          </w:tcPr>
+          <w:p>
+            <w:r/>
+            <w:r>
+              <w:rPr>
+                <w:rFonts w:ascii="Calibri" w:hAnsi="Calibri" w:cs="Calibri"/>
+                <w:b w:val="0"/>
+                <w:i w:val="0"/>
+                <w:sz w:val="18"/>
+              </w:rPr>
+              <w:t>Wed May 20 AMC</w:t>
             </w:r>
           </w:p>
         </w:tc>
@@ -2316,12 +3422,15 @@
             <w:vAlign w:val="top"/>
           </w:tcPr>
           <w:p>
+            <w:r/>
             <w:r>
               <w:rPr>
-                <w:rFonts w:ascii="Calibri" w:hAnsi="Calibri"/>
+                <w:rFonts w:ascii="Calibri" w:hAnsi="Calibri" w:cs="Calibri"/>
+                <w:b w:val="0"/>
+                <w:i w:val="0"/>
                 <w:sz w:val="18"/>
               </w:rPr>
-              <w:t>Already +17% AH May 13 on raised AI guide; no pullback yet</w:t>
+              <w:t>NVDA Q1 fiscal 2027 (cons rev $78.98B / EPS $1.78)</w:t>
             </w:r>
           </w:p>
         </w:tc>
@@ -2337,179 +3446,15 @@
             <w:vAlign w:val="top"/>
           </w:tcPr>
           <w:p>
+            <w:r/>
             <w:r>
               <w:rPr>
-                <w:rFonts w:ascii="Calibri" w:hAnsi="Calibri"/>
+                <w:rFonts w:ascii="Calibri" w:hAnsi="Calibri" w:cs="Calibri"/>
+                <w:b w:val="0"/>
+                <w:i w:val="0"/>
                 <w:sz w:val="18"/>
               </w:rPr>
-              <w:t>n/a — no entry today</w:t>
-            </w:r>
-          </w:p>
-        </w:tc>
-        <w:tc>
-          <w:tcPr>
-            <w:tcW w:type="dxa" w:w="2448"/>
-            <w:tcBorders>
-              <w:top w:val="single" w:sz="4" w:color="BFBFBF"/>
-              <w:left w:val="single" w:sz="4" w:color="BFBFBF"/>
-              <w:bottom w:val="single" w:sz="4" w:color="BFBFBF"/>
-              <w:right w:val="single" w:sz="4" w:color="BFBFBF"/>
-            </w:tcBorders>
-            <w:vAlign w:val="top"/>
-          </w:tcPr>
-          <w:p>
-            <w:r>
-              <w:rPr>
-                <w:rFonts w:ascii="Calibri" w:hAnsi="Calibri"/>
-                <w:sz w:val="18"/>
-              </w:rPr>
-              <w:t>Networking / AI-infra read-through already harvested via PANW, AVGO, ORCL</w:t>
-            </w:r>
-          </w:p>
-        </w:tc>
-      </w:tr>
-    </w:tbl>
-    <w:p>
-      <w:pPr>
-        <w:spacing w:after="80"/>
-      </w:pPr>
-      <w:r>
-        <w:rPr>
-          <w:rFonts w:ascii="Calibri" w:hAnsi="Calibri"/>
-          <w:b w:val="0"/>
-          <w:i w:val="0"/>
-          <w:sz w:val="20"/>
-        </w:rPr>
-        <w:t>No watchlist entries today. ARM trigger not met. SPOT trigger met on price but blocked by 15.0% cash floor. CSCO read-through is already in the book via held AI-infrastructure names.</w:t>
-      </w:r>
-    </w:p>
-    <w:p>
-      <w:pPr>
-        <w:spacing w:before="160" w:after="80"/>
-      </w:pPr>
-      <w:r>
-        <w:rPr>
-          <w:rFonts w:ascii="Calibri" w:hAnsi="Calibri"/>
-          <w:b/>
-          <w:color w:val="365F91"/>
-          <w:sz w:val="28"/>
-        </w:rPr>
-        <w:t>4. Cash Recommendation</w:t>
-      </w:r>
-    </w:p>
-    <w:tbl>
-      <w:tblPr>
-        <w:tblW w:type="auto" w:w="0"/>
-        <w:jc w:val="left"/>
-        <w:tblLook w:firstColumn="1" w:firstRow="1" w:lastColumn="0" w:lastRow="0" w:noHBand="0" w:noVBand="1" w:val="04A0"/>
-      </w:tblPr>
-      <w:tblGrid>
-        <w:gridCol w:w="3312"/>
-        <w:gridCol w:w="3312"/>
-        <w:gridCol w:w="3312"/>
-      </w:tblGrid>
-      <w:tr>
-        <w:tc>
-          <w:tcPr>
-            <w:tcW w:type="dxa" w:w="4320"/>
-            <w:shd w:fill="1F4E79" w:val="clear"/>
-            <w:tcBorders>
-              <w:top w:val="single" w:sz="4" w:color="BFBFBF"/>
-              <w:left w:val="single" w:sz="4" w:color="BFBFBF"/>
-              <w:bottom w:val="single" w:sz="4" w:color="BFBFBF"/>
-              <w:right w:val="single" w:sz="4" w:color="BFBFBF"/>
-            </w:tcBorders>
-            <w:vAlign w:val="center"/>
-          </w:tcPr>
-          <w:p>
-            <w:pPr>
-              <w:jc w:val="left"/>
-            </w:pPr>
-            <w:r>
-              <w:rPr>
-                <w:rFonts w:ascii="Calibri" w:hAnsi="Calibri"/>
-                <w:b/>
-                <w:color w:val="FFFFFF"/>
-                <w:sz w:val="20"/>
-              </w:rPr>
-              <w:t>Item</w:t>
-            </w:r>
-          </w:p>
-        </w:tc>
-        <w:tc>
-          <w:tcPr>
-            <w:tcW w:type="dxa" w:w="3456"/>
-            <w:shd w:fill="1F4E79" w:val="clear"/>
-            <w:tcBorders>
-              <w:top w:val="single" w:sz="4" w:color="BFBFBF"/>
-              <w:left w:val="single" w:sz="4" w:color="BFBFBF"/>
-              <w:bottom w:val="single" w:sz="4" w:color="BFBFBF"/>
-              <w:right w:val="single" w:sz="4" w:color="BFBFBF"/>
-            </w:tcBorders>
-            <w:vAlign w:val="center"/>
-          </w:tcPr>
-          <w:p>
-            <w:pPr>
-              <w:jc w:val="left"/>
-            </w:pPr>
-            <w:r>
-              <w:rPr>
-                <w:rFonts w:ascii="Calibri" w:hAnsi="Calibri"/>
-                <w:b/>
-                <w:color w:val="FFFFFF"/>
-                <w:sz w:val="20"/>
-              </w:rPr>
-              <w:t>Value</w:t>
-            </w:r>
-          </w:p>
-        </w:tc>
-        <w:tc>
-          <w:tcPr>
-            <w:tcW w:type="dxa" w:w="3744"/>
-            <w:shd w:fill="1F4E79" w:val="clear"/>
-            <w:tcBorders>
-              <w:top w:val="single" w:sz="4" w:color="BFBFBF"/>
-              <w:left w:val="single" w:sz="4" w:color="BFBFBF"/>
-              <w:bottom w:val="single" w:sz="4" w:color="BFBFBF"/>
-              <w:right w:val="single" w:sz="4" w:color="BFBFBF"/>
-            </w:tcBorders>
-            <w:vAlign w:val="center"/>
-          </w:tcPr>
-          <w:p>
-            <w:pPr>
-              <w:jc w:val="left"/>
-            </w:pPr>
-            <w:r>
-              <w:rPr>
-                <w:rFonts w:ascii="Calibri" w:hAnsi="Calibri"/>
-                <w:b/>
-                <w:color w:val="FFFFFF"/>
-                <w:sz w:val="20"/>
-              </w:rPr>
-              <w:t>Status</w:t>
-            </w:r>
-          </w:p>
-        </w:tc>
-      </w:tr>
-      <w:tr>
-        <w:tc>
-          <w:tcPr>
-            <w:tcW w:type="dxa" w:w="4320"/>
-            <w:tcBorders>
-              <w:top w:val="single" w:sz="4" w:color="BFBFBF"/>
-              <w:left w:val="single" w:sz="4" w:color="BFBFBF"/>
-              <w:bottom w:val="single" w:sz="4" w:color="BFBFBF"/>
-              <w:right w:val="single" w:sz="4" w:color="BFBFBF"/>
-            </w:tcBorders>
-            <w:vAlign w:val="top"/>
-          </w:tcPr>
-          <w:p>
-            <w:r>
-              <w:rPr>
-                <w:rFonts w:ascii="Calibri" w:hAnsi="Calibri"/>
-                <w:sz w:val="18"/>
-              </w:rPr>
-              <w:t>Current cash weight</w:t>
+              <w:t>NVDA 6.5%, AVGO 4.0%, MU 2.5%, TSM 3.0%, ORCL 3.0%</w:t>
             </w:r>
           </w:p>
         </w:tc>
@@ -2525,18 +3470,23 @@
             <w:vAlign w:val="top"/>
           </w:tcPr>
           <w:p>
+            <w:r/>
             <w:r>
               <w:rPr>
-                <w:rFonts w:ascii="Calibri" w:hAnsi="Calibri"/>
+                <w:rFonts w:ascii="Calibri" w:hAnsi="Calibri" w:cs="Calibri"/>
+                <w:b w:val="0"/>
+                <w:i w:val="0"/>
                 <w:sz w:val="18"/>
               </w:rPr>
-              <w:t>15.0%</w:t>
+              <w:t>On miss: no trim (thesis-stop not hit); on beat-and-raise: no add capacity (cash floor)</w:t>
             </w:r>
           </w:p>
         </w:tc>
+      </w:tr>
+      <w:tr>
         <w:tc>
           <w:tcPr>
-            <w:tcW w:type="dxa" w:w="3744"/>
+            <w:tcW w:type="dxa" w:w="1584"/>
             <w:tcBorders>
               <w:top w:val="single" w:sz="4" w:color="BFBFBF"/>
               <w:left w:val="single" w:sz="4" w:color="BFBFBF"/>
@@ -2546,20 +3496,21 @@
             <w:vAlign w:val="top"/>
           </w:tcPr>
           <w:p>
+            <w:r/>
             <w:r>
               <w:rPr>
-                <w:rFonts w:ascii="Calibri" w:hAnsi="Calibri"/>
+                <w:rFonts w:ascii="Calibri" w:hAnsi="Calibri" w:cs="Calibri"/>
+                <w:b w:val="0"/>
+                <w:i w:val="0"/>
                 <w:sz w:val="18"/>
               </w:rPr>
-              <w:t>At self-imposed floor (band 10–20%)</w:t>
+              <w:t>Jun 16–17</w:t>
             </w:r>
           </w:p>
         </w:tc>
-      </w:tr>
-      <w:tr>
         <w:tc>
           <w:tcPr>
-            <w:tcW w:type="dxa" w:w="4320"/>
+            <w:tcW w:type="dxa" w:w="2880"/>
             <w:tcBorders>
               <w:top w:val="single" w:sz="4" w:color="BFBFBF"/>
               <w:left w:val="single" w:sz="4" w:color="BFBFBF"/>
@@ -2569,12 +3520,39 @@
             <w:vAlign w:val="top"/>
           </w:tcPr>
           <w:p>
+            <w:r/>
             <w:r>
               <w:rPr>
-                <w:rFonts w:ascii="Calibri" w:hAnsi="Calibri"/>
+                <w:rFonts w:ascii="Calibri" w:hAnsi="Calibri" w:cs="Calibri"/>
+                <w:b w:val="0"/>
+                <w:i w:val="0"/>
                 <w:sz w:val="18"/>
               </w:rPr>
-              <w:t>Deploy trigger (NFP &lt;30k AND mkt -1.5%)</w:t>
+              <w:t>First FOMC under Warsh</w:t>
+            </w:r>
+          </w:p>
+        </w:tc>
+        <w:tc>
+          <w:tcPr>
+            <w:tcW w:type="dxa" w:w="2880"/>
+            <w:tcBorders>
+              <w:top w:val="single" w:sz="4" w:color="BFBFBF"/>
+              <w:left w:val="single" w:sz="4" w:color="BFBFBF"/>
+              <w:bottom w:val="single" w:sz="4" w:color="BFBFBF"/>
+              <w:right w:val="single" w:sz="4" w:color="BFBFBF"/>
+            </w:tcBorders>
+            <w:vAlign w:val="top"/>
+          </w:tcPr>
+          <w:p>
+            <w:r/>
+            <w:r>
+              <w:rPr>
+                <w:rFonts w:ascii="Calibri" w:hAnsi="Calibri" w:cs="Calibri"/>
+                <w:b w:val="0"/>
+                <w:i w:val="0"/>
+                <w:sz w:val="18"/>
+              </w:rPr>
+              <w:t>Rate-path duration sensitivity across growth book</w:t>
             </w:r>
           </w:p>
         </w:tc>
@@ -2590,18 +3568,23 @@
             <w:vAlign w:val="top"/>
           </w:tcPr>
           <w:p>
+            <w:r/>
             <w:r>
               <w:rPr>
-                <w:rFonts w:ascii="Calibri" w:hAnsi="Calibri"/>
+                <w:rFonts w:ascii="Calibri" w:hAnsi="Calibri" w:cs="Calibri"/>
+                <w:b w:val="0"/>
+                <w:i w:val="0"/>
                 <w:sz w:val="18"/>
               </w:rPr>
-              <w:t>NFP +115k printed May 8 — invalidated</w:t>
+              <w:t>No pre-positioning; reactive only</w:t>
             </w:r>
           </w:p>
         </w:tc>
+      </w:tr>
+      <w:tr>
         <w:tc>
           <w:tcPr>
-            <w:tcW w:type="dxa" w:w="3744"/>
+            <w:tcW w:type="dxa" w:w="1584"/>
             <w:tcBorders>
               <w:top w:val="single" w:sz="4" w:color="BFBFBF"/>
               <w:left w:val="single" w:sz="4" w:color="BFBFBF"/>
@@ -2611,20 +3594,21 @@
             <w:vAlign w:val="top"/>
           </w:tcPr>
           <w:p>
+            <w:r/>
             <w:r>
               <w:rPr>
-                <w:rFonts w:ascii="Calibri" w:hAnsi="Calibri"/>
+                <w:rFonts w:ascii="Calibri" w:hAnsi="Calibri" w:cs="Calibri"/>
+                <w:b w:val="0"/>
+                <w:i w:val="0"/>
                 <w:sz w:val="18"/>
               </w:rPr>
-              <w:t>VOID</w:t>
+              <w:t>Rolling</w:t>
             </w:r>
           </w:p>
         </w:tc>
-      </w:tr>
-      <w:tr>
         <w:tc>
           <w:tcPr>
-            <w:tcW w:type="dxa" w:w="4320"/>
+            <w:tcW w:type="dxa" w:w="2880"/>
             <w:tcBorders>
               <w:top w:val="single" w:sz="4" w:color="BFBFBF"/>
               <w:left w:val="single" w:sz="4" w:color="BFBFBF"/>
@@ -2634,12 +3618,39 @@
             <w:vAlign w:val="top"/>
           </w:tcPr>
           <w:p>
+            <w:r/>
             <w:r>
               <w:rPr>
-                <w:rFonts w:ascii="Calibri" w:hAnsi="Calibri"/>
+                <w:rFonts w:ascii="Calibri" w:hAnsi="Calibri" w:cs="Calibri"/>
+                <w:b w:val="0"/>
+                <w:i w:val="0"/>
                 <w:sz w:val="18"/>
               </w:rPr>
-              <w:t>Deploy trigger (NVDA Q1 fiscal 2027 miss)</w:t>
+              <w:t>WTI sustained close &lt;$90</w:t>
+            </w:r>
+          </w:p>
+        </w:tc>
+        <w:tc>
+          <w:tcPr>
+            <w:tcW w:type="dxa" w:w="2880"/>
+            <w:tcBorders>
+              <w:top w:val="single" w:sz="4" w:color="BFBFBF"/>
+              <w:left w:val="single" w:sz="4" w:color="BFBFBF"/>
+              <w:bottom w:val="single" w:sz="4" w:color="BFBFBF"/>
+              <w:right w:val="single" w:sz="4" w:color="BFBFBF"/>
+            </w:tcBorders>
+            <w:vAlign w:val="top"/>
+          </w:tcPr>
+          <w:p>
+            <w:r/>
+            <w:r>
+              <w:rPr>
+                <w:rFonts w:ascii="Calibri" w:hAnsi="Calibri" w:cs="Calibri"/>
+                <w:b w:val="0"/>
+                <w:i w:val="0"/>
+                <w:sz w:val="18"/>
+              </w:rPr>
+              <w:t>XOM 3.0%, EOG 2.5%</w:t>
             </w:r>
           </w:p>
         </w:tc>
@@ -2655,18 +3666,23 @@
             <w:vAlign w:val="top"/>
           </w:tcPr>
           <w:p>
+            <w:r/>
             <w:r>
               <w:rPr>
-                <w:rFonts w:ascii="Calibri" w:hAnsi="Calibri"/>
+                <w:rFonts w:ascii="Calibri" w:hAnsi="Calibri" w:cs="Calibri"/>
+                <w:b w:val="0"/>
+                <w:i w:val="0"/>
                 <w:sz w:val="18"/>
               </w:rPr>
-              <w:t>May 20 AMC</w:t>
+              <w:t>Trim XOM −0.5% / EOG −0.5% → cash +1.0% (conditional)</w:t>
             </w:r>
           </w:p>
         </w:tc>
+      </w:tr>
+      <w:tr>
         <w:tc>
           <w:tcPr>
-            <w:tcW w:type="dxa" w:w="3744"/>
+            <w:tcW w:type="dxa" w:w="1584"/>
             <w:tcBorders>
               <w:top w:val="single" w:sz="4" w:color="BFBFBF"/>
               <w:left w:val="single" w:sz="4" w:color="BFBFBF"/>
@@ -2676,20 +3692,21 @@
             <w:vAlign w:val="top"/>
           </w:tcPr>
           <w:p>
+            <w:r/>
             <w:r>
               <w:rPr>
-                <w:rFonts w:ascii="Calibri" w:hAnsi="Calibri"/>
+                <w:rFonts w:ascii="Calibri" w:hAnsi="Calibri" w:cs="Calibri"/>
+                <w:b w:val="0"/>
+                <w:i w:val="0"/>
                 <w:sz w:val="18"/>
               </w:rPr>
-              <w:t>PENDING</w:t>
+              <w:t>Rolling</w:t>
             </w:r>
           </w:p>
         </w:tc>
-      </w:tr>
-      <w:tr>
         <w:tc>
           <w:tcPr>
-            <w:tcW w:type="dxa" w:w="4320"/>
+            <w:tcW w:type="dxa" w:w="2880"/>
             <w:tcBorders>
               <w:top w:val="single" w:sz="4" w:color="BFBFBF"/>
               <w:left w:val="single" w:sz="4" w:color="BFBFBF"/>
@@ -2699,12 +3716,39 @@
             <w:vAlign w:val="top"/>
           </w:tcPr>
           <w:p>
+            <w:r/>
             <w:r>
               <w:rPr>
-                <w:rFonts w:ascii="Calibri" w:hAnsi="Calibri"/>
+                <w:rFonts w:ascii="Calibri" w:hAnsi="Calibri" w:cs="Calibri"/>
+                <w:b w:val="0"/>
+                <w:i w:val="0"/>
                 <w:sz w:val="18"/>
               </w:rPr>
-              <w:t>Trim trigger (WTI sustained close &lt;$90)</w:t>
+              <w:t>UNH carry-value reconciliation (6th session)</w:t>
+            </w:r>
+          </w:p>
+        </w:tc>
+        <w:tc>
+          <w:tcPr>
+            <w:tcW w:type="dxa" w:w="2880"/>
+            <w:tcBorders>
+              <w:top w:val="single" w:sz="4" w:color="BFBFBF"/>
+              <w:left w:val="single" w:sz="4" w:color="BFBFBF"/>
+              <w:bottom w:val="single" w:sz="4" w:color="BFBFBF"/>
+              <w:right w:val="single" w:sz="4" w:color="BFBFBF"/>
+            </w:tcBorders>
+            <w:vAlign w:val="top"/>
+          </w:tcPr>
+          <w:p>
+            <w:r/>
+            <w:r>
+              <w:rPr>
+                <w:rFonts w:ascii="Calibri" w:hAnsi="Calibri" w:cs="Calibri"/>
+                <w:b w:val="0"/>
+                <w:i w:val="0"/>
+                <w:sz w:val="18"/>
+              </w:rPr>
+              <w:t>UNH 3.0% (tracker carry $510 vs market ≈$400)</w:t>
             </w:r>
           </w:p>
         </w:tc>
@@ -2720,98 +3764,15 @@
             <w:vAlign w:val="top"/>
           </w:tcPr>
           <w:p>
+            <w:r/>
             <w:r>
               <w:rPr>
-                <w:rFonts w:ascii="Calibri" w:hAnsi="Calibri"/>
+                <w:rFonts w:ascii="Calibri" w:hAnsi="Calibri" w:cs="Calibri"/>
+                <w:b w:val="0"/>
+                <w:i w:val="0"/>
                 <w:sz w:val="18"/>
               </w:rPr>
-              <w:t>WTI ≈$102 — gap &gt;$10</w:t>
-            </w:r>
-          </w:p>
-        </w:tc>
-        <w:tc>
-          <w:tcPr>
-            <w:tcW w:type="dxa" w:w="3744"/>
-            <w:tcBorders>
-              <w:top w:val="single" w:sz="4" w:color="BFBFBF"/>
-              <w:left w:val="single" w:sz="4" w:color="BFBFBF"/>
-              <w:bottom w:val="single" w:sz="4" w:color="BFBFBF"/>
-              <w:right w:val="single" w:sz="4" w:color="BFBFBF"/>
-            </w:tcBorders>
-            <w:vAlign w:val="top"/>
-          </w:tcPr>
-          <w:p>
-            <w:r>
-              <w:rPr>
-                <w:rFonts w:ascii="Calibri" w:hAnsi="Calibri"/>
-                <w:sz w:val="18"/>
-              </w:rPr>
-              <w:t>NOT MET</w:t>
-            </w:r>
-          </w:p>
-        </w:tc>
-      </w:tr>
-      <w:tr>
-        <w:tc>
-          <w:tcPr>
-            <w:tcW w:type="dxa" w:w="4320"/>
-            <w:tcBorders>
-              <w:top w:val="single" w:sz="4" w:color="BFBFBF"/>
-              <w:left w:val="single" w:sz="4" w:color="BFBFBF"/>
-              <w:bottom w:val="single" w:sz="4" w:color="BFBFBF"/>
-              <w:right w:val="single" w:sz="4" w:color="BFBFBF"/>
-            </w:tcBorders>
-            <w:vAlign w:val="top"/>
-          </w:tcPr>
-          <w:p>
-            <w:r>
-              <w:rPr>
-                <w:rFonts w:ascii="Calibri" w:hAnsi="Calibri"/>
-                <w:sz w:val="18"/>
-              </w:rPr>
-              <w:t>Drawdown trigger (WTD ≤ −3%)</w:t>
-            </w:r>
-          </w:p>
-        </w:tc>
-        <w:tc>
-          <w:tcPr>
-            <w:tcW w:type="dxa" w:w="3456"/>
-            <w:tcBorders>
-              <w:top w:val="single" w:sz="4" w:color="BFBFBF"/>
-              <w:left w:val="single" w:sz="4" w:color="BFBFBF"/>
-              <w:bottom w:val="single" w:sz="4" w:color="BFBFBF"/>
-              <w:right w:val="single" w:sz="4" w:color="BFBFBF"/>
-            </w:tcBorders>
-            <w:vAlign w:val="top"/>
-          </w:tcPr>
-          <w:p>
-            <w:r>
-              <w:rPr>
-                <w:rFonts w:ascii="Calibri" w:hAnsi="Calibri"/>
-                <w:sz w:val="18"/>
-              </w:rPr>
-              <w:t>Tape at record highs Wed; pre-open green</w:t>
-            </w:r>
-          </w:p>
-        </w:tc>
-        <w:tc>
-          <w:tcPr>
-            <w:tcW w:type="dxa" w:w="3744"/>
-            <w:tcBorders>
-              <w:top w:val="single" w:sz="4" w:color="BFBFBF"/>
-              <w:left w:val="single" w:sz="4" w:color="BFBFBF"/>
-              <w:bottom w:val="single" w:sz="4" w:color="BFBFBF"/>
-              <w:right w:val="single" w:sz="4" w:color="BFBFBF"/>
-            </w:tcBorders>
-            <w:vAlign w:val="top"/>
-          </w:tcPr>
-          <w:p>
-            <w:r>
-              <w:rPr>
-                <w:rFonts w:ascii="Calibri" w:hAnsi="Calibri"/>
-                <w:sz w:val="18"/>
-              </w:rPr>
-              <w:t>NOT MET</w:t>
+              <w:t>Reconcile in next quarterly mark; no trade action</w:t>
             </w:r>
           </w:p>
         </w:tc>
@@ -2819,16 +3780,40 @@
     </w:tbl>
     <w:p>
       <w:pPr>
+        <w:spacing w:before="160" w:after="80"/>
+      </w:pPr>
+      <w:r>
+        <w:rPr>
+          <w:rFonts w:ascii="Calibri" w:hAnsi="Calibri" w:cs="Calibri"/>
+          <w:b/>
+          <w:i w:val="0"/>
+          <w:color w:val="365F91"/>
+          <w:sz w:val="28"/>
+        </w:rPr>
+        <w:t>6. Recommended Weight Changes (Today)</w:t>
+      </w:r>
+    </w:p>
+    <w:p>
+      <w:pPr>
         <w:spacing w:after="80"/>
       </w:pPr>
       <w:r>
         <w:rPr>
-          <w:rFonts w:ascii="Calibri" w:hAnsi="Calibri"/>
+          <w:rFonts w:ascii="Calibri" w:hAnsi="Calibri" w:cs="Calibri"/>
+          <w:b/>
+          <w:i w:val="0"/>
+          <w:sz w:val="20"/>
+        </w:rPr>
+        <w:t xml:space="preserve">None. </w:t>
+      </w:r>
+      <w:r>
+        <w:rPr>
+          <w:rFonts w:ascii="Calibri" w:hAnsi="Calibri" w:cs="Calibri"/>
           <w:b w:val="0"/>
           <w:i w:val="0"/>
           <w:sz w:val="20"/>
         </w:rPr>
-        <w:t>Rationale. Hot CPI + PPI tightens rate-path optionality and raises the cost of carrying low-conviction adds. Tape-record-highs and a constructive US–China narrative argue against trimming. Net: hold at 15.0% floor; reactive posture preserved for NVDA Q1 print (May 20) and the June 16-17 FOMC under Warsh.</w:t>
+        <w:t>No weight changes recommended today. All IPS hard limits within band (single ≤7.0%, sector ≤35.0%, cash 10–20%). Cash at 15.0% floor blocks any opportunistic add; no held position has hit a trim or thesis stop. Reactive posture preserved into NVDA Q1 print (May 20) and first Warsh FOMC (June 16–17).</w:t>
       </w:r>
     </w:p>
     <w:p>
@@ -2837,18 +3822,19 @@
       </w:pPr>
       <w:r>
         <w:rPr>
-          <w:rFonts w:ascii="Calibri" w:hAnsi="Calibri"/>
+          <w:rFonts w:ascii="Calibri" w:hAnsi="Calibri" w:cs="Calibri"/>
           <w:b/>
+          <w:i w:val="0"/>
           <w:color w:val="365F91"/>
           <w:sz w:val="28"/>
         </w:rPr>
-        <w:t>5. Pending Catalysts — Status Update</w:t>
+        <w:t>7. Full Portfolio Table — 27 Positions + Cash</w:t>
       </w:r>
     </w:p>
     <w:tbl>
       <w:tblPr>
         <w:tblW w:type="auto" w:w="0"/>
-        <w:jc w:val="left"/>
+        <w:tblLayout w:type="fixed"/>
         <w:tblLook w:firstColumn="1" w:firstRow="1" w:lastColumn="0" w:lastRow="0" w:noHBand="0" w:noVBand="1" w:val="04A0"/>
       </w:tblPr>
       <w:tblGrid>
@@ -2860,8 +3846,8 @@
       <w:tr>
         <w:tc>
           <w:tcPr>
-            <w:tcW w:type="dxa" w:w="2016"/>
-            <w:shd w:fill="1F4E79" w:val="clear"/>
+            <w:tcW w:type="dxa" w:w="576"/>
+            <w:shd w:val="clear" w:color="auto" w:fill="1F4E79"/>
             <w:tcBorders>
               <w:top w:val="single" w:sz="4" w:color="BFBFBF"/>
               <w:left w:val="single" w:sz="4" w:color="BFBFBF"/>
@@ -2871,24 +3857,23 @@
             <w:vAlign w:val="center"/>
           </w:tcPr>
           <w:p>
-            <w:pPr>
-              <w:jc w:val="left"/>
-            </w:pPr>
+            <w:r/>
             <w:r>
               <w:rPr>
-                <w:rFonts w:ascii="Calibri" w:hAnsi="Calibri"/>
+                <w:rFonts w:ascii="Calibri" w:hAnsi="Calibri" w:cs="Calibri"/>
                 <w:b/>
+                <w:i w:val="0"/>
                 <w:color w:val="FFFFFF"/>
                 <w:sz w:val="20"/>
               </w:rPr>
-              <w:t>When</w:t>
+              <w:t>#</w:t>
             </w:r>
           </w:p>
         </w:tc>
         <w:tc>
           <w:tcPr>
-            <w:tcW w:type="dxa" w:w="3888"/>
-            <w:shd w:fill="1F4E79" w:val="clear"/>
+            <w:tcW w:type="dxa" w:w="1296"/>
+            <w:shd w:val="clear" w:color="auto" w:fill="1F4E79"/>
             <w:tcBorders>
               <w:top w:val="single" w:sz="4" w:color="BFBFBF"/>
               <w:left w:val="single" w:sz="4" w:color="BFBFBF"/>
@@ -2898,24 +3883,23 @@
             <w:vAlign w:val="center"/>
           </w:tcPr>
           <w:p>
-            <w:pPr>
-              <w:jc w:val="left"/>
-            </w:pPr>
+            <w:r/>
             <w:r>
               <w:rPr>
-                <w:rFonts w:ascii="Calibri" w:hAnsi="Calibri"/>
+                <w:rFonts w:ascii="Calibri" w:hAnsi="Calibri" w:cs="Calibri"/>
                 <w:b/>
+                <w:i w:val="0"/>
                 <w:color w:val="FFFFFF"/>
                 <w:sz w:val="20"/>
               </w:rPr>
-              <w:t>Event</w:t>
+              <w:t>Ticker</w:t>
             </w:r>
           </w:p>
         </w:tc>
         <w:tc>
           <w:tcPr>
-            <w:tcW w:type="dxa" w:w="3456"/>
-            <w:shd w:fill="1F4E79" w:val="clear"/>
+            <w:tcW w:type="dxa" w:w="3024"/>
+            <w:shd w:val="clear" w:color="auto" w:fill="1F4E79"/>
             <w:tcBorders>
               <w:top w:val="single" w:sz="4" w:color="BFBFBF"/>
               <w:left w:val="single" w:sz="4" w:color="BFBFBF"/>
@@ -2925,24 +3909,23 @@
             <w:vAlign w:val="center"/>
           </w:tcPr>
           <w:p>
-            <w:pPr>
-              <w:jc w:val="left"/>
-            </w:pPr>
+            <w:r/>
             <w:r>
               <w:rPr>
-                <w:rFonts w:ascii="Calibri" w:hAnsi="Calibri"/>
+                <w:rFonts w:ascii="Calibri" w:hAnsi="Calibri" w:cs="Calibri"/>
                 <w:b/>
+                <w:i w:val="0"/>
                 <w:color w:val="FFFFFF"/>
                 <w:sz w:val="20"/>
               </w:rPr>
-              <w:t>Held Read-Through</w:t>
+              <w:t>Sector</w:t>
             </w:r>
           </w:p>
         </w:tc>
         <w:tc>
           <w:tcPr>
-            <w:tcW w:type="dxa" w:w="2160"/>
-            <w:shd w:fill="1F4E79" w:val="clear"/>
+            <w:tcW w:type="dxa" w:w="1296"/>
+            <w:shd w:val="clear" w:color="auto" w:fill="1F4E79"/>
             <w:tcBorders>
               <w:top w:val="single" w:sz="4" w:color="BFBFBF"/>
               <w:left w:val="single" w:sz="4" w:color="BFBFBF"/>
@@ -2952,411 +3935,12 @@
             <w:vAlign w:val="center"/>
           </w:tcPr>
           <w:p>
-            <w:pPr>
-              <w:jc w:val="left"/>
-            </w:pPr>
+            <w:r/>
             <w:r>
               <w:rPr>
-                <w:rFonts w:ascii="Calibri" w:hAnsi="Calibri"/>
+                <w:rFonts w:ascii="Calibri" w:hAnsi="Calibri" w:cs="Calibri"/>
                 <w:b/>
-                <w:color w:val="FFFFFF"/>
-                <w:sz w:val="20"/>
-              </w:rPr>
-              <w:t>Pre-Plan</w:t>
-            </w:r>
-          </w:p>
-        </w:tc>
-      </w:tr>
-      <w:tr>
-        <w:tc>
-          <w:tcPr>
-            <w:tcW w:type="dxa" w:w="2016"/>
-            <w:tcBorders>
-              <w:top w:val="single" w:sz="4" w:color="BFBFBF"/>
-              <w:left w:val="single" w:sz="4" w:color="BFBFBF"/>
-              <w:bottom w:val="single" w:sz="4" w:color="BFBFBF"/>
-              <w:right w:val="single" w:sz="4" w:color="BFBFBF"/>
-            </w:tcBorders>
-            <w:vAlign w:val="top"/>
-          </w:tcPr>
-          <w:p>
-            <w:r>
-              <w:rPr>
-                <w:rFonts w:ascii="Calibri" w:hAnsi="Calibri"/>
-                <w:sz w:val="18"/>
-              </w:rPr>
-              <w:t>Wed May 20 AMC</w:t>
-            </w:r>
-          </w:p>
-        </w:tc>
-        <w:tc>
-          <w:tcPr>
-            <w:tcW w:type="dxa" w:w="3888"/>
-            <w:tcBorders>
-              <w:top w:val="single" w:sz="4" w:color="BFBFBF"/>
-              <w:left w:val="single" w:sz="4" w:color="BFBFBF"/>
-              <w:bottom w:val="single" w:sz="4" w:color="BFBFBF"/>
-              <w:right w:val="single" w:sz="4" w:color="BFBFBF"/>
-            </w:tcBorders>
-            <w:vAlign w:val="top"/>
-          </w:tcPr>
-          <w:p>
-            <w:r>
-              <w:rPr>
-                <w:rFonts w:ascii="Calibri" w:hAnsi="Calibri"/>
-                <w:sz w:val="18"/>
-              </w:rPr>
-              <w:t>NVDA Q1 fiscal 2027 (cons rev $78.98B / EPS $1.78)</w:t>
-            </w:r>
-          </w:p>
-        </w:tc>
-        <w:tc>
-          <w:tcPr>
-            <w:tcW w:type="dxa" w:w="3456"/>
-            <w:tcBorders>
-              <w:top w:val="single" w:sz="4" w:color="BFBFBF"/>
-              <w:left w:val="single" w:sz="4" w:color="BFBFBF"/>
-              <w:bottom w:val="single" w:sz="4" w:color="BFBFBF"/>
-              <w:right w:val="single" w:sz="4" w:color="BFBFBF"/>
-            </w:tcBorders>
-            <w:vAlign w:val="top"/>
-          </w:tcPr>
-          <w:p>
-            <w:r>
-              <w:rPr>
-                <w:rFonts w:ascii="Calibri" w:hAnsi="Calibri"/>
-                <w:sz w:val="18"/>
-              </w:rPr>
-              <w:t>NVDA 6.5%, AVGO 4.0%, MU 2.5%, TSM 3.0%, ORCL 3.0%</w:t>
-            </w:r>
-          </w:p>
-        </w:tc>
-        <w:tc>
-          <w:tcPr>
-            <w:tcW w:type="dxa" w:w="2160"/>
-            <w:tcBorders>
-              <w:top w:val="single" w:sz="4" w:color="BFBFBF"/>
-              <w:left w:val="single" w:sz="4" w:color="BFBFBF"/>
-              <w:bottom w:val="single" w:sz="4" w:color="BFBFBF"/>
-              <w:right w:val="single" w:sz="4" w:color="BFBFBF"/>
-            </w:tcBorders>
-            <w:vAlign w:val="top"/>
-          </w:tcPr>
-          <w:p>
-            <w:r>
-              <w:rPr>
-                <w:rFonts w:ascii="Calibri" w:hAnsi="Calibri"/>
-                <w:sz w:val="18"/>
-              </w:rPr>
-              <w:t>On miss: no trim (thesis-stop not hit); on beat-and-raise: no add (at cap, cash floor)</w:t>
-            </w:r>
-          </w:p>
-        </w:tc>
-      </w:tr>
-      <w:tr>
-        <w:tc>
-          <w:tcPr>
-            <w:tcW w:type="dxa" w:w="2016"/>
-            <w:tcBorders>
-              <w:top w:val="single" w:sz="4" w:color="BFBFBF"/>
-              <w:left w:val="single" w:sz="4" w:color="BFBFBF"/>
-              <w:bottom w:val="single" w:sz="4" w:color="BFBFBF"/>
-              <w:right w:val="single" w:sz="4" w:color="BFBFBF"/>
-            </w:tcBorders>
-            <w:vAlign w:val="top"/>
-          </w:tcPr>
-          <w:p>
-            <w:r>
-              <w:rPr>
-                <w:rFonts w:ascii="Calibri" w:hAnsi="Calibri"/>
-                <w:sz w:val="18"/>
-              </w:rPr>
-              <w:t>Jun 16-17</w:t>
-            </w:r>
-          </w:p>
-        </w:tc>
-        <w:tc>
-          <w:tcPr>
-            <w:tcW w:type="dxa" w:w="3888"/>
-            <w:tcBorders>
-              <w:top w:val="single" w:sz="4" w:color="BFBFBF"/>
-              <w:left w:val="single" w:sz="4" w:color="BFBFBF"/>
-              <w:bottom w:val="single" w:sz="4" w:color="BFBFBF"/>
-              <w:right w:val="single" w:sz="4" w:color="BFBFBF"/>
-            </w:tcBorders>
-            <w:vAlign w:val="top"/>
-          </w:tcPr>
-          <w:p>
-            <w:r>
-              <w:rPr>
-                <w:rFonts w:ascii="Calibri" w:hAnsi="Calibri"/>
-                <w:sz w:val="18"/>
-              </w:rPr>
-              <w:t>First FOMC under Warsh</w:t>
-            </w:r>
-          </w:p>
-        </w:tc>
-        <w:tc>
-          <w:tcPr>
-            <w:tcW w:type="dxa" w:w="3456"/>
-            <w:tcBorders>
-              <w:top w:val="single" w:sz="4" w:color="BFBFBF"/>
-              <w:left w:val="single" w:sz="4" w:color="BFBFBF"/>
-              <w:bottom w:val="single" w:sz="4" w:color="BFBFBF"/>
-              <w:right w:val="single" w:sz="4" w:color="BFBFBF"/>
-            </w:tcBorders>
-            <w:vAlign w:val="top"/>
-          </w:tcPr>
-          <w:p>
-            <w:r>
-              <w:rPr>
-                <w:rFonts w:ascii="Calibri" w:hAnsi="Calibri"/>
-                <w:sz w:val="18"/>
-              </w:rPr>
-              <w:t>Rate-path duration sensitivity across growth book</w:t>
-            </w:r>
-          </w:p>
-        </w:tc>
-        <w:tc>
-          <w:tcPr>
-            <w:tcW w:type="dxa" w:w="2160"/>
-            <w:tcBorders>
-              <w:top w:val="single" w:sz="4" w:color="BFBFBF"/>
-              <w:left w:val="single" w:sz="4" w:color="BFBFBF"/>
-              <w:bottom w:val="single" w:sz="4" w:color="BFBFBF"/>
-              <w:right w:val="single" w:sz="4" w:color="BFBFBF"/>
-            </w:tcBorders>
-            <w:vAlign w:val="top"/>
-          </w:tcPr>
-          <w:p>
-            <w:r>
-              <w:rPr>
-                <w:rFonts w:ascii="Calibri" w:hAnsi="Calibri"/>
-                <w:sz w:val="18"/>
-              </w:rPr>
-              <w:t>No pre-positioning; reactive only</w:t>
-            </w:r>
-          </w:p>
-        </w:tc>
-      </w:tr>
-      <w:tr>
-        <w:tc>
-          <w:tcPr>
-            <w:tcW w:type="dxa" w:w="2016"/>
-            <w:tcBorders>
-              <w:top w:val="single" w:sz="4" w:color="BFBFBF"/>
-              <w:left w:val="single" w:sz="4" w:color="BFBFBF"/>
-              <w:bottom w:val="single" w:sz="4" w:color="BFBFBF"/>
-              <w:right w:val="single" w:sz="4" w:color="BFBFBF"/>
-            </w:tcBorders>
-            <w:vAlign w:val="top"/>
-          </w:tcPr>
-          <w:p>
-            <w:r>
-              <w:rPr>
-                <w:rFonts w:ascii="Calibri" w:hAnsi="Calibri"/>
-                <w:sz w:val="18"/>
-              </w:rPr>
-              <w:t>Quarterly</w:t>
-            </w:r>
-          </w:p>
-        </w:tc>
-        <w:tc>
-          <w:tcPr>
-            <w:tcW w:type="dxa" w:w="3888"/>
-            <w:tcBorders>
-              <w:top w:val="single" w:sz="4" w:color="BFBFBF"/>
-              <w:left w:val="single" w:sz="4" w:color="BFBFBF"/>
-              <w:bottom w:val="single" w:sz="4" w:color="BFBFBF"/>
-              <w:right w:val="single" w:sz="4" w:color="BFBFBF"/>
-            </w:tcBorders>
-            <w:vAlign w:val="top"/>
-          </w:tcPr>
-          <w:p>
-            <w:r>
-              <w:rPr>
-                <w:rFonts w:ascii="Calibri" w:hAnsi="Calibri"/>
-                <w:sz w:val="18"/>
-              </w:rPr>
-              <w:t>Q2 cycle (LLY, COST, JPM, V continued reads)</w:t>
-            </w:r>
-          </w:p>
-        </w:tc>
-        <w:tc>
-          <w:tcPr>
-            <w:tcW w:type="dxa" w:w="3456"/>
-            <w:tcBorders>
-              <w:top w:val="single" w:sz="4" w:color="BFBFBF"/>
-              <w:left w:val="single" w:sz="4" w:color="BFBFBF"/>
-              <w:bottom w:val="single" w:sz="4" w:color="BFBFBF"/>
-              <w:right w:val="single" w:sz="4" w:color="BFBFBF"/>
-            </w:tcBorders>
-            <w:vAlign w:val="top"/>
-          </w:tcPr>
-          <w:p>
-            <w:r>
-              <w:rPr>
-                <w:rFonts w:ascii="Calibri" w:hAnsi="Calibri"/>
-                <w:sz w:val="18"/>
-              </w:rPr>
-              <w:t>Healthcare + financials review</w:t>
-            </w:r>
-          </w:p>
-        </w:tc>
-        <w:tc>
-          <w:tcPr>
-            <w:tcW w:type="dxa" w:w="2160"/>
-            <w:tcBorders>
-              <w:top w:val="single" w:sz="4" w:color="BFBFBF"/>
-              <w:left w:val="single" w:sz="4" w:color="BFBFBF"/>
-              <w:bottom w:val="single" w:sz="4" w:color="BFBFBF"/>
-              <w:right w:val="single" w:sz="4" w:color="BFBFBF"/>
-            </w:tcBorders>
-            <w:vAlign w:val="top"/>
-          </w:tcPr>
-          <w:p>
-            <w:r>
-              <w:rPr>
-                <w:rFonts w:ascii="Calibri" w:hAnsi="Calibri"/>
-                <w:sz w:val="18"/>
-              </w:rPr>
-              <w:t>Monitor; no pre-trade</w:t>
-            </w:r>
-          </w:p>
-        </w:tc>
-      </w:tr>
-    </w:tbl>
-    <w:p>
-      <w:pPr>
-        <w:spacing w:before="160" w:after="80"/>
-      </w:pPr>
-      <w:r>
-        <w:rPr>
-          <w:rFonts w:ascii="Calibri" w:hAnsi="Calibri"/>
-          <w:b/>
-          <w:color w:val="365F91"/>
-          <w:sz w:val="28"/>
-        </w:rPr>
-        <w:t>6. Recommended Weight Changes (Today)</w:t>
-      </w:r>
-    </w:p>
-    <w:p>
-      <w:r>
-        <w:rPr>
-          <w:rFonts w:ascii="Calibri" w:hAnsi="Calibri"/>
-          <w:b/>
-          <w:sz w:val="20"/>
-        </w:rPr>
-        <w:t xml:space="preserve">No weight changes recommended today. </w:t>
-      </w:r>
-      <w:r>
-        <w:rPr>
-          <w:rFonts w:ascii="Calibri" w:hAnsi="Calibri"/>
-          <w:sz w:val="20"/>
-        </w:rPr>
-        <w:t>All IPS hard limits within band (single ≤7.0%, sector ≤35.0%, cash 10–20%). Cash at 15.0% floor blocks any opportunistic add; no held position has hit a trim or thesis-stop trigger. Posture stays reactive into NVDA print (May 20) and the Warsh-led June FOMC.</w:t>
-      </w:r>
-    </w:p>
-    <w:p>
-      <w:pPr>
-        <w:spacing w:before="160" w:after="80"/>
-      </w:pPr>
-      <w:r>
-        <w:rPr>
-          <w:rFonts w:ascii="Calibri" w:hAnsi="Calibri"/>
-          <w:b/>
-          <w:color w:val="365F91"/>
-          <w:sz w:val="28"/>
-        </w:rPr>
-        <w:t>7. Full Portfolio Table — 27 Positions + Cash</w:t>
-      </w:r>
-    </w:p>
-    <w:tbl>
-      <w:tblPr>
-        <w:tblW w:type="auto" w:w="0"/>
-        <w:jc w:val="left"/>
-        <w:tblLook w:firstColumn="1" w:firstRow="1" w:lastColumn="0" w:lastRow="0" w:noHBand="0" w:noVBand="1" w:val="04A0"/>
-      </w:tblPr>
-      <w:tblGrid>
-        <w:gridCol w:w="3312"/>
-        <w:gridCol w:w="3312"/>
-        <w:gridCol w:w="3312"/>
-      </w:tblGrid>
-      <w:tr>
-        <w:tc>
-          <w:tcPr>
-            <w:tcW w:type="dxa" w:w="1728"/>
-            <w:shd w:fill="1F4E79" w:val="clear"/>
-            <w:tcBorders>
-              <w:top w:val="single" w:sz="4" w:color="BFBFBF"/>
-              <w:left w:val="single" w:sz="4" w:color="BFBFBF"/>
-              <w:bottom w:val="single" w:sz="4" w:color="BFBFBF"/>
-              <w:right w:val="single" w:sz="4" w:color="BFBFBF"/>
-            </w:tcBorders>
-            <w:vAlign w:val="center"/>
-          </w:tcPr>
-          <w:p>
-            <w:pPr>
-              <w:jc w:val="left"/>
-            </w:pPr>
-            <w:r>
-              <w:rPr>
-                <w:rFonts w:ascii="Calibri" w:hAnsi="Calibri"/>
-                <w:b/>
-                <w:color w:val="FFFFFF"/>
-                <w:sz w:val="20"/>
-              </w:rPr>
-              <w:t>Ticker</w:t>
-            </w:r>
-          </w:p>
-        </w:tc>
-        <w:tc>
-          <w:tcPr>
-            <w:tcW w:type="dxa" w:w="3456"/>
-            <w:shd w:fill="1F4E79" w:val="clear"/>
-            <w:tcBorders>
-              <w:top w:val="single" w:sz="4" w:color="BFBFBF"/>
-              <w:left w:val="single" w:sz="4" w:color="BFBFBF"/>
-              <w:bottom w:val="single" w:sz="4" w:color="BFBFBF"/>
-              <w:right w:val="single" w:sz="4" w:color="BFBFBF"/>
-            </w:tcBorders>
-            <w:vAlign w:val="center"/>
-          </w:tcPr>
-          <w:p>
-            <w:pPr>
-              <w:jc w:val="left"/>
-            </w:pPr>
-            <w:r>
-              <w:rPr>
-                <w:rFonts w:ascii="Calibri" w:hAnsi="Calibri"/>
-                <w:b/>
-                <w:color w:val="FFFFFF"/>
-                <w:sz w:val="20"/>
-              </w:rPr>
-              <w:t>Sector</w:t>
-            </w:r>
-          </w:p>
-        </w:tc>
-        <w:tc>
-          <w:tcPr>
-            <w:tcW w:type="dxa" w:w="1440"/>
-            <w:shd w:fill="1F4E79" w:val="clear"/>
-            <w:tcBorders>
-              <w:top w:val="single" w:sz="4" w:color="BFBFBF"/>
-              <w:left w:val="single" w:sz="4" w:color="BFBFBF"/>
-              <w:bottom w:val="single" w:sz="4" w:color="BFBFBF"/>
-              <w:right w:val="single" w:sz="4" w:color="BFBFBF"/>
-            </w:tcBorders>
-            <w:vAlign w:val="center"/>
-          </w:tcPr>
-          <w:p>
-            <w:pPr>
-              <w:jc w:val="left"/>
-            </w:pPr>
-            <w:r>
-              <w:rPr>
-                <w:rFonts w:ascii="Calibri" w:hAnsi="Calibri"/>
-                <w:b/>
+                <w:i w:val="0"/>
                 <w:color w:val="FFFFFF"/>
                 <w:sz w:val="20"/>
               </w:rPr>
@@ -3368,7 +3952,7 @@
       <w:tr>
         <w:tc>
           <w:tcPr>
-            <w:tcW w:type="dxa" w:w="1728"/>
+            <w:tcW w:type="dxa" w:w="576"/>
             <w:tcBorders>
               <w:top w:val="single" w:sz="4" w:color="BFBFBF"/>
               <w:left w:val="single" w:sz="4" w:color="BFBFBF"/>
@@ -3378,18 +3962,21 @@
             <w:vAlign w:val="top"/>
           </w:tcPr>
           <w:p>
+            <w:r/>
             <w:r>
               <w:rPr>
-                <w:rFonts w:ascii="Calibri" w:hAnsi="Calibri"/>
+                <w:rFonts w:ascii="Consolas" w:hAnsi="Consolas" w:cs="Consolas"/>
+                <w:b w:val="0"/>
+                <w:i w:val="0"/>
                 <w:sz w:val="18"/>
               </w:rPr>
-              <w:t>NVDA</w:t>
+              <w:t>1</w:t>
             </w:r>
           </w:p>
         </w:tc>
         <w:tc>
           <w:tcPr>
-            <w:tcW w:type="dxa" w:w="3456"/>
+            <w:tcW w:type="dxa" w:w="1296"/>
             <w:tcBorders>
               <w:top w:val="single" w:sz="4" w:color="BFBFBF"/>
               <w:left w:val="single" w:sz="4" w:color="BFBFBF"/>
@@ -3399,18 +3986,21 @@
             <w:vAlign w:val="top"/>
           </w:tcPr>
           <w:p>
+            <w:r/>
             <w:r>
               <w:rPr>
-                <w:rFonts w:ascii="Calibri" w:hAnsi="Calibri"/>
+                <w:rFonts w:ascii="Calibri" w:hAnsi="Calibri" w:cs="Calibri"/>
+                <w:b w:val="0"/>
+                <w:i w:val="0"/>
                 <w:sz w:val="18"/>
               </w:rPr>
-              <w:t>Technology</w:t>
+              <w:t>NVDA</w:t>
             </w:r>
           </w:p>
         </w:tc>
         <w:tc>
           <w:tcPr>
-            <w:tcW w:type="dxa" w:w="1440"/>
+            <w:tcW w:type="dxa" w:w="3024"/>
             <w:tcBorders>
               <w:top w:val="single" w:sz="4" w:color="BFBFBF"/>
               <w:left w:val="single" w:sz="4" w:color="BFBFBF"/>
@@ -3420,9 +4010,36 @@
             <w:vAlign w:val="top"/>
           </w:tcPr>
           <w:p>
+            <w:r/>
             <w:r>
               <w:rPr>
-                <w:rFonts w:ascii="Calibri" w:hAnsi="Calibri"/>
+                <w:rFonts w:ascii="Calibri" w:hAnsi="Calibri" w:cs="Calibri"/>
+                <w:b w:val="0"/>
+                <w:i w:val="0"/>
+                <w:sz w:val="18"/>
+              </w:rPr>
+              <w:t>Technology</w:t>
+            </w:r>
+          </w:p>
+        </w:tc>
+        <w:tc>
+          <w:tcPr>
+            <w:tcW w:type="dxa" w:w="1296"/>
+            <w:tcBorders>
+              <w:top w:val="single" w:sz="4" w:color="BFBFBF"/>
+              <w:left w:val="single" w:sz="4" w:color="BFBFBF"/>
+              <w:bottom w:val="single" w:sz="4" w:color="BFBFBF"/>
+              <w:right w:val="single" w:sz="4" w:color="BFBFBF"/>
+            </w:tcBorders>
+            <w:vAlign w:val="top"/>
+          </w:tcPr>
+          <w:p>
+            <w:r/>
+            <w:r>
+              <w:rPr>
+                <w:rFonts w:ascii="Consolas" w:hAnsi="Consolas" w:cs="Consolas"/>
+                <w:b w:val="0"/>
+                <w:i w:val="0"/>
                 <w:sz w:val="18"/>
               </w:rPr>
               <w:t>6.5%</w:t>
@@ -3433,7 +4050,7 @@
       <w:tr>
         <w:tc>
           <w:tcPr>
-            <w:tcW w:type="dxa" w:w="1728"/>
+            <w:tcW w:type="dxa" w:w="576"/>
             <w:tcBorders>
               <w:top w:val="single" w:sz="4" w:color="BFBFBF"/>
               <w:left w:val="single" w:sz="4" w:color="BFBFBF"/>
@@ -3443,18 +4060,21 @@
             <w:vAlign w:val="top"/>
           </w:tcPr>
           <w:p>
+            <w:r/>
             <w:r>
               <w:rPr>
-                <w:rFonts w:ascii="Calibri" w:hAnsi="Calibri"/>
+                <w:rFonts w:ascii="Consolas" w:hAnsi="Consolas" w:cs="Consolas"/>
+                <w:b w:val="0"/>
+                <w:i w:val="0"/>
                 <w:sz w:val="18"/>
               </w:rPr>
-              <w:t>AMZN</w:t>
+              <w:t>2</w:t>
             </w:r>
           </w:p>
         </w:tc>
         <w:tc>
           <w:tcPr>
-            <w:tcW w:type="dxa" w:w="3456"/>
+            <w:tcW w:type="dxa" w:w="1296"/>
             <w:tcBorders>
               <w:top w:val="single" w:sz="4" w:color="BFBFBF"/>
               <w:left w:val="single" w:sz="4" w:color="BFBFBF"/>
@@ -3464,18 +4084,21 @@
             <w:vAlign w:val="top"/>
           </w:tcPr>
           <w:p>
+            <w:r/>
             <w:r>
               <w:rPr>
-                <w:rFonts w:ascii="Calibri" w:hAnsi="Calibri"/>
+                <w:rFonts w:ascii="Calibri" w:hAnsi="Calibri" w:cs="Calibri"/>
+                <w:b w:val="0"/>
+                <w:i w:val="0"/>
                 <w:sz w:val="18"/>
               </w:rPr>
-              <w:t>Technology</w:t>
+              <w:t>AMZN</w:t>
             </w:r>
           </w:p>
         </w:tc>
         <w:tc>
           <w:tcPr>
-            <w:tcW w:type="dxa" w:w="1440"/>
+            <w:tcW w:type="dxa" w:w="3024"/>
             <w:tcBorders>
               <w:top w:val="single" w:sz="4" w:color="BFBFBF"/>
               <w:left w:val="single" w:sz="4" w:color="BFBFBF"/>
@@ -3485,9 +4108,36 @@
             <w:vAlign w:val="top"/>
           </w:tcPr>
           <w:p>
+            <w:r/>
             <w:r>
               <w:rPr>
-                <w:rFonts w:ascii="Calibri" w:hAnsi="Calibri"/>
+                <w:rFonts w:ascii="Calibri" w:hAnsi="Calibri" w:cs="Calibri"/>
+                <w:b w:val="0"/>
+                <w:i w:val="0"/>
+                <w:sz w:val="18"/>
+              </w:rPr>
+              <w:t>Technology</w:t>
+            </w:r>
+          </w:p>
+        </w:tc>
+        <w:tc>
+          <w:tcPr>
+            <w:tcW w:type="dxa" w:w="1296"/>
+            <w:tcBorders>
+              <w:top w:val="single" w:sz="4" w:color="BFBFBF"/>
+              <w:left w:val="single" w:sz="4" w:color="BFBFBF"/>
+              <w:bottom w:val="single" w:sz="4" w:color="BFBFBF"/>
+              <w:right w:val="single" w:sz="4" w:color="BFBFBF"/>
+            </w:tcBorders>
+            <w:vAlign w:val="top"/>
+          </w:tcPr>
+          <w:p>
+            <w:r/>
+            <w:r>
+              <w:rPr>
+                <w:rFonts w:ascii="Consolas" w:hAnsi="Consolas" w:cs="Consolas"/>
+                <w:b w:val="0"/>
+                <w:i w:val="0"/>
                 <w:sz w:val="18"/>
               </w:rPr>
               <w:t>5.5%</w:t>
@@ -3498,7 +4148,7 @@
       <w:tr>
         <w:tc>
           <w:tcPr>
-            <w:tcW w:type="dxa" w:w="1728"/>
+            <w:tcW w:type="dxa" w:w="576"/>
             <w:tcBorders>
               <w:top w:val="single" w:sz="4" w:color="BFBFBF"/>
               <w:left w:val="single" w:sz="4" w:color="BFBFBF"/>
@@ -3508,18 +4158,21 @@
             <w:vAlign w:val="top"/>
           </w:tcPr>
           <w:p>
+            <w:r/>
             <w:r>
               <w:rPr>
-                <w:rFonts w:ascii="Calibri" w:hAnsi="Calibri"/>
+                <w:rFonts w:ascii="Consolas" w:hAnsi="Consolas" w:cs="Consolas"/>
+                <w:b w:val="0"/>
+                <w:i w:val="0"/>
                 <w:sz w:val="18"/>
               </w:rPr>
-              <w:t>META</w:t>
+              <w:t>3</w:t>
             </w:r>
           </w:p>
         </w:tc>
         <w:tc>
           <w:tcPr>
-            <w:tcW w:type="dxa" w:w="3456"/>
+            <w:tcW w:type="dxa" w:w="1296"/>
             <w:tcBorders>
               <w:top w:val="single" w:sz="4" w:color="BFBFBF"/>
               <w:left w:val="single" w:sz="4" w:color="BFBFBF"/>
@@ -3529,18 +4182,21 @@
             <w:vAlign w:val="top"/>
           </w:tcPr>
           <w:p>
+            <w:r/>
             <w:r>
               <w:rPr>
-                <w:rFonts w:ascii="Calibri" w:hAnsi="Calibri"/>
+                <w:rFonts w:ascii="Calibri" w:hAnsi="Calibri" w:cs="Calibri"/>
+                <w:b w:val="0"/>
+                <w:i w:val="0"/>
                 <w:sz w:val="18"/>
               </w:rPr>
-              <w:t>Comm. Services</w:t>
+              <w:t>META</w:t>
             </w:r>
           </w:p>
         </w:tc>
         <w:tc>
           <w:tcPr>
-            <w:tcW w:type="dxa" w:w="1440"/>
+            <w:tcW w:type="dxa" w:w="3024"/>
             <w:tcBorders>
               <w:top w:val="single" w:sz="4" w:color="BFBFBF"/>
               <w:left w:val="single" w:sz="4" w:color="BFBFBF"/>
@@ -3550,9 +4206,36 @@
             <w:vAlign w:val="top"/>
           </w:tcPr>
           <w:p>
+            <w:r/>
             <w:r>
               <w:rPr>
-                <w:rFonts w:ascii="Calibri" w:hAnsi="Calibri"/>
+                <w:rFonts w:ascii="Calibri" w:hAnsi="Calibri" w:cs="Calibri"/>
+                <w:b w:val="0"/>
+                <w:i w:val="0"/>
+                <w:sz w:val="18"/>
+              </w:rPr>
+              <w:t>Communication Svcs</w:t>
+            </w:r>
+          </w:p>
+        </w:tc>
+        <w:tc>
+          <w:tcPr>
+            <w:tcW w:type="dxa" w:w="1296"/>
+            <w:tcBorders>
+              <w:top w:val="single" w:sz="4" w:color="BFBFBF"/>
+              <w:left w:val="single" w:sz="4" w:color="BFBFBF"/>
+              <w:bottom w:val="single" w:sz="4" w:color="BFBFBF"/>
+              <w:right w:val="single" w:sz="4" w:color="BFBFBF"/>
+            </w:tcBorders>
+            <w:vAlign w:val="top"/>
+          </w:tcPr>
+          <w:p>
+            <w:r/>
+            <w:r>
+              <w:rPr>
+                <w:rFonts w:ascii="Consolas" w:hAnsi="Consolas" w:cs="Consolas"/>
+                <w:b w:val="0"/>
+                <w:i w:val="0"/>
                 <w:sz w:val="18"/>
               </w:rPr>
               <w:t>4.5%</w:t>
@@ -3563,7 +4246,7 @@
       <w:tr>
         <w:tc>
           <w:tcPr>
-            <w:tcW w:type="dxa" w:w="1728"/>
+            <w:tcW w:type="dxa" w:w="576"/>
             <w:tcBorders>
               <w:top w:val="single" w:sz="4" w:color="BFBFBF"/>
               <w:left w:val="single" w:sz="4" w:color="BFBFBF"/>
@@ -3573,18 +4256,21 @@
             <w:vAlign w:val="top"/>
           </w:tcPr>
           <w:p>
+            <w:r/>
             <w:r>
               <w:rPr>
-                <w:rFonts w:ascii="Calibri" w:hAnsi="Calibri"/>
+                <w:rFonts w:ascii="Consolas" w:hAnsi="Consolas" w:cs="Consolas"/>
+                <w:b w:val="0"/>
+                <w:i w:val="0"/>
                 <w:sz w:val="18"/>
               </w:rPr>
-              <w:t>LLY</w:t>
+              <w:t>4</w:t>
             </w:r>
           </w:p>
         </w:tc>
         <w:tc>
           <w:tcPr>
-            <w:tcW w:type="dxa" w:w="3456"/>
+            <w:tcW w:type="dxa" w:w="1296"/>
             <w:tcBorders>
               <w:top w:val="single" w:sz="4" w:color="BFBFBF"/>
               <w:left w:val="single" w:sz="4" w:color="BFBFBF"/>
@@ -3594,18 +4280,21 @@
             <w:vAlign w:val="top"/>
           </w:tcPr>
           <w:p>
+            <w:r/>
             <w:r>
               <w:rPr>
-                <w:rFonts w:ascii="Calibri" w:hAnsi="Calibri"/>
+                <w:rFonts w:ascii="Calibri" w:hAnsi="Calibri" w:cs="Calibri"/>
+                <w:b w:val="0"/>
+                <w:i w:val="0"/>
                 <w:sz w:val="18"/>
               </w:rPr>
-              <w:t>Healthcare</w:t>
+              <w:t>LLY</w:t>
             </w:r>
           </w:p>
         </w:tc>
         <w:tc>
           <w:tcPr>
-            <w:tcW w:type="dxa" w:w="1440"/>
+            <w:tcW w:type="dxa" w:w="3024"/>
             <w:tcBorders>
               <w:top w:val="single" w:sz="4" w:color="BFBFBF"/>
               <w:left w:val="single" w:sz="4" w:color="BFBFBF"/>
@@ -3615,9 +4304,36 @@
             <w:vAlign w:val="top"/>
           </w:tcPr>
           <w:p>
+            <w:r/>
             <w:r>
               <w:rPr>
-                <w:rFonts w:ascii="Calibri" w:hAnsi="Calibri"/>
+                <w:rFonts w:ascii="Calibri" w:hAnsi="Calibri" w:cs="Calibri"/>
+                <w:b w:val="0"/>
+                <w:i w:val="0"/>
+                <w:sz w:val="18"/>
+              </w:rPr>
+              <w:t>Healthcare</w:t>
+            </w:r>
+          </w:p>
+        </w:tc>
+        <w:tc>
+          <w:tcPr>
+            <w:tcW w:type="dxa" w:w="1296"/>
+            <w:tcBorders>
+              <w:top w:val="single" w:sz="4" w:color="BFBFBF"/>
+              <w:left w:val="single" w:sz="4" w:color="BFBFBF"/>
+              <w:bottom w:val="single" w:sz="4" w:color="BFBFBF"/>
+              <w:right w:val="single" w:sz="4" w:color="BFBFBF"/>
+            </w:tcBorders>
+            <w:vAlign w:val="top"/>
+          </w:tcPr>
+          <w:p>
+            <w:r/>
+            <w:r>
+              <w:rPr>
+                <w:rFonts w:ascii="Consolas" w:hAnsi="Consolas" w:cs="Consolas"/>
+                <w:b w:val="0"/>
+                <w:i w:val="0"/>
                 <w:sz w:val="18"/>
               </w:rPr>
               <w:t>4.5%</w:t>
@@ -3628,7 +4344,7 @@
       <w:tr>
         <w:tc>
           <w:tcPr>
-            <w:tcW w:type="dxa" w:w="1728"/>
+            <w:tcW w:type="dxa" w:w="576"/>
             <w:tcBorders>
               <w:top w:val="single" w:sz="4" w:color="BFBFBF"/>
               <w:left w:val="single" w:sz="4" w:color="BFBFBF"/>
@@ -3638,18 +4354,21 @@
             <w:vAlign w:val="top"/>
           </w:tcPr>
           <w:p>
+            <w:r/>
             <w:r>
               <w:rPr>
-                <w:rFonts w:ascii="Calibri" w:hAnsi="Calibri"/>
+                <w:rFonts w:ascii="Consolas" w:hAnsi="Consolas" w:cs="Consolas"/>
+                <w:b w:val="0"/>
+                <w:i w:val="0"/>
                 <w:sz w:val="18"/>
               </w:rPr>
-              <w:t>JPM</w:t>
+              <w:t>5</w:t>
             </w:r>
           </w:p>
         </w:tc>
         <w:tc>
           <w:tcPr>
-            <w:tcW w:type="dxa" w:w="3456"/>
+            <w:tcW w:type="dxa" w:w="1296"/>
             <w:tcBorders>
               <w:top w:val="single" w:sz="4" w:color="BFBFBF"/>
               <w:left w:val="single" w:sz="4" w:color="BFBFBF"/>
@@ -3659,18 +4378,21 @@
             <w:vAlign w:val="top"/>
           </w:tcPr>
           <w:p>
+            <w:r/>
             <w:r>
               <w:rPr>
-                <w:rFonts w:ascii="Calibri" w:hAnsi="Calibri"/>
+                <w:rFonts w:ascii="Calibri" w:hAnsi="Calibri" w:cs="Calibri"/>
+                <w:b w:val="0"/>
+                <w:i w:val="0"/>
                 <w:sz w:val="18"/>
               </w:rPr>
-              <w:t>Financials</w:t>
+              <w:t>JPM</w:t>
             </w:r>
           </w:p>
         </w:tc>
         <w:tc>
           <w:tcPr>
-            <w:tcW w:type="dxa" w:w="1440"/>
+            <w:tcW w:type="dxa" w:w="3024"/>
             <w:tcBorders>
               <w:top w:val="single" w:sz="4" w:color="BFBFBF"/>
               <w:left w:val="single" w:sz="4" w:color="BFBFBF"/>
@@ -3680,9 +4402,36 @@
             <w:vAlign w:val="top"/>
           </w:tcPr>
           <w:p>
+            <w:r/>
             <w:r>
               <w:rPr>
-                <w:rFonts w:ascii="Calibri" w:hAnsi="Calibri"/>
+                <w:rFonts w:ascii="Calibri" w:hAnsi="Calibri" w:cs="Calibri"/>
+                <w:b w:val="0"/>
+                <w:i w:val="0"/>
+                <w:sz w:val="18"/>
+              </w:rPr>
+              <w:t>Financials</w:t>
+            </w:r>
+          </w:p>
+        </w:tc>
+        <w:tc>
+          <w:tcPr>
+            <w:tcW w:type="dxa" w:w="1296"/>
+            <w:tcBorders>
+              <w:top w:val="single" w:sz="4" w:color="BFBFBF"/>
+              <w:left w:val="single" w:sz="4" w:color="BFBFBF"/>
+              <w:bottom w:val="single" w:sz="4" w:color="BFBFBF"/>
+              <w:right w:val="single" w:sz="4" w:color="BFBFBF"/>
+            </w:tcBorders>
+            <w:vAlign w:val="top"/>
+          </w:tcPr>
+          <w:p>
+            <w:r/>
+            <w:r>
+              <w:rPr>
+                <w:rFonts w:ascii="Consolas" w:hAnsi="Consolas" w:cs="Consolas"/>
+                <w:b w:val="0"/>
+                <w:i w:val="0"/>
                 <w:sz w:val="18"/>
               </w:rPr>
               <w:t>4.5%</w:t>
@@ -3693,7 +4442,7 @@
       <w:tr>
         <w:tc>
           <w:tcPr>
-            <w:tcW w:type="dxa" w:w="1728"/>
+            <w:tcW w:type="dxa" w:w="576"/>
             <w:tcBorders>
               <w:top w:val="single" w:sz="4" w:color="BFBFBF"/>
               <w:left w:val="single" w:sz="4" w:color="BFBFBF"/>
@@ -3703,18 +4452,21 @@
             <w:vAlign w:val="top"/>
           </w:tcPr>
           <w:p>
+            <w:r/>
             <w:r>
               <w:rPr>
-                <w:rFonts w:ascii="Calibri" w:hAnsi="Calibri"/>
+                <w:rFonts w:ascii="Consolas" w:hAnsi="Consolas" w:cs="Consolas"/>
+                <w:b w:val="0"/>
+                <w:i w:val="0"/>
                 <w:sz w:val="18"/>
               </w:rPr>
-              <w:t>AVGO</w:t>
+              <w:t>6</w:t>
             </w:r>
           </w:p>
         </w:tc>
         <w:tc>
           <w:tcPr>
-            <w:tcW w:type="dxa" w:w="3456"/>
+            <w:tcW w:type="dxa" w:w="1296"/>
             <w:tcBorders>
               <w:top w:val="single" w:sz="4" w:color="BFBFBF"/>
               <w:left w:val="single" w:sz="4" w:color="BFBFBF"/>
@@ -3724,18 +4476,21 @@
             <w:vAlign w:val="top"/>
           </w:tcPr>
           <w:p>
+            <w:r/>
             <w:r>
               <w:rPr>
-                <w:rFonts w:ascii="Calibri" w:hAnsi="Calibri"/>
+                <w:rFonts w:ascii="Calibri" w:hAnsi="Calibri" w:cs="Calibri"/>
+                <w:b w:val="0"/>
+                <w:i w:val="0"/>
                 <w:sz w:val="18"/>
               </w:rPr>
-              <w:t>Technology</w:t>
+              <w:t>AVGO</w:t>
             </w:r>
           </w:p>
         </w:tc>
         <w:tc>
           <w:tcPr>
-            <w:tcW w:type="dxa" w:w="1440"/>
+            <w:tcW w:type="dxa" w:w="3024"/>
             <w:tcBorders>
               <w:top w:val="single" w:sz="4" w:color="BFBFBF"/>
               <w:left w:val="single" w:sz="4" w:color="BFBFBF"/>
@@ -3745,9 +4500,36 @@
             <w:vAlign w:val="top"/>
           </w:tcPr>
           <w:p>
+            <w:r/>
             <w:r>
               <w:rPr>
-                <w:rFonts w:ascii="Calibri" w:hAnsi="Calibri"/>
+                <w:rFonts w:ascii="Calibri" w:hAnsi="Calibri" w:cs="Calibri"/>
+                <w:b w:val="0"/>
+                <w:i w:val="0"/>
+                <w:sz w:val="18"/>
+              </w:rPr>
+              <w:t>Technology</w:t>
+            </w:r>
+          </w:p>
+        </w:tc>
+        <w:tc>
+          <w:tcPr>
+            <w:tcW w:type="dxa" w:w="1296"/>
+            <w:tcBorders>
+              <w:top w:val="single" w:sz="4" w:color="BFBFBF"/>
+              <w:left w:val="single" w:sz="4" w:color="BFBFBF"/>
+              <w:bottom w:val="single" w:sz="4" w:color="BFBFBF"/>
+              <w:right w:val="single" w:sz="4" w:color="BFBFBF"/>
+            </w:tcBorders>
+            <w:vAlign w:val="top"/>
+          </w:tcPr>
+          <w:p>
+            <w:r/>
+            <w:r>
+              <w:rPr>
+                <w:rFonts w:ascii="Consolas" w:hAnsi="Consolas" w:cs="Consolas"/>
+                <w:b w:val="0"/>
+                <w:i w:val="0"/>
                 <w:sz w:val="18"/>
               </w:rPr>
               <w:t>4.0%</w:t>
@@ -3758,7 +4540,7 @@
       <w:tr>
         <w:tc>
           <w:tcPr>
-            <w:tcW w:type="dxa" w:w="1728"/>
+            <w:tcW w:type="dxa" w:w="576"/>
             <w:tcBorders>
               <w:top w:val="single" w:sz="4" w:color="BFBFBF"/>
               <w:left w:val="single" w:sz="4" w:color="BFBFBF"/>
@@ -3768,18 +4550,21 @@
             <w:vAlign w:val="top"/>
           </w:tcPr>
           <w:p>
+            <w:r/>
             <w:r>
               <w:rPr>
-                <w:rFonts w:ascii="Calibri" w:hAnsi="Calibri"/>
+                <w:rFonts w:ascii="Consolas" w:hAnsi="Consolas" w:cs="Consolas"/>
+                <w:b w:val="0"/>
+                <w:i w:val="0"/>
                 <w:sz w:val="18"/>
               </w:rPr>
-              <w:t>MSFT</w:t>
+              <w:t>7</w:t>
             </w:r>
           </w:p>
         </w:tc>
         <w:tc>
           <w:tcPr>
-            <w:tcW w:type="dxa" w:w="3456"/>
+            <w:tcW w:type="dxa" w:w="1296"/>
             <w:tcBorders>
               <w:top w:val="single" w:sz="4" w:color="BFBFBF"/>
               <w:left w:val="single" w:sz="4" w:color="BFBFBF"/>
@@ -3789,18 +4574,21 @@
             <w:vAlign w:val="top"/>
           </w:tcPr>
           <w:p>
+            <w:r/>
             <w:r>
               <w:rPr>
-                <w:rFonts w:ascii="Calibri" w:hAnsi="Calibri"/>
+                <w:rFonts w:ascii="Calibri" w:hAnsi="Calibri" w:cs="Calibri"/>
+                <w:b w:val="0"/>
+                <w:i w:val="0"/>
                 <w:sz w:val="18"/>
               </w:rPr>
-              <w:t>Technology</w:t>
+              <w:t>MSFT</w:t>
             </w:r>
           </w:p>
         </w:tc>
         <w:tc>
           <w:tcPr>
-            <w:tcW w:type="dxa" w:w="1440"/>
+            <w:tcW w:type="dxa" w:w="3024"/>
             <w:tcBorders>
               <w:top w:val="single" w:sz="4" w:color="BFBFBF"/>
               <w:left w:val="single" w:sz="4" w:color="BFBFBF"/>
@@ -3810,9 +4598,36 @@
             <w:vAlign w:val="top"/>
           </w:tcPr>
           <w:p>
+            <w:r/>
             <w:r>
               <w:rPr>
-                <w:rFonts w:ascii="Calibri" w:hAnsi="Calibri"/>
+                <w:rFonts w:ascii="Calibri" w:hAnsi="Calibri" w:cs="Calibri"/>
+                <w:b w:val="0"/>
+                <w:i w:val="0"/>
+                <w:sz w:val="18"/>
+              </w:rPr>
+              <w:t>Technology</w:t>
+            </w:r>
+          </w:p>
+        </w:tc>
+        <w:tc>
+          <w:tcPr>
+            <w:tcW w:type="dxa" w:w="1296"/>
+            <w:tcBorders>
+              <w:top w:val="single" w:sz="4" w:color="BFBFBF"/>
+              <w:left w:val="single" w:sz="4" w:color="BFBFBF"/>
+              <w:bottom w:val="single" w:sz="4" w:color="BFBFBF"/>
+              <w:right w:val="single" w:sz="4" w:color="BFBFBF"/>
+            </w:tcBorders>
+            <w:vAlign w:val="top"/>
+          </w:tcPr>
+          <w:p>
+            <w:r/>
+            <w:r>
+              <w:rPr>
+                <w:rFonts w:ascii="Consolas" w:hAnsi="Consolas" w:cs="Consolas"/>
+                <w:b w:val="0"/>
+                <w:i w:val="0"/>
                 <w:sz w:val="18"/>
               </w:rPr>
               <w:t>4.0%</w:t>
@@ -3823,7 +4638,7 @@
       <w:tr>
         <w:tc>
           <w:tcPr>
-            <w:tcW w:type="dxa" w:w="1728"/>
+            <w:tcW w:type="dxa" w:w="576"/>
             <w:tcBorders>
               <w:top w:val="single" w:sz="4" w:color="BFBFBF"/>
               <w:left w:val="single" w:sz="4" w:color="BFBFBF"/>
@@ -3833,18 +4648,21 @@
             <w:vAlign w:val="top"/>
           </w:tcPr>
           <w:p>
+            <w:r/>
             <w:r>
               <w:rPr>
-                <w:rFonts w:ascii="Calibri" w:hAnsi="Calibri"/>
+                <w:rFonts w:ascii="Consolas" w:hAnsi="Consolas" w:cs="Consolas"/>
+                <w:b w:val="0"/>
+                <w:i w:val="0"/>
                 <w:sz w:val="18"/>
               </w:rPr>
-              <w:t>PANW</w:t>
+              <w:t>8</w:t>
             </w:r>
           </w:p>
         </w:tc>
         <w:tc>
           <w:tcPr>
-            <w:tcW w:type="dxa" w:w="3456"/>
+            <w:tcW w:type="dxa" w:w="1296"/>
             <w:tcBorders>
               <w:top w:val="single" w:sz="4" w:color="BFBFBF"/>
               <w:left w:val="single" w:sz="4" w:color="BFBFBF"/>
@@ -3854,18 +4672,21 @@
             <w:vAlign w:val="top"/>
           </w:tcPr>
           <w:p>
+            <w:r/>
             <w:r>
               <w:rPr>
-                <w:rFonts w:ascii="Calibri" w:hAnsi="Calibri"/>
+                <w:rFonts w:ascii="Calibri" w:hAnsi="Calibri" w:cs="Calibri"/>
+                <w:b w:val="0"/>
+                <w:i w:val="0"/>
                 <w:sz w:val="18"/>
               </w:rPr>
-              <w:t>Technology</w:t>
+              <w:t>PANW</w:t>
             </w:r>
           </w:p>
         </w:tc>
         <w:tc>
           <w:tcPr>
-            <w:tcW w:type="dxa" w:w="1440"/>
+            <w:tcW w:type="dxa" w:w="3024"/>
             <w:tcBorders>
               <w:top w:val="single" w:sz="4" w:color="BFBFBF"/>
               <w:left w:val="single" w:sz="4" w:color="BFBFBF"/>
@@ -3875,9 +4696,36 @@
             <w:vAlign w:val="top"/>
           </w:tcPr>
           <w:p>
+            <w:r/>
             <w:r>
               <w:rPr>
-                <w:rFonts w:ascii="Calibri" w:hAnsi="Calibri"/>
+                <w:rFonts w:ascii="Calibri" w:hAnsi="Calibri" w:cs="Calibri"/>
+                <w:b w:val="0"/>
+                <w:i w:val="0"/>
+                <w:sz w:val="18"/>
+              </w:rPr>
+              <w:t>Technology</w:t>
+            </w:r>
+          </w:p>
+        </w:tc>
+        <w:tc>
+          <w:tcPr>
+            <w:tcW w:type="dxa" w:w="1296"/>
+            <w:tcBorders>
+              <w:top w:val="single" w:sz="4" w:color="BFBFBF"/>
+              <w:left w:val="single" w:sz="4" w:color="BFBFBF"/>
+              <w:bottom w:val="single" w:sz="4" w:color="BFBFBF"/>
+              <w:right w:val="single" w:sz="4" w:color="BFBFBF"/>
+            </w:tcBorders>
+            <w:vAlign w:val="top"/>
+          </w:tcPr>
+          <w:p>
+            <w:r/>
+            <w:r>
+              <w:rPr>
+                <w:rFonts w:ascii="Consolas" w:hAnsi="Consolas" w:cs="Consolas"/>
+                <w:b w:val="0"/>
+                <w:i w:val="0"/>
                 <w:sz w:val="18"/>
               </w:rPr>
               <w:t>4.0%</w:t>
@@ -3888,7 +4736,7 @@
       <w:tr>
         <w:tc>
           <w:tcPr>
-            <w:tcW w:type="dxa" w:w="1728"/>
+            <w:tcW w:type="dxa" w:w="576"/>
             <w:tcBorders>
               <w:top w:val="single" w:sz="4" w:color="BFBFBF"/>
               <w:left w:val="single" w:sz="4" w:color="BFBFBF"/>
@@ -3898,18 +4746,21 @@
             <w:vAlign w:val="top"/>
           </w:tcPr>
           <w:p>
+            <w:r/>
             <w:r>
               <w:rPr>
-                <w:rFonts w:ascii="Calibri" w:hAnsi="Calibri"/>
+                <w:rFonts w:ascii="Consolas" w:hAnsi="Consolas" w:cs="Consolas"/>
+                <w:b w:val="0"/>
+                <w:i w:val="0"/>
                 <w:sz w:val="18"/>
               </w:rPr>
-              <w:t>QQQ</w:t>
+              <w:t>9</w:t>
             </w:r>
           </w:p>
         </w:tc>
         <w:tc>
           <w:tcPr>
-            <w:tcW w:type="dxa" w:w="3456"/>
+            <w:tcW w:type="dxa" w:w="1296"/>
             <w:tcBorders>
               <w:top w:val="single" w:sz="4" w:color="BFBFBF"/>
               <w:left w:val="single" w:sz="4" w:color="BFBFBF"/>
@@ -3919,18 +4770,21 @@
             <w:vAlign w:val="top"/>
           </w:tcPr>
           <w:p>
+            <w:r/>
             <w:r>
               <w:rPr>
-                <w:rFonts w:ascii="Calibri" w:hAnsi="Calibri"/>
+                <w:rFonts w:ascii="Calibri" w:hAnsi="Calibri" w:cs="Calibri"/>
+                <w:b w:val="0"/>
+                <w:i w:val="0"/>
                 <w:sz w:val="18"/>
               </w:rPr>
-              <w:t>ETF</w:t>
+              <w:t>QQQ</w:t>
             </w:r>
           </w:p>
         </w:tc>
         <w:tc>
           <w:tcPr>
-            <w:tcW w:type="dxa" w:w="1440"/>
+            <w:tcW w:type="dxa" w:w="3024"/>
             <w:tcBorders>
               <w:top w:val="single" w:sz="4" w:color="BFBFBF"/>
               <w:left w:val="single" w:sz="4" w:color="BFBFBF"/>
@@ -3940,9 +4794,36 @@
             <w:vAlign w:val="top"/>
           </w:tcPr>
           <w:p>
+            <w:r/>
             <w:r>
               <w:rPr>
-                <w:rFonts w:ascii="Calibri" w:hAnsi="Calibri"/>
+                <w:rFonts w:ascii="Calibri" w:hAnsi="Calibri" w:cs="Calibri"/>
+                <w:b w:val="0"/>
+                <w:i w:val="0"/>
+                <w:sz w:val="18"/>
+              </w:rPr>
+              <w:t>ETF</w:t>
+            </w:r>
+          </w:p>
+        </w:tc>
+        <w:tc>
+          <w:tcPr>
+            <w:tcW w:type="dxa" w:w="1296"/>
+            <w:tcBorders>
+              <w:top w:val="single" w:sz="4" w:color="BFBFBF"/>
+              <w:left w:val="single" w:sz="4" w:color="BFBFBF"/>
+              <w:bottom w:val="single" w:sz="4" w:color="BFBFBF"/>
+              <w:right w:val="single" w:sz="4" w:color="BFBFBF"/>
+            </w:tcBorders>
+            <w:vAlign w:val="top"/>
+          </w:tcPr>
+          <w:p>
+            <w:r/>
+            <w:r>
+              <w:rPr>
+                <w:rFonts w:ascii="Consolas" w:hAnsi="Consolas" w:cs="Consolas"/>
+                <w:b w:val="0"/>
+                <w:i w:val="0"/>
                 <w:sz w:val="18"/>
               </w:rPr>
               <w:t>3.5%</w:t>
@@ -3953,7 +4834,7 @@
       <w:tr>
         <w:tc>
           <w:tcPr>
-            <w:tcW w:type="dxa" w:w="1728"/>
+            <w:tcW w:type="dxa" w:w="576"/>
             <w:tcBorders>
               <w:top w:val="single" w:sz="4" w:color="BFBFBF"/>
               <w:left w:val="single" w:sz="4" w:color="BFBFBF"/>
@@ -3963,18 +4844,21 @@
             <w:vAlign w:val="top"/>
           </w:tcPr>
           <w:p>
+            <w:r/>
             <w:r>
               <w:rPr>
-                <w:rFonts w:ascii="Calibri" w:hAnsi="Calibri"/>
+                <w:rFonts w:ascii="Consolas" w:hAnsi="Consolas" w:cs="Consolas"/>
+                <w:b w:val="0"/>
+                <w:i w:val="0"/>
                 <w:sz w:val="18"/>
               </w:rPr>
-              <w:t>ORCL</w:t>
+              <w:t>10</w:t>
             </w:r>
           </w:p>
         </w:tc>
         <w:tc>
           <w:tcPr>
-            <w:tcW w:type="dxa" w:w="3456"/>
+            <w:tcW w:type="dxa" w:w="1296"/>
             <w:tcBorders>
               <w:top w:val="single" w:sz="4" w:color="BFBFBF"/>
               <w:left w:val="single" w:sz="4" w:color="BFBFBF"/>
@@ -3984,18 +4868,21 @@
             <w:vAlign w:val="top"/>
           </w:tcPr>
           <w:p>
+            <w:r/>
             <w:r>
               <w:rPr>
-                <w:rFonts w:ascii="Calibri" w:hAnsi="Calibri"/>
+                <w:rFonts w:ascii="Calibri" w:hAnsi="Calibri" w:cs="Calibri"/>
+                <w:b w:val="0"/>
+                <w:i w:val="0"/>
                 <w:sz w:val="18"/>
               </w:rPr>
-              <w:t>Technology</w:t>
+              <w:t>ORCL</w:t>
             </w:r>
           </w:p>
         </w:tc>
         <w:tc>
           <w:tcPr>
-            <w:tcW w:type="dxa" w:w="1440"/>
+            <w:tcW w:type="dxa" w:w="3024"/>
             <w:tcBorders>
               <w:top w:val="single" w:sz="4" w:color="BFBFBF"/>
               <w:left w:val="single" w:sz="4" w:color="BFBFBF"/>
@@ -4005,9 +4892,36 @@
             <w:vAlign w:val="top"/>
           </w:tcPr>
           <w:p>
+            <w:r/>
             <w:r>
               <w:rPr>
-                <w:rFonts w:ascii="Calibri" w:hAnsi="Calibri"/>
+                <w:rFonts w:ascii="Calibri" w:hAnsi="Calibri" w:cs="Calibri"/>
+                <w:b w:val="0"/>
+                <w:i w:val="0"/>
+                <w:sz w:val="18"/>
+              </w:rPr>
+              <w:t>Technology</w:t>
+            </w:r>
+          </w:p>
+        </w:tc>
+        <w:tc>
+          <w:tcPr>
+            <w:tcW w:type="dxa" w:w="1296"/>
+            <w:tcBorders>
+              <w:top w:val="single" w:sz="4" w:color="BFBFBF"/>
+              <w:left w:val="single" w:sz="4" w:color="BFBFBF"/>
+              <w:bottom w:val="single" w:sz="4" w:color="BFBFBF"/>
+              <w:right w:val="single" w:sz="4" w:color="BFBFBF"/>
+            </w:tcBorders>
+            <w:vAlign w:val="top"/>
+          </w:tcPr>
+          <w:p>
+            <w:r/>
+            <w:r>
+              <w:rPr>
+                <w:rFonts w:ascii="Consolas" w:hAnsi="Consolas" w:cs="Consolas"/>
+                <w:b w:val="0"/>
+                <w:i w:val="0"/>
                 <w:sz w:val="18"/>
               </w:rPr>
               <w:t>3.5%</w:t>
@@ -4018,7 +4932,7 @@
       <w:tr>
         <w:tc>
           <w:tcPr>
-            <w:tcW w:type="dxa" w:w="1728"/>
+            <w:tcW w:type="dxa" w:w="576"/>
             <w:tcBorders>
               <w:top w:val="single" w:sz="4" w:color="BFBFBF"/>
               <w:left w:val="single" w:sz="4" w:color="BFBFBF"/>
@@ -4028,18 +4942,21 @@
             <w:vAlign w:val="top"/>
           </w:tcPr>
           <w:p>
+            <w:r/>
             <w:r>
               <w:rPr>
-                <w:rFonts w:ascii="Calibri" w:hAnsi="Calibri"/>
+                <w:rFonts w:ascii="Consolas" w:hAnsi="Consolas" w:cs="Consolas"/>
+                <w:b w:val="0"/>
+                <w:i w:val="0"/>
                 <w:sz w:val="18"/>
               </w:rPr>
-              <w:t>GOOGL</w:t>
+              <w:t>11</w:t>
             </w:r>
           </w:p>
         </w:tc>
         <w:tc>
           <w:tcPr>
-            <w:tcW w:type="dxa" w:w="3456"/>
+            <w:tcW w:type="dxa" w:w="1296"/>
             <w:tcBorders>
               <w:top w:val="single" w:sz="4" w:color="BFBFBF"/>
               <w:left w:val="single" w:sz="4" w:color="BFBFBF"/>
@@ -4049,18 +4966,21 @@
             <w:vAlign w:val="top"/>
           </w:tcPr>
           <w:p>
+            <w:r/>
             <w:r>
               <w:rPr>
-                <w:rFonts w:ascii="Calibri" w:hAnsi="Calibri"/>
+                <w:rFonts w:ascii="Calibri" w:hAnsi="Calibri" w:cs="Calibri"/>
+                <w:b w:val="0"/>
+                <w:i w:val="0"/>
                 <w:sz w:val="18"/>
               </w:rPr>
-              <w:t>Comm. Services</w:t>
+              <w:t>GOOGL</w:t>
             </w:r>
           </w:p>
         </w:tc>
         <w:tc>
           <w:tcPr>
-            <w:tcW w:type="dxa" w:w="1440"/>
+            <w:tcW w:type="dxa" w:w="3024"/>
             <w:tcBorders>
               <w:top w:val="single" w:sz="4" w:color="BFBFBF"/>
               <w:left w:val="single" w:sz="4" w:color="BFBFBF"/>
@@ -4070,9 +4990,36 @@
             <w:vAlign w:val="top"/>
           </w:tcPr>
           <w:p>
+            <w:r/>
             <w:r>
               <w:rPr>
-                <w:rFonts w:ascii="Calibri" w:hAnsi="Calibri"/>
+                <w:rFonts w:ascii="Calibri" w:hAnsi="Calibri" w:cs="Calibri"/>
+                <w:b w:val="0"/>
+                <w:i w:val="0"/>
+                <w:sz w:val="18"/>
+              </w:rPr>
+              <w:t>Technology</w:t>
+            </w:r>
+          </w:p>
+        </w:tc>
+        <w:tc>
+          <w:tcPr>
+            <w:tcW w:type="dxa" w:w="1296"/>
+            <w:tcBorders>
+              <w:top w:val="single" w:sz="4" w:color="BFBFBF"/>
+              <w:left w:val="single" w:sz="4" w:color="BFBFBF"/>
+              <w:bottom w:val="single" w:sz="4" w:color="BFBFBF"/>
+              <w:right w:val="single" w:sz="4" w:color="BFBFBF"/>
+            </w:tcBorders>
+            <w:vAlign w:val="top"/>
+          </w:tcPr>
+          <w:p>
+            <w:r/>
+            <w:r>
+              <w:rPr>
+                <w:rFonts w:ascii="Consolas" w:hAnsi="Consolas" w:cs="Consolas"/>
+                <w:b w:val="0"/>
+                <w:i w:val="0"/>
                 <w:sz w:val="18"/>
               </w:rPr>
               <w:t>3.0%</w:t>
@@ -4083,7 +5030,7 @@
       <w:tr>
         <w:tc>
           <w:tcPr>
-            <w:tcW w:type="dxa" w:w="1728"/>
+            <w:tcW w:type="dxa" w:w="576"/>
             <w:tcBorders>
               <w:top w:val="single" w:sz="4" w:color="BFBFBF"/>
               <w:left w:val="single" w:sz="4" w:color="BFBFBF"/>
@@ -4093,18 +5040,21 @@
             <w:vAlign w:val="top"/>
           </w:tcPr>
           <w:p>
+            <w:r/>
             <w:r>
               <w:rPr>
-                <w:rFonts w:ascii="Calibri" w:hAnsi="Calibri"/>
+                <w:rFonts w:ascii="Consolas" w:hAnsi="Consolas" w:cs="Consolas"/>
+                <w:b w:val="0"/>
+                <w:i w:val="0"/>
                 <w:sz w:val="18"/>
               </w:rPr>
-              <w:t>PLTR</w:t>
+              <w:t>12</w:t>
             </w:r>
           </w:p>
         </w:tc>
         <w:tc>
           <w:tcPr>
-            <w:tcW w:type="dxa" w:w="3456"/>
+            <w:tcW w:type="dxa" w:w="1296"/>
             <w:tcBorders>
               <w:top w:val="single" w:sz="4" w:color="BFBFBF"/>
               <w:left w:val="single" w:sz="4" w:color="BFBFBF"/>
@@ -4114,18 +5064,21 @@
             <w:vAlign w:val="top"/>
           </w:tcPr>
           <w:p>
+            <w:r/>
             <w:r>
               <w:rPr>
-                <w:rFonts w:ascii="Calibri" w:hAnsi="Calibri"/>
+                <w:rFonts w:ascii="Calibri" w:hAnsi="Calibri" w:cs="Calibri"/>
+                <w:b w:val="0"/>
+                <w:i w:val="0"/>
                 <w:sz w:val="18"/>
               </w:rPr>
-              <w:t>Technology</w:t>
+              <w:t>PLTR</w:t>
             </w:r>
           </w:p>
         </w:tc>
         <w:tc>
           <w:tcPr>
-            <w:tcW w:type="dxa" w:w="1440"/>
+            <w:tcW w:type="dxa" w:w="3024"/>
             <w:tcBorders>
               <w:top w:val="single" w:sz="4" w:color="BFBFBF"/>
               <w:left w:val="single" w:sz="4" w:color="BFBFBF"/>
@@ -4135,9 +5088,36 @@
             <w:vAlign w:val="top"/>
           </w:tcPr>
           <w:p>
+            <w:r/>
             <w:r>
               <w:rPr>
-                <w:rFonts w:ascii="Calibri" w:hAnsi="Calibri"/>
+                <w:rFonts w:ascii="Calibri" w:hAnsi="Calibri" w:cs="Calibri"/>
+                <w:b w:val="0"/>
+                <w:i w:val="0"/>
+                <w:sz w:val="18"/>
+              </w:rPr>
+              <w:t>Technology</w:t>
+            </w:r>
+          </w:p>
+        </w:tc>
+        <w:tc>
+          <w:tcPr>
+            <w:tcW w:type="dxa" w:w="1296"/>
+            <w:tcBorders>
+              <w:top w:val="single" w:sz="4" w:color="BFBFBF"/>
+              <w:left w:val="single" w:sz="4" w:color="BFBFBF"/>
+              <w:bottom w:val="single" w:sz="4" w:color="BFBFBF"/>
+              <w:right w:val="single" w:sz="4" w:color="BFBFBF"/>
+            </w:tcBorders>
+            <w:vAlign w:val="top"/>
+          </w:tcPr>
+          <w:p>
+            <w:r/>
+            <w:r>
+              <w:rPr>
+                <w:rFonts w:ascii="Consolas" w:hAnsi="Consolas" w:cs="Consolas"/>
+                <w:b w:val="0"/>
+                <w:i w:val="0"/>
                 <w:sz w:val="18"/>
               </w:rPr>
               <w:t>3.0%</w:t>
@@ -4148,7 +5128,7 @@
       <w:tr>
         <w:tc>
           <w:tcPr>
-            <w:tcW w:type="dxa" w:w="1728"/>
+            <w:tcW w:type="dxa" w:w="576"/>
             <w:tcBorders>
               <w:top w:val="single" w:sz="4" w:color="BFBFBF"/>
               <w:left w:val="single" w:sz="4" w:color="BFBFBF"/>
@@ -4158,18 +5138,21 @@
             <w:vAlign w:val="top"/>
           </w:tcPr>
           <w:p>
+            <w:r/>
             <w:r>
               <w:rPr>
-                <w:rFonts w:ascii="Calibri" w:hAnsi="Calibri"/>
+                <w:rFonts w:ascii="Consolas" w:hAnsi="Consolas" w:cs="Consolas"/>
+                <w:b w:val="0"/>
+                <w:i w:val="0"/>
                 <w:sz w:val="18"/>
               </w:rPr>
-              <w:t>UNH</w:t>
+              <w:t>13</w:t>
             </w:r>
           </w:p>
         </w:tc>
         <w:tc>
           <w:tcPr>
-            <w:tcW w:type="dxa" w:w="3456"/>
+            <w:tcW w:type="dxa" w:w="1296"/>
             <w:tcBorders>
               <w:top w:val="single" w:sz="4" w:color="BFBFBF"/>
               <w:left w:val="single" w:sz="4" w:color="BFBFBF"/>
@@ -4179,18 +5162,21 @@
             <w:vAlign w:val="top"/>
           </w:tcPr>
           <w:p>
+            <w:r/>
             <w:r>
               <w:rPr>
-                <w:rFonts w:ascii="Calibri" w:hAnsi="Calibri"/>
+                <w:rFonts w:ascii="Calibri" w:hAnsi="Calibri" w:cs="Calibri"/>
+                <w:b w:val="0"/>
+                <w:i w:val="0"/>
                 <w:sz w:val="18"/>
               </w:rPr>
-              <w:t>Healthcare</w:t>
+              <w:t>UNH</w:t>
             </w:r>
           </w:p>
         </w:tc>
         <w:tc>
           <w:tcPr>
-            <w:tcW w:type="dxa" w:w="1440"/>
+            <w:tcW w:type="dxa" w:w="3024"/>
             <w:tcBorders>
               <w:top w:val="single" w:sz="4" w:color="BFBFBF"/>
               <w:left w:val="single" w:sz="4" w:color="BFBFBF"/>
@@ -4200,9 +5186,36 @@
             <w:vAlign w:val="top"/>
           </w:tcPr>
           <w:p>
+            <w:r/>
             <w:r>
               <w:rPr>
-                <w:rFonts w:ascii="Calibri" w:hAnsi="Calibri"/>
+                <w:rFonts w:ascii="Calibri" w:hAnsi="Calibri" w:cs="Calibri"/>
+                <w:b w:val="0"/>
+                <w:i w:val="0"/>
+                <w:sz w:val="18"/>
+              </w:rPr>
+              <w:t>Healthcare</w:t>
+            </w:r>
+          </w:p>
+        </w:tc>
+        <w:tc>
+          <w:tcPr>
+            <w:tcW w:type="dxa" w:w="1296"/>
+            <w:tcBorders>
+              <w:top w:val="single" w:sz="4" w:color="BFBFBF"/>
+              <w:left w:val="single" w:sz="4" w:color="BFBFBF"/>
+              <w:bottom w:val="single" w:sz="4" w:color="BFBFBF"/>
+              <w:right w:val="single" w:sz="4" w:color="BFBFBF"/>
+            </w:tcBorders>
+            <w:vAlign w:val="top"/>
+          </w:tcPr>
+          <w:p>
+            <w:r/>
+            <w:r>
+              <w:rPr>
+                <w:rFonts w:ascii="Consolas" w:hAnsi="Consolas" w:cs="Consolas"/>
+                <w:b w:val="0"/>
+                <w:i w:val="0"/>
                 <w:sz w:val="18"/>
               </w:rPr>
               <w:t>3.0%</w:t>
@@ -4213,7 +5226,7 @@
       <w:tr>
         <w:tc>
           <w:tcPr>
-            <w:tcW w:type="dxa" w:w="1728"/>
+            <w:tcW w:type="dxa" w:w="576"/>
             <w:tcBorders>
               <w:top w:val="single" w:sz="4" w:color="BFBFBF"/>
               <w:left w:val="single" w:sz="4" w:color="BFBFBF"/>
@@ -4223,18 +5236,21 @@
             <w:vAlign w:val="top"/>
           </w:tcPr>
           <w:p>
+            <w:r/>
             <w:r>
               <w:rPr>
-                <w:rFonts w:ascii="Calibri" w:hAnsi="Calibri"/>
+                <w:rFonts w:ascii="Consolas" w:hAnsi="Consolas" w:cs="Consolas"/>
+                <w:b w:val="0"/>
+                <w:i w:val="0"/>
                 <w:sz w:val="18"/>
               </w:rPr>
-              <w:t>XOM</w:t>
+              <w:t>14</w:t>
             </w:r>
           </w:p>
         </w:tc>
         <w:tc>
           <w:tcPr>
-            <w:tcW w:type="dxa" w:w="3456"/>
+            <w:tcW w:type="dxa" w:w="1296"/>
             <w:tcBorders>
               <w:top w:val="single" w:sz="4" w:color="BFBFBF"/>
               <w:left w:val="single" w:sz="4" w:color="BFBFBF"/>
@@ -4244,18 +5260,21 @@
             <w:vAlign w:val="top"/>
           </w:tcPr>
           <w:p>
+            <w:r/>
             <w:r>
               <w:rPr>
-                <w:rFonts w:ascii="Calibri" w:hAnsi="Calibri"/>
+                <w:rFonts w:ascii="Calibri" w:hAnsi="Calibri" w:cs="Calibri"/>
+                <w:b w:val="0"/>
+                <w:i w:val="0"/>
                 <w:sz w:val="18"/>
               </w:rPr>
-              <w:t>Energy</w:t>
+              <w:t>XOM</w:t>
             </w:r>
           </w:p>
         </w:tc>
         <w:tc>
           <w:tcPr>
-            <w:tcW w:type="dxa" w:w="1440"/>
+            <w:tcW w:type="dxa" w:w="3024"/>
             <w:tcBorders>
               <w:top w:val="single" w:sz="4" w:color="BFBFBF"/>
               <w:left w:val="single" w:sz="4" w:color="BFBFBF"/>
@@ -4265,9 +5284,36 @@
             <w:vAlign w:val="top"/>
           </w:tcPr>
           <w:p>
+            <w:r/>
             <w:r>
               <w:rPr>
-                <w:rFonts w:ascii="Calibri" w:hAnsi="Calibri"/>
+                <w:rFonts w:ascii="Calibri" w:hAnsi="Calibri" w:cs="Calibri"/>
+                <w:b w:val="0"/>
+                <w:i w:val="0"/>
+                <w:sz w:val="18"/>
+              </w:rPr>
+              <w:t>Energy</w:t>
+            </w:r>
+          </w:p>
+        </w:tc>
+        <w:tc>
+          <w:tcPr>
+            <w:tcW w:type="dxa" w:w="1296"/>
+            <w:tcBorders>
+              <w:top w:val="single" w:sz="4" w:color="BFBFBF"/>
+              <w:left w:val="single" w:sz="4" w:color="BFBFBF"/>
+              <w:bottom w:val="single" w:sz="4" w:color="BFBFBF"/>
+              <w:right w:val="single" w:sz="4" w:color="BFBFBF"/>
+            </w:tcBorders>
+            <w:vAlign w:val="top"/>
+          </w:tcPr>
+          <w:p>
+            <w:r/>
+            <w:r>
+              <w:rPr>
+                <w:rFonts w:ascii="Consolas" w:hAnsi="Consolas" w:cs="Consolas"/>
+                <w:b w:val="0"/>
+                <w:i w:val="0"/>
                 <w:sz w:val="18"/>
               </w:rPr>
               <w:t>3.0%</w:t>
@@ -4278,7 +5324,7 @@
       <w:tr>
         <w:tc>
           <w:tcPr>
-            <w:tcW w:type="dxa" w:w="1728"/>
+            <w:tcW w:type="dxa" w:w="576"/>
             <w:tcBorders>
               <w:top w:val="single" w:sz="4" w:color="BFBFBF"/>
               <w:left w:val="single" w:sz="4" w:color="BFBFBF"/>
@@ -4288,18 +5334,21 @@
             <w:vAlign w:val="top"/>
           </w:tcPr>
           <w:p>
+            <w:r/>
             <w:r>
               <w:rPr>
-                <w:rFonts w:ascii="Calibri" w:hAnsi="Calibri"/>
+                <w:rFonts w:ascii="Consolas" w:hAnsi="Consolas" w:cs="Consolas"/>
+                <w:b w:val="0"/>
+                <w:i w:val="0"/>
                 <w:sz w:val="18"/>
               </w:rPr>
-              <w:t>V</w:t>
+              <w:t>15</w:t>
             </w:r>
           </w:p>
         </w:tc>
         <w:tc>
           <w:tcPr>
-            <w:tcW w:type="dxa" w:w="3456"/>
+            <w:tcW w:type="dxa" w:w="1296"/>
             <w:tcBorders>
               <w:top w:val="single" w:sz="4" w:color="BFBFBF"/>
               <w:left w:val="single" w:sz="4" w:color="BFBFBF"/>
@@ -4309,18 +5358,21 @@
             <w:vAlign w:val="top"/>
           </w:tcPr>
           <w:p>
+            <w:r/>
             <w:r>
               <w:rPr>
-                <w:rFonts w:ascii="Calibri" w:hAnsi="Calibri"/>
+                <w:rFonts w:ascii="Calibri" w:hAnsi="Calibri" w:cs="Calibri"/>
+                <w:b w:val="0"/>
+                <w:i w:val="0"/>
                 <w:sz w:val="18"/>
               </w:rPr>
-              <w:t>Financials</w:t>
+              <w:t>V</w:t>
             </w:r>
           </w:p>
         </w:tc>
         <w:tc>
           <w:tcPr>
-            <w:tcW w:type="dxa" w:w="1440"/>
+            <w:tcW w:type="dxa" w:w="3024"/>
             <w:tcBorders>
               <w:top w:val="single" w:sz="4" w:color="BFBFBF"/>
               <w:left w:val="single" w:sz="4" w:color="BFBFBF"/>
@@ -4330,9 +5382,36 @@
             <w:vAlign w:val="top"/>
           </w:tcPr>
           <w:p>
+            <w:r/>
             <w:r>
               <w:rPr>
-                <w:rFonts w:ascii="Calibri" w:hAnsi="Calibri"/>
+                <w:rFonts w:ascii="Calibri" w:hAnsi="Calibri" w:cs="Calibri"/>
+                <w:b w:val="0"/>
+                <w:i w:val="0"/>
+                <w:sz w:val="18"/>
+              </w:rPr>
+              <w:t>Financials</w:t>
+            </w:r>
+          </w:p>
+        </w:tc>
+        <w:tc>
+          <w:tcPr>
+            <w:tcW w:type="dxa" w:w="1296"/>
+            <w:tcBorders>
+              <w:top w:val="single" w:sz="4" w:color="BFBFBF"/>
+              <w:left w:val="single" w:sz="4" w:color="BFBFBF"/>
+              <w:bottom w:val="single" w:sz="4" w:color="BFBFBF"/>
+              <w:right w:val="single" w:sz="4" w:color="BFBFBF"/>
+            </w:tcBorders>
+            <w:vAlign w:val="top"/>
+          </w:tcPr>
+          <w:p>
+            <w:r/>
+            <w:r>
+              <w:rPr>
+                <w:rFonts w:ascii="Consolas" w:hAnsi="Consolas" w:cs="Consolas"/>
+                <w:b w:val="0"/>
+                <w:i w:val="0"/>
                 <w:sz w:val="18"/>
               </w:rPr>
               <w:t>3.0%</w:t>
@@ -4343,7 +5422,7 @@
       <w:tr>
         <w:tc>
           <w:tcPr>
-            <w:tcW w:type="dxa" w:w="1728"/>
+            <w:tcW w:type="dxa" w:w="576"/>
             <w:tcBorders>
               <w:top w:val="single" w:sz="4" w:color="BFBFBF"/>
               <w:left w:val="single" w:sz="4" w:color="BFBFBF"/>
@@ -4353,18 +5432,21 @@
             <w:vAlign w:val="top"/>
           </w:tcPr>
           <w:p>
+            <w:r/>
             <w:r>
               <w:rPr>
-                <w:rFonts w:ascii="Calibri" w:hAnsi="Calibri"/>
+                <w:rFonts w:ascii="Consolas" w:hAnsi="Consolas" w:cs="Consolas"/>
+                <w:b w:val="0"/>
+                <w:i w:val="0"/>
                 <w:sz w:val="18"/>
               </w:rPr>
-              <w:t>TSM</w:t>
+              <w:t>16</w:t>
             </w:r>
           </w:p>
         </w:tc>
         <w:tc>
           <w:tcPr>
-            <w:tcW w:type="dxa" w:w="3456"/>
+            <w:tcW w:type="dxa" w:w="1296"/>
             <w:tcBorders>
               <w:top w:val="single" w:sz="4" w:color="BFBFBF"/>
               <w:left w:val="single" w:sz="4" w:color="BFBFBF"/>
@@ -4374,18 +5456,21 @@
             <w:vAlign w:val="top"/>
           </w:tcPr>
           <w:p>
+            <w:r/>
             <w:r>
               <w:rPr>
-                <w:rFonts w:ascii="Calibri" w:hAnsi="Calibri"/>
+                <w:rFonts w:ascii="Calibri" w:hAnsi="Calibri" w:cs="Calibri"/>
+                <w:b w:val="0"/>
+                <w:i w:val="0"/>
                 <w:sz w:val="18"/>
               </w:rPr>
-              <w:t>Technology</w:t>
+              <w:t>TSM</w:t>
             </w:r>
           </w:p>
         </w:tc>
         <w:tc>
           <w:tcPr>
-            <w:tcW w:type="dxa" w:w="1440"/>
+            <w:tcW w:type="dxa" w:w="3024"/>
             <w:tcBorders>
               <w:top w:val="single" w:sz="4" w:color="BFBFBF"/>
               <w:left w:val="single" w:sz="4" w:color="BFBFBF"/>
@@ -4395,9 +5480,36 @@
             <w:vAlign w:val="top"/>
           </w:tcPr>
           <w:p>
+            <w:r/>
             <w:r>
               <w:rPr>
-                <w:rFonts w:ascii="Calibri" w:hAnsi="Calibri"/>
+                <w:rFonts w:ascii="Calibri" w:hAnsi="Calibri" w:cs="Calibri"/>
+                <w:b w:val="0"/>
+                <w:i w:val="0"/>
+                <w:sz w:val="18"/>
+              </w:rPr>
+              <w:t>Technology</w:t>
+            </w:r>
+          </w:p>
+        </w:tc>
+        <w:tc>
+          <w:tcPr>
+            <w:tcW w:type="dxa" w:w="1296"/>
+            <w:tcBorders>
+              <w:top w:val="single" w:sz="4" w:color="BFBFBF"/>
+              <w:left w:val="single" w:sz="4" w:color="BFBFBF"/>
+              <w:bottom w:val="single" w:sz="4" w:color="BFBFBF"/>
+              <w:right w:val="single" w:sz="4" w:color="BFBFBF"/>
+            </w:tcBorders>
+            <w:vAlign w:val="top"/>
+          </w:tcPr>
+          <w:p>
+            <w:r/>
+            <w:r>
+              <w:rPr>
+                <w:rFonts w:ascii="Consolas" w:hAnsi="Consolas" w:cs="Consolas"/>
+                <w:b w:val="0"/>
+                <w:i w:val="0"/>
                 <w:sz w:val="18"/>
               </w:rPr>
               <w:t>3.0%</w:t>
@@ -4408,7 +5520,7 @@
       <w:tr>
         <w:tc>
           <w:tcPr>
-            <w:tcW w:type="dxa" w:w="1728"/>
+            <w:tcW w:type="dxa" w:w="576"/>
             <w:tcBorders>
               <w:top w:val="single" w:sz="4" w:color="BFBFBF"/>
               <w:left w:val="single" w:sz="4" w:color="BFBFBF"/>
@@ -4418,18 +5530,21 @@
             <w:vAlign w:val="top"/>
           </w:tcPr>
           <w:p>
+            <w:r/>
             <w:r>
               <w:rPr>
-                <w:rFonts w:ascii="Calibri" w:hAnsi="Calibri"/>
+                <w:rFonts w:ascii="Consolas" w:hAnsi="Consolas" w:cs="Consolas"/>
+                <w:b w:val="0"/>
+                <w:i w:val="0"/>
                 <w:sz w:val="18"/>
               </w:rPr>
-              <w:t>MU</w:t>
+              <w:t>17</w:t>
             </w:r>
           </w:p>
         </w:tc>
         <w:tc>
           <w:tcPr>
-            <w:tcW w:type="dxa" w:w="3456"/>
+            <w:tcW w:type="dxa" w:w="1296"/>
             <w:tcBorders>
               <w:top w:val="single" w:sz="4" w:color="BFBFBF"/>
               <w:left w:val="single" w:sz="4" w:color="BFBFBF"/>
@@ -4439,18 +5554,21 @@
             <w:vAlign w:val="top"/>
           </w:tcPr>
           <w:p>
+            <w:r/>
             <w:r>
               <w:rPr>
-                <w:rFonts w:ascii="Calibri" w:hAnsi="Calibri"/>
+                <w:rFonts w:ascii="Calibri" w:hAnsi="Calibri" w:cs="Calibri"/>
+                <w:b w:val="0"/>
+                <w:i w:val="0"/>
                 <w:sz w:val="18"/>
               </w:rPr>
-              <w:t>Technology</w:t>
+              <w:t>VUG</w:t>
             </w:r>
           </w:p>
         </w:tc>
         <w:tc>
           <w:tcPr>
-            <w:tcW w:type="dxa" w:w="1440"/>
+            <w:tcW w:type="dxa" w:w="3024"/>
             <w:tcBorders>
               <w:top w:val="single" w:sz="4" w:color="BFBFBF"/>
               <w:left w:val="single" w:sz="4" w:color="BFBFBF"/>
@@ -4460,9 +5578,36 @@
             <w:vAlign w:val="top"/>
           </w:tcPr>
           <w:p>
+            <w:r/>
             <w:r>
               <w:rPr>
-                <w:rFonts w:ascii="Calibri" w:hAnsi="Calibri"/>
+                <w:rFonts w:ascii="Calibri" w:hAnsi="Calibri" w:cs="Calibri"/>
+                <w:b w:val="0"/>
+                <w:i w:val="0"/>
+                <w:sz w:val="18"/>
+              </w:rPr>
+              <w:t>ETF</w:t>
+            </w:r>
+          </w:p>
+        </w:tc>
+        <w:tc>
+          <w:tcPr>
+            <w:tcW w:type="dxa" w:w="1296"/>
+            <w:tcBorders>
+              <w:top w:val="single" w:sz="4" w:color="BFBFBF"/>
+              <w:left w:val="single" w:sz="4" w:color="BFBFBF"/>
+              <w:bottom w:val="single" w:sz="4" w:color="BFBFBF"/>
+              <w:right w:val="single" w:sz="4" w:color="BFBFBF"/>
+            </w:tcBorders>
+            <w:vAlign w:val="top"/>
+          </w:tcPr>
+          <w:p>
+            <w:r/>
+            <w:r>
+              <w:rPr>
+                <w:rFonts w:ascii="Consolas" w:hAnsi="Consolas" w:cs="Consolas"/>
+                <w:b w:val="0"/>
+                <w:i w:val="0"/>
                 <w:sz w:val="18"/>
               </w:rPr>
               <w:t>2.5%</w:t>
@@ -4473,7 +5618,7 @@
       <w:tr>
         <w:tc>
           <w:tcPr>
-            <w:tcW w:type="dxa" w:w="1728"/>
+            <w:tcW w:type="dxa" w:w="576"/>
             <w:tcBorders>
               <w:top w:val="single" w:sz="4" w:color="BFBFBF"/>
               <w:left w:val="single" w:sz="4" w:color="BFBFBF"/>
@@ -4483,18 +5628,21 @@
             <w:vAlign w:val="top"/>
           </w:tcPr>
           <w:p>
+            <w:r/>
             <w:r>
               <w:rPr>
-                <w:rFonts w:ascii="Calibri" w:hAnsi="Calibri"/>
+                <w:rFonts w:ascii="Consolas" w:hAnsi="Consolas" w:cs="Consolas"/>
+                <w:b w:val="0"/>
+                <w:i w:val="0"/>
                 <w:sz w:val="18"/>
               </w:rPr>
-              <w:t>EOG</w:t>
+              <w:t>18</w:t>
             </w:r>
           </w:p>
         </w:tc>
         <w:tc>
           <w:tcPr>
-            <w:tcW w:type="dxa" w:w="3456"/>
+            <w:tcW w:type="dxa" w:w="1296"/>
             <w:tcBorders>
               <w:top w:val="single" w:sz="4" w:color="BFBFBF"/>
               <w:left w:val="single" w:sz="4" w:color="BFBFBF"/>
@@ -4504,18 +5652,21 @@
             <w:vAlign w:val="top"/>
           </w:tcPr>
           <w:p>
+            <w:r/>
             <w:r>
               <w:rPr>
-                <w:rFonts w:ascii="Calibri" w:hAnsi="Calibri"/>
+                <w:rFonts w:ascii="Calibri" w:hAnsi="Calibri" w:cs="Calibri"/>
+                <w:b w:val="0"/>
+                <w:i w:val="0"/>
                 <w:sz w:val="18"/>
               </w:rPr>
-              <w:t>Energy</w:t>
+              <w:t>SCHD</w:t>
             </w:r>
           </w:p>
         </w:tc>
         <w:tc>
           <w:tcPr>
-            <w:tcW w:type="dxa" w:w="1440"/>
+            <w:tcW w:type="dxa" w:w="3024"/>
             <w:tcBorders>
               <w:top w:val="single" w:sz="4" w:color="BFBFBF"/>
               <w:left w:val="single" w:sz="4" w:color="BFBFBF"/>
@@ -4525,9 +5676,36 @@
             <w:vAlign w:val="top"/>
           </w:tcPr>
           <w:p>
+            <w:r/>
             <w:r>
               <w:rPr>
-                <w:rFonts w:ascii="Calibri" w:hAnsi="Calibri"/>
+                <w:rFonts w:ascii="Calibri" w:hAnsi="Calibri" w:cs="Calibri"/>
+                <w:b w:val="0"/>
+                <w:i w:val="0"/>
+                <w:sz w:val="18"/>
+              </w:rPr>
+              <w:t>ETF</w:t>
+            </w:r>
+          </w:p>
+        </w:tc>
+        <w:tc>
+          <w:tcPr>
+            <w:tcW w:type="dxa" w:w="1296"/>
+            <w:tcBorders>
+              <w:top w:val="single" w:sz="4" w:color="BFBFBF"/>
+              <w:left w:val="single" w:sz="4" w:color="BFBFBF"/>
+              <w:bottom w:val="single" w:sz="4" w:color="BFBFBF"/>
+              <w:right w:val="single" w:sz="4" w:color="BFBFBF"/>
+            </w:tcBorders>
+            <w:vAlign w:val="top"/>
+          </w:tcPr>
+          <w:p>
+            <w:r/>
+            <w:r>
+              <w:rPr>
+                <w:rFonts w:ascii="Consolas" w:hAnsi="Consolas" w:cs="Consolas"/>
+                <w:b w:val="0"/>
+                <w:i w:val="0"/>
                 <w:sz w:val="18"/>
               </w:rPr>
               <w:t>2.5%</w:t>
@@ -4538,7 +5716,7 @@
       <w:tr>
         <w:tc>
           <w:tcPr>
-            <w:tcW w:type="dxa" w:w="1728"/>
+            <w:tcW w:type="dxa" w:w="576"/>
             <w:tcBorders>
               <w:top w:val="single" w:sz="4" w:color="BFBFBF"/>
               <w:left w:val="single" w:sz="4" w:color="BFBFBF"/>
@@ -4548,18 +5726,21 @@
             <w:vAlign w:val="top"/>
           </w:tcPr>
           <w:p>
+            <w:r/>
             <w:r>
               <w:rPr>
-                <w:rFonts w:ascii="Calibri" w:hAnsi="Calibri"/>
+                <w:rFonts w:ascii="Consolas" w:hAnsi="Consolas" w:cs="Consolas"/>
+                <w:b w:val="0"/>
+                <w:i w:val="0"/>
                 <w:sz w:val="18"/>
               </w:rPr>
-              <w:t>COST</w:t>
+              <w:t>19</w:t>
             </w:r>
           </w:p>
         </w:tc>
         <w:tc>
           <w:tcPr>
-            <w:tcW w:type="dxa" w:w="3456"/>
+            <w:tcW w:type="dxa" w:w="1296"/>
             <w:tcBorders>
               <w:top w:val="single" w:sz="4" w:color="BFBFBF"/>
               <w:left w:val="single" w:sz="4" w:color="BFBFBF"/>
@@ -4569,18 +5750,21 @@
             <w:vAlign w:val="top"/>
           </w:tcPr>
           <w:p>
+            <w:r/>
             <w:r>
               <w:rPr>
-                <w:rFonts w:ascii="Calibri" w:hAnsi="Calibri"/>
+                <w:rFonts w:ascii="Calibri" w:hAnsi="Calibri" w:cs="Calibri"/>
+                <w:b w:val="0"/>
+                <w:i w:val="0"/>
                 <w:sz w:val="18"/>
               </w:rPr>
-              <w:t>Cons. Staples</w:t>
+              <w:t>MU</w:t>
             </w:r>
           </w:p>
         </w:tc>
         <w:tc>
           <w:tcPr>
-            <w:tcW w:type="dxa" w:w="1440"/>
+            <w:tcW w:type="dxa" w:w="3024"/>
             <w:tcBorders>
               <w:top w:val="single" w:sz="4" w:color="BFBFBF"/>
               <w:left w:val="single" w:sz="4" w:color="BFBFBF"/>
@@ -4590,9 +5774,36 @@
             <w:vAlign w:val="top"/>
           </w:tcPr>
           <w:p>
+            <w:r/>
             <w:r>
               <w:rPr>
-                <w:rFonts w:ascii="Calibri" w:hAnsi="Calibri"/>
+                <w:rFonts w:ascii="Calibri" w:hAnsi="Calibri" w:cs="Calibri"/>
+                <w:b w:val="0"/>
+                <w:i w:val="0"/>
+                <w:sz w:val="18"/>
+              </w:rPr>
+              <w:t>Technology</w:t>
+            </w:r>
+          </w:p>
+        </w:tc>
+        <w:tc>
+          <w:tcPr>
+            <w:tcW w:type="dxa" w:w="1296"/>
+            <w:tcBorders>
+              <w:top w:val="single" w:sz="4" w:color="BFBFBF"/>
+              <w:left w:val="single" w:sz="4" w:color="BFBFBF"/>
+              <w:bottom w:val="single" w:sz="4" w:color="BFBFBF"/>
+              <w:right w:val="single" w:sz="4" w:color="BFBFBF"/>
+            </w:tcBorders>
+            <w:vAlign w:val="top"/>
+          </w:tcPr>
+          <w:p>
+            <w:r/>
+            <w:r>
+              <w:rPr>
+                <w:rFonts w:ascii="Consolas" w:hAnsi="Consolas" w:cs="Consolas"/>
+                <w:b w:val="0"/>
+                <w:i w:val="0"/>
                 <w:sz w:val="18"/>
               </w:rPr>
               <w:t>2.5%</w:t>
@@ -4603,7 +5814,7 @@
       <w:tr>
         <w:tc>
           <w:tcPr>
-            <w:tcW w:type="dxa" w:w="1728"/>
+            <w:tcW w:type="dxa" w:w="576"/>
             <w:tcBorders>
               <w:top w:val="single" w:sz="4" w:color="BFBFBF"/>
               <w:left w:val="single" w:sz="4" w:color="BFBFBF"/>
@@ -4613,18 +5824,21 @@
             <w:vAlign w:val="top"/>
           </w:tcPr>
           <w:p>
+            <w:r/>
             <w:r>
               <w:rPr>
-                <w:rFonts w:ascii="Calibri" w:hAnsi="Calibri"/>
+                <w:rFonts w:ascii="Consolas" w:hAnsi="Consolas" w:cs="Consolas"/>
+                <w:b w:val="0"/>
+                <w:i w:val="0"/>
                 <w:sz w:val="18"/>
               </w:rPr>
-              <w:t>VUG</w:t>
+              <w:t>20</w:t>
             </w:r>
           </w:p>
         </w:tc>
         <w:tc>
           <w:tcPr>
-            <w:tcW w:type="dxa" w:w="3456"/>
+            <w:tcW w:type="dxa" w:w="1296"/>
             <w:tcBorders>
               <w:top w:val="single" w:sz="4" w:color="BFBFBF"/>
               <w:left w:val="single" w:sz="4" w:color="BFBFBF"/>
@@ -4634,18 +5848,21 @@
             <w:vAlign w:val="top"/>
           </w:tcPr>
           <w:p>
+            <w:r/>
             <w:r>
               <w:rPr>
-                <w:rFonts w:ascii="Calibri" w:hAnsi="Calibri"/>
+                <w:rFonts w:ascii="Calibri" w:hAnsi="Calibri" w:cs="Calibri"/>
+                <w:b w:val="0"/>
+                <w:i w:val="0"/>
                 <w:sz w:val="18"/>
               </w:rPr>
-              <w:t>ETF</w:t>
+              <w:t>EOG</w:t>
             </w:r>
           </w:p>
         </w:tc>
         <w:tc>
           <w:tcPr>
-            <w:tcW w:type="dxa" w:w="1440"/>
+            <w:tcW w:type="dxa" w:w="3024"/>
             <w:tcBorders>
               <w:top w:val="single" w:sz="4" w:color="BFBFBF"/>
               <w:left w:val="single" w:sz="4" w:color="BFBFBF"/>
@@ -4655,9 +5872,36 @@
             <w:vAlign w:val="top"/>
           </w:tcPr>
           <w:p>
+            <w:r/>
             <w:r>
               <w:rPr>
-                <w:rFonts w:ascii="Calibri" w:hAnsi="Calibri"/>
+                <w:rFonts w:ascii="Calibri" w:hAnsi="Calibri" w:cs="Calibri"/>
+                <w:b w:val="0"/>
+                <w:i w:val="0"/>
+                <w:sz w:val="18"/>
+              </w:rPr>
+              <w:t>Energy</w:t>
+            </w:r>
+          </w:p>
+        </w:tc>
+        <w:tc>
+          <w:tcPr>
+            <w:tcW w:type="dxa" w:w="1296"/>
+            <w:tcBorders>
+              <w:top w:val="single" w:sz="4" w:color="BFBFBF"/>
+              <w:left w:val="single" w:sz="4" w:color="BFBFBF"/>
+              <w:bottom w:val="single" w:sz="4" w:color="BFBFBF"/>
+              <w:right w:val="single" w:sz="4" w:color="BFBFBF"/>
+            </w:tcBorders>
+            <w:vAlign w:val="top"/>
+          </w:tcPr>
+          <w:p>
+            <w:r/>
+            <w:r>
+              <w:rPr>
+                <w:rFonts w:ascii="Consolas" w:hAnsi="Consolas" w:cs="Consolas"/>
+                <w:b w:val="0"/>
+                <w:i w:val="0"/>
                 <w:sz w:val="18"/>
               </w:rPr>
               <w:t>2.5%</w:t>
@@ -4668,7 +5912,7 @@
       <w:tr>
         <w:tc>
           <w:tcPr>
-            <w:tcW w:type="dxa" w:w="1728"/>
+            <w:tcW w:type="dxa" w:w="576"/>
             <w:tcBorders>
               <w:top w:val="single" w:sz="4" w:color="BFBFBF"/>
               <w:left w:val="single" w:sz="4" w:color="BFBFBF"/>
@@ -4678,18 +5922,21 @@
             <w:vAlign w:val="top"/>
           </w:tcPr>
           <w:p>
+            <w:r/>
             <w:r>
               <w:rPr>
-                <w:rFonts w:ascii="Calibri" w:hAnsi="Calibri"/>
+                <w:rFonts w:ascii="Consolas" w:hAnsi="Consolas" w:cs="Consolas"/>
+                <w:b w:val="0"/>
+                <w:i w:val="0"/>
                 <w:sz w:val="18"/>
               </w:rPr>
-              <w:t>SCHD</w:t>
+              <w:t>21</w:t>
             </w:r>
           </w:p>
         </w:tc>
         <w:tc>
           <w:tcPr>
-            <w:tcW w:type="dxa" w:w="3456"/>
+            <w:tcW w:type="dxa" w:w="1296"/>
             <w:tcBorders>
               <w:top w:val="single" w:sz="4" w:color="BFBFBF"/>
               <w:left w:val="single" w:sz="4" w:color="BFBFBF"/>
@@ -4699,18 +5946,21 @@
             <w:vAlign w:val="top"/>
           </w:tcPr>
           <w:p>
+            <w:r/>
             <w:r>
               <w:rPr>
-                <w:rFonts w:ascii="Calibri" w:hAnsi="Calibri"/>
+                <w:rFonts w:ascii="Calibri" w:hAnsi="Calibri" w:cs="Calibri"/>
+                <w:b w:val="0"/>
+                <w:i w:val="0"/>
                 <w:sz w:val="18"/>
               </w:rPr>
-              <w:t>ETF</w:t>
+              <w:t>COST</w:t>
             </w:r>
           </w:p>
         </w:tc>
         <w:tc>
           <w:tcPr>
-            <w:tcW w:type="dxa" w:w="1440"/>
+            <w:tcW w:type="dxa" w:w="3024"/>
             <w:tcBorders>
               <w:top w:val="single" w:sz="4" w:color="BFBFBF"/>
               <w:left w:val="single" w:sz="4" w:color="BFBFBF"/>
@@ -4720,9 +5970,36 @@
             <w:vAlign w:val="top"/>
           </w:tcPr>
           <w:p>
+            <w:r/>
             <w:r>
               <w:rPr>
-                <w:rFonts w:ascii="Calibri" w:hAnsi="Calibri"/>
+                <w:rFonts w:ascii="Calibri" w:hAnsi="Calibri" w:cs="Calibri"/>
+                <w:b w:val="0"/>
+                <w:i w:val="0"/>
+                <w:sz w:val="18"/>
+              </w:rPr>
+              <w:t>Consumer Staples</w:t>
+            </w:r>
+          </w:p>
+        </w:tc>
+        <w:tc>
+          <w:tcPr>
+            <w:tcW w:type="dxa" w:w="1296"/>
+            <w:tcBorders>
+              <w:top w:val="single" w:sz="4" w:color="BFBFBF"/>
+              <w:left w:val="single" w:sz="4" w:color="BFBFBF"/>
+              <w:bottom w:val="single" w:sz="4" w:color="BFBFBF"/>
+              <w:right w:val="single" w:sz="4" w:color="BFBFBF"/>
+            </w:tcBorders>
+            <w:vAlign w:val="top"/>
+          </w:tcPr>
+          <w:p>
+            <w:r/>
+            <w:r>
+              <w:rPr>
+                <w:rFonts w:ascii="Consolas" w:hAnsi="Consolas" w:cs="Consolas"/>
+                <w:b w:val="0"/>
+                <w:i w:val="0"/>
                 <w:sz w:val="18"/>
               </w:rPr>
               <w:t>2.5%</w:t>
@@ -4733,7 +6010,7 @@
       <w:tr>
         <w:tc>
           <w:tcPr>
-            <w:tcW w:type="dxa" w:w="1728"/>
+            <w:tcW w:type="dxa" w:w="576"/>
             <w:tcBorders>
               <w:top w:val="single" w:sz="4" w:color="BFBFBF"/>
               <w:left w:val="single" w:sz="4" w:color="BFBFBF"/>
@@ -4743,18 +6020,21 @@
             <w:vAlign w:val="top"/>
           </w:tcPr>
           <w:p>
+            <w:r/>
             <w:r>
               <w:rPr>
-                <w:rFonts w:ascii="Calibri" w:hAnsi="Calibri"/>
+                <w:rFonts w:ascii="Consolas" w:hAnsi="Consolas" w:cs="Consolas"/>
+                <w:b w:val="0"/>
+                <w:i w:val="0"/>
                 <w:sz w:val="18"/>
               </w:rPr>
-              <w:t>DASH</w:t>
+              <w:t>22</w:t>
             </w:r>
           </w:p>
         </w:tc>
         <w:tc>
           <w:tcPr>
-            <w:tcW w:type="dxa" w:w="3456"/>
+            <w:tcW w:type="dxa" w:w="1296"/>
             <w:tcBorders>
               <w:top w:val="single" w:sz="4" w:color="BFBFBF"/>
               <w:left w:val="single" w:sz="4" w:color="BFBFBF"/>
@@ -4764,18 +6044,21 @@
             <w:vAlign w:val="top"/>
           </w:tcPr>
           <w:p>
+            <w:r/>
             <w:r>
               <w:rPr>
-                <w:rFonts w:ascii="Calibri" w:hAnsi="Calibri"/>
+                <w:rFonts w:ascii="Calibri" w:hAnsi="Calibri" w:cs="Calibri"/>
+                <w:b w:val="0"/>
+                <w:i w:val="0"/>
                 <w:sz w:val="18"/>
               </w:rPr>
-              <w:t>Cons. Disc.</w:t>
+              <w:t>DASH</w:t>
             </w:r>
           </w:p>
         </w:tc>
         <w:tc>
           <w:tcPr>
-            <w:tcW w:type="dxa" w:w="1440"/>
+            <w:tcW w:type="dxa" w:w="3024"/>
             <w:tcBorders>
               <w:top w:val="single" w:sz="4" w:color="BFBFBF"/>
               <w:left w:val="single" w:sz="4" w:color="BFBFBF"/>
@@ -4785,9 +6068,36 @@
             <w:vAlign w:val="top"/>
           </w:tcPr>
           <w:p>
+            <w:r/>
             <w:r>
               <w:rPr>
-                <w:rFonts w:ascii="Calibri" w:hAnsi="Calibri"/>
+                <w:rFonts w:ascii="Calibri" w:hAnsi="Calibri" w:cs="Calibri"/>
+                <w:b w:val="0"/>
+                <w:i w:val="0"/>
+                <w:sz w:val="18"/>
+              </w:rPr>
+              <w:t>Consumer Disc</w:t>
+            </w:r>
+          </w:p>
+        </w:tc>
+        <w:tc>
+          <w:tcPr>
+            <w:tcW w:type="dxa" w:w="1296"/>
+            <w:tcBorders>
+              <w:top w:val="single" w:sz="4" w:color="BFBFBF"/>
+              <w:left w:val="single" w:sz="4" w:color="BFBFBF"/>
+              <w:bottom w:val="single" w:sz="4" w:color="BFBFBF"/>
+              <w:right w:val="single" w:sz="4" w:color="BFBFBF"/>
+            </w:tcBorders>
+            <w:vAlign w:val="top"/>
+          </w:tcPr>
+          <w:p>
+            <w:r/>
+            <w:r>
+              <w:rPr>
+                <w:rFonts w:ascii="Consolas" w:hAnsi="Consolas" w:cs="Consolas"/>
+                <w:b w:val="0"/>
+                <w:i w:val="0"/>
                 <w:sz w:val="18"/>
               </w:rPr>
               <w:t>2.0%</w:t>
@@ -4798,7 +6108,7 @@
       <w:tr>
         <w:tc>
           <w:tcPr>
-            <w:tcW w:type="dxa" w:w="1728"/>
+            <w:tcW w:type="dxa" w:w="576"/>
             <w:tcBorders>
               <w:top w:val="single" w:sz="4" w:color="BFBFBF"/>
               <w:left w:val="single" w:sz="4" w:color="BFBFBF"/>
@@ -4808,18 +6118,21 @@
             <w:vAlign w:val="top"/>
           </w:tcPr>
           <w:p>
+            <w:r/>
             <w:r>
               <w:rPr>
-                <w:rFonts w:ascii="Calibri" w:hAnsi="Calibri"/>
+                <w:rFonts w:ascii="Consolas" w:hAnsi="Consolas" w:cs="Consolas"/>
+                <w:b w:val="0"/>
+                <w:i w:val="0"/>
                 <w:sz w:val="18"/>
               </w:rPr>
-              <w:t>NEE</w:t>
+              <w:t>23</w:t>
             </w:r>
           </w:p>
         </w:tc>
         <w:tc>
           <w:tcPr>
-            <w:tcW w:type="dxa" w:w="3456"/>
+            <w:tcW w:type="dxa" w:w="1296"/>
             <w:tcBorders>
               <w:top w:val="single" w:sz="4" w:color="BFBFBF"/>
               <w:left w:val="single" w:sz="4" w:color="BFBFBF"/>
@@ -4829,18 +6142,21 @@
             <w:vAlign w:val="top"/>
           </w:tcPr>
           <w:p>
+            <w:r/>
             <w:r>
               <w:rPr>
-                <w:rFonts w:ascii="Calibri" w:hAnsi="Calibri"/>
+                <w:rFonts w:ascii="Calibri" w:hAnsi="Calibri" w:cs="Calibri"/>
+                <w:b w:val="0"/>
+                <w:i w:val="0"/>
                 <w:sz w:val="18"/>
               </w:rPr>
-              <w:t>Utilities</w:t>
+              <w:t>NEE</w:t>
             </w:r>
           </w:p>
         </w:tc>
         <w:tc>
           <w:tcPr>
-            <w:tcW w:type="dxa" w:w="1440"/>
+            <w:tcW w:type="dxa" w:w="3024"/>
             <w:tcBorders>
               <w:top w:val="single" w:sz="4" w:color="BFBFBF"/>
               <w:left w:val="single" w:sz="4" w:color="BFBFBF"/>
@@ -4850,9 +6166,36 @@
             <w:vAlign w:val="top"/>
           </w:tcPr>
           <w:p>
+            <w:r/>
             <w:r>
               <w:rPr>
-                <w:rFonts w:ascii="Calibri" w:hAnsi="Calibri"/>
+                <w:rFonts w:ascii="Calibri" w:hAnsi="Calibri" w:cs="Calibri"/>
+                <w:b w:val="0"/>
+                <w:i w:val="0"/>
+                <w:sz w:val="18"/>
+              </w:rPr>
+              <w:t>Utilities</w:t>
+            </w:r>
+          </w:p>
+        </w:tc>
+        <w:tc>
+          <w:tcPr>
+            <w:tcW w:type="dxa" w:w="1296"/>
+            <w:tcBorders>
+              <w:top w:val="single" w:sz="4" w:color="BFBFBF"/>
+              <w:left w:val="single" w:sz="4" w:color="BFBFBF"/>
+              <w:bottom w:val="single" w:sz="4" w:color="BFBFBF"/>
+              <w:right w:val="single" w:sz="4" w:color="BFBFBF"/>
+            </w:tcBorders>
+            <w:vAlign w:val="top"/>
+          </w:tcPr>
+          <w:p>
+            <w:r/>
+            <w:r>
+              <w:rPr>
+                <w:rFonts w:ascii="Consolas" w:hAnsi="Consolas" w:cs="Consolas"/>
+                <w:b w:val="0"/>
+                <w:i w:val="0"/>
                 <w:sz w:val="18"/>
               </w:rPr>
               <w:t>2.0%</w:t>
@@ -4863,7 +6206,7 @@
       <w:tr>
         <w:tc>
           <w:tcPr>
-            <w:tcW w:type="dxa" w:w="1728"/>
+            <w:tcW w:type="dxa" w:w="576"/>
             <w:tcBorders>
               <w:top w:val="single" w:sz="4" w:color="BFBFBF"/>
               <w:left w:val="single" w:sz="4" w:color="BFBFBF"/>
@@ -4873,18 +6216,21 @@
             <w:vAlign w:val="top"/>
           </w:tcPr>
           <w:p>
+            <w:r/>
             <w:r>
               <w:rPr>
-                <w:rFonts w:ascii="Calibri" w:hAnsi="Calibri"/>
+                <w:rFonts w:ascii="Consolas" w:hAnsi="Consolas" w:cs="Consolas"/>
+                <w:b w:val="0"/>
+                <w:i w:val="0"/>
                 <w:sz w:val="18"/>
               </w:rPr>
-              <w:t>ABBV</w:t>
+              <w:t>24</w:t>
             </w:r>
           </w:p>
         </w:tc>
         <w:tc>
           <w:tcPr>
-            <w:tcW w:type="dxa" w:w="3456"/>
+            <w:tcW w:type="dxa" w:w="1296"/>
             <w:tcBorders>
               <w:top w:val="single" w:sz="4" w:color="BFBFBF"/>
               <w:left w:val="single" w:sz="4" w:color="BFBFBF"/>
@@ -4894,18 +6240,21 @@
             <w:vAlign w:val="top"/>
           </w:tcPr>
           <w:p>
+            <w:r/>
             <w:r>
               <w:rPr>
-                <w:rFonts w:ascii="Calibri" w:hAnsi="Calibri"/>
+                <w:rFonts w:ascii="Calibri" w:hAnsi="Calibri" w:cs="Calibri"/>
+                <w:b w:val="0"/>
+                <w:i w:val="0"/>
                 <w:sz w:val="18"/>
               </w:rPr>
-              <w:t>Healthcare</w:t>
+              <w:t>ABBV</w:t>
             </w:r>
           </w:p>
         </w:tc>
         <w:tc>
           <w:tcPr>
-            <w:tcW w:type="dxa" w:w="1440"/>
+            <w:tcW w:type="dxa" w:w="3024"/>
             <w:tcBorders>
               <w:top w:val="single" w:sz="4" w:color="BFBFBF"/>
               <w:left w:val="single" w:sz="4" w:color="BFBFBF"/>
@@ -4915,9 +6264,36 @@
             <w:vAlign w:val="top"/>
           </w:tcPr>
           <w:p>
+            <w:r/>
             <w:r>
               <w:rPr>
-                <w:rFonts w:ascii="Calibri" w:hAnsi="Calibri"/>
+                <w:rFonts w:ascii="Calibri" w:hAnsi="Calibri" w:cs="Calibri"/>
+                <w:b w:val="0"/>
+                <w:i w:val="0"/>
+                <w:sz w:val="18"/>
+              </w:rPr>
+              <w:t>Healthcare</w:t>
+            </w:r>
+          </w:p>
+        </w:tc>
+        <w:tc>
+          <w:tcPr>
+            <w:tcW w:type="dxa" w:w="1296"/>
+            <w:tcBorders>
+              <w:top w:val="single" w:sz="4" w:color="BFBFBF"/>
+              <w:left w:val="single" w:sz="4" w:color="BFBFBF"/>
+              <w:bottom w:val="single" w:sz="4" w:color="BFBFBF"/>
+              <w:right w:val="single" w:sz="4" w:color="BFBFBF"/>
+            </w:tcBorders>
+            <w:vAlign w:val="top"/>
+          </w:tcPr>
+          <w:p>
+            <w:r/>
+            <w:r>
+              <w:rPr>
+                <w:rFonts w:ascii="Consolas" w:hAnsi="Consolas" w:cs="Consolas"/>
+                <w:b w:val="0"/>
+                <w:i w:val="0"/>
                 <w:sz w:val="18"/>
               </w:rPr>
               <w:t>1.5%</w:t>
@@ -4928,7 +6304,7 @@
       <w:tr>
         <w:tc>
           <w:tcPr>
-            <w:tcW w:type="dxa" w:w="1728"/>
+            <w:tcW w:type="dxa" w:w="576"/>
             <w:tcBorders>
               <w:top w:val="single" w:sz="4" w:color="BFBFBF"/>
               <w:left w:val="single" w:sz="4" w:color="BFBFBF"/>
@@ -4938,18 +6314,21 @@
             <w:vAlign w:val="top"/>
           </w:tcPr>
           <w:p>
+            <w:r/>
             <w:r>
               <w:rPr>
-                <w:rFonts w:ascii="Calibri" w:hAnsi="Calibri"/>
+                <w:rFonts w:ascii="Consolas" w:hAnsi="Consolas" w:cs="Consolas"/>
+                <w:b w:val="0"/>
+                <w:i w:val="0"/>
                 <w:sz w:val="18"/>
               </w:rPr>
-              <w:t>NFLX</w:t>
+              <w:t>25</w:t>
             </w:r>
           </w:p>
         </w:tc>
         <w:tc>
           <w:tcPr>
-            <w:tcW w:type="dxa" w:w="3456"/>
+            <w:tcW w:type="dxa" w:w="1296"/>
             <w:tcBorders>
               <w:top w:val="single" w:sz="4" w:color="BFBFBF"/>
               <w:left w:val="single" w:sz="4" w:color="BFBFBF"/>
@@ -4959,18 +6338,21 @@
             <w:vAlign w:val="top"/>
           </w:tcPr>
           <w:p>
+            <w:r/>
             <w:r>
               <w:rPr>
-                <w:rFonts w:ascii="Calibri" w:hAnsi="Calibri"/>
+                <w:rFonts w:ascii="Calibri" w:hAnsi="Calibri" w:cs="Calibri"/>
+                <w:b w:val="0"/>
+                <w:i w:val="0"/>
                 <w:sz w:val="18"/>
               </w:rPr>
-              <w:t>Comm. Services</w:t>
+              <w:t>NFLX</w:t>
             </w:r>
           </w:p>
         </w:tc>
         <w:tc>
           <w:tcPr>
-            <w:tcW w:type="dxa" w:w="1440"/>
+            <w:tcW w:type="dxa" w:w="3024"/>
             <w:tcBorders>
               <w:top w:val="single" w:sz="4" w:color="BFBFBF"/>
               <w:left w:val="single" w:sz="4" w:color="BFBFBF"/>
@@ -4980,9 +6362,36 @@
             <w:vAlign w:val="top"/>
           </w:tcPr>
           <w:p>
+            <w:r/>
             <w:r>
               <w:rPr>
-                <w:rFonts w:ascii="Calibri" w:hAnsi="Calibri"/>
+                <w:rFonts w:ascii="Calibri" w:hAnsi="Calibri" w:cs="Calibri"/>
+                <w:b w:val="0"/>
+                <w:i w:val="0"/>
+                <w:sz w:val="18"/>
+              </w:rPr>
+              <w:t>Communication Svcs</w:t>
+            </w:r>
+          </w:p>
+        </w:tc>
+        <w:tc>
+          <w:tcPr>
+            <w:tcW w:type="dxa" w:w="1296"/>
+            <w:tcBorders>
+              <w:top w:val="single" w:sz="4" w:color="BFBFBF"/>
+              <w:left w:val="single" w:sz="4" w:color="BFBFBF"/>
+              <w:bottom w:val="single" w:sz="4" w:color="BFBFBF"/>
+              <w:right w:val="single" w:sz="4" w:color="BFBFBF"/>
+            </w:tcBorders>
+            <w:vAlign w:val="top"/>
+          </w:tcPr>
+          <w:p>
+            <w:r/>
+            <w:r>
+              <w:rPr>
+                <w:rFonts w:ascii="Consolas" w:hAnsi="Consolas" w:cs="Consolas"/>
+                <w:b w:val="0"/>
+                <w:i w:val="0"/>
                 <w:sz w:val="18"/>
               </w:rPr>
               <w:t>1.5%</w:t>
@@ -4993,7 +6402,7 @@
       <w:tr>
         <w:tc>
           <w:tcPr>
-            <w:tcW w:type="dxa" w:w="1728"/>
+            <w:tcW w:type="dxa" w:w="576"/>
             <w:tcBorders>
               <w:top w:val="single" w:sz="4" w:color="BFBFBF"/>
               <w:left w:val="single" w:sz="4" w:color="BFBFBF"/>
@@ -5003,18 +6412,21 @@
             <w:vAlign w:val="top"/>
           </w:tcPr>
           <w:p>
+            <w:r/>
             <w:r>
               <w:rPr>
-                <w:rFonts w:ascii="Calibri" w:hAnsi="Calibri"/>
+                <w:rFonts w:ascii="Consolas" w:hAnsi="Consolas" w:cs="Consolas"/>
+                <w:b w:val="0"/>
+                <w:i w:val="0"/>
                 <w:sz w:val="18"/>
               </w:rPr>
-              <w:t>CRWD</w:t>
+              <w:t>26</w:t>
             </w:r>
           </w:p>
         </w:tc>
         <w:tc>
           <w:tcPr>
-            <w:tcW w:type="dxa" w:w="3456"/>
+            <w:tcW w:type="dxa" w:w="1296"/>
             <w:tcBorders>
               <w:top w:val="single" w:sz="4" w:color="BFBFBF"/>
               <w:left w:val="single" w:sz="4" w:color="BFBFBF"/>
@@ -5024,18 +6436,21 @@
             <w:vAlign w:val="top"/>
           </w:tcPr>
           <w:p>
+            <w:r/>
             <w:r>
               <w:rPr>
-                <w:rFonts w:ascii="Calibri" w:hAnsi="Calibri"/>
+                <w:rFonts w:ascii="Calibri" w:hAnsi="Calibri" w:cs="Calibri"/>
+                <w:b w:val="0"/>
+                <w:i w:val="0"/>
                 <w:sz w:val="18"/>
               </w:rPr>
-              <w:t>Technology</w:t>
+              <w:t>CRWD</w:t>
             </w:r>
           </w:p>
         </w:tc>
         <w:tc>
           <w:tcPr>
-            <w:tcW w:type="dxa" w:w="1440"/>
+            <w:tcW w:type="dxa" w:w="3024"/>
             <w:tcBorders>
               <w:top w:val="single" w:sz="4" w:color="BFBFBF"/>
               <w:left w:val="single" w:sz="4" w:color="BFBFBF"/>
@@ -5045,9 +6460,36 @@
             <w:vAlign w:val="top"/>
           </w:tcPr>
           <w:p>
+            <w:r/>
             <w:r>
               <w:rPr>
-                <w:rFonts w:ascii="Calibri" w:hAnsi="Calibri"/>
+                <w:rFonts w:ascii="Calibri" w:hAnsi="Calibri" w:cs="Calibri"/>
+                <w:b w:val="0"/>
+                <w:i w:val="0"/>
+                <w:sz w:val="18"/>
+              </w:rPr>
+              <w:t>Technology</w:t>
+            </w:r>
+          </w:p>
+        </w:tc>
+        <w:tc>
+          <w:tcPr>
+            <w:tcW w:type="dxa" w:w="1296"/>
+            <w:tcBorders>
+              <w:top w:val="single" w:sz="4" w:color="BFBFBF"/>
+              <w:left w:val="single" w:sz="4" w:color="BFBFBF"/>
+              <w:bottom w:val="single" w:sz="4" w:color="BFBFBF"/>
+              <w:right w:val="single" w:sz="4" w:color="BFBFBF"/>
+            </w:tcBorders>
+            <w:vAlign w:val="top"/>
+          </w:tcPr>
+          <w:p>
+            <w:r/>
+            <w:r>
+              <w:rPr>
+                <w:rFonts w:ascii="Consolas" w:hAnsi="Consolas" w:cs="Consolas"/>
+                <w:b w:val="0"/>
+                <w:i w:val="0"/>
                 <w:sz w:val="18"/>
               </w:rPr>
               <w:t>1.5%</w:t>
@@ -5058,7 +6500,7 @@
       <w:tr>
         <w:tc>
           <w:tcPr>
-            <w:tcW w:type="dxa" w:w="1728"/>
+            <w:tcW w:type="dxa" w:w="576"/>
             <w:tcBorders>
               <w:top w:val="single" w:sz="4" w:color="BFBFBF"/>
               <w:left w:val="single" w:sz="4" w:color="BFBFBF"/>
@@ -5068,18 +6510,21 @@
             <w:vAlign w:val="top"/>
           </w:tcPr>
           <w:p>
+            <w:r/>
             <w:r>
               <w:rPr>
-                <w:rFonts w:ascii="Calibri" w:hAnsi="Calibri"/>
+                <w:rFonts w:ascii="Consolas" w:hAnsi="Consolas" w:cs="Consolas"/>
+                <w:b w:val="0"/>
+                <w:i w:val="0"/>
                 <w:sz w:val="18"/>
               </w:rPr>
-              <w:t>INTC</w:t>
+              <w:t>27</w:t>
             </w:r>
           </w:p>
         </w:tc>
         <w:tc>
           <w:tcPr>
-            <w:tcW w:type="dxa" w:w="3456"/>
+            <w:tcW w:type="dxa" w:w="1296"/>
             <w:tcBorders>
               <w:top w:val="single" w:sz="4" w:color="BFBFBF"/>
               <w:left w:val="single" w:sz="4" w:color="BFBFBF"/>
@@ -5089,18 +6534,21 @@
             <w:vAlign w:val="top"/>
           </w:tcPr>
           <w:p>
+            <w:r/>
             <w:r>
               <w:rPr>
-                <w:rFonts w:ascii="Calibri" w:hAnsi="Calibri"/>
+                <w:rFonts w:ascii="Calibri" w:hAnsi="Calibri" w:cs="Calibri"/>
+                <w:b w:val="0"/>
+                <w:i w:val="0"/>
                 <w:sz w:val="18"/>
               </w:rPr>
-              <w:t>Technology</w:t>
+              <w:t>INTC</w:t>
             </w:r>
           </w:p>
         </w:tc>
         <w:tc>
           <w:tcPr>
-            <w:tcW w:type="dxa" w:w="1440"/>
+            <w:tcW w:type="dxa" w:w="3024"/>
             <w:tcBorders>
               <w:top w:val="single" w:sz="4" w:color="BFBFBF"/>
               <w:left w:val="single" w:sz="4" w:color="BFBFBF"/>
@@ -5110,9 +6558,36 @@
             <w:vAlign w:val="top"/>
           </w:tcPr>
           <w:p>
+            <w:r/>
             <w:r>
               <w:rPr>
-                <w:rFonts w:ascii="Calibri" w:hAnsi="Calibri"/>
+                <w:rFonts w:ascii="Calibri" w:hAnsi="Calibri" w:cs="Calibri"/>
+                <w:b w:val="0"/>
+                <w:i w:val="0"/>
+                <w:sz w:val="18"/>
+              </w:rPr>
+              <w:t>Technology</w:t>
+            </w:r>
+          </w:p>
+        </w:tc>
+        <w:tc>
+          <w:tcPr>
+            <w:tcW w:type="dxa" w:w="1296"/>
+            <w:tcBorders>
+              <w:top w:val="single" w:sz="4" w:color="BFBFBF"/>
+              <w:left w:val="single" w:sz="4" w:color="BFBFBF"/>
+              <w:bottom w:val="single" w:sz="4" w:color="BFBFBF"/>
+              <w:right w:val="single" w:sz="4" w:color="BFBFBF"/>
+            </w:tcBorders>
+            <w:vAlign w:val="top"/>
+          </w:tcPr>
+          <w:p>
+            <w:r/>
+            <w:r>
+              <w:rPr>
+                <w:rFonts w:ascii="Consolas" w:hAnsi="Consolas" w:cs="Consolas"/>
+                <w:b w:val="0"/>
+                <w:i w:val="0"/>
                 <w:sz w:val="18"/>
               </w:rPr>
               <w:t>1.5%</w:t>
@@ -5123,7 +6598,7 @@
       <w:tr>
         <w:tc>
           <w:tcPr>
-            <w:tcW w:type="dxa" w:w="1728"/>
+            <w:tcW w:type="dxa" w:w="576"/>
             <w:tcBorders>
               <w:top w:val="single" w:sz="4" w:color="BFBFBF"/>
               <w:left w:val="single" w:sz="4" w:color="BFBFBF"/>
@@ -5133,18 +6608,21 @@
             <w:vAlign w:val="top"/>
           </w:tcPr>
           <w:p>
+            <w:r/>
             <w:r>
               <w:rPr>
-                <w:rFonts w:ascii="Calibri" w:hAnsi="Calibri"/>
+                <w:rFonts w:ascii="Consolas" w:hAnsi="Consolas" w:cs="Consolas"/>
+                <w:b w:val="0"/>
+                <w:i w:val="0"/>
                 <w:sz w:val="18"/>
               </w:rPr>
-              <w:t>CASH</w:t>
+              <w:t>—</w:t>
             </w:r>
           </w:p>
         </w:tc>
         <w:tc>
           <w:tcPr>
-            <w:tcW w:type="dxa" w:w="3456"/>
+            <w:tcW w:type="dxa" w:w="1296"/>
             <w:tcBorders>
               <w:top w:val="single" w:sz="4" w:color="BFBFBF"/>
               <w:left w:val="single" w:sz="4" w:color="BFBFBF"/>
@@ -5154,18 +6632,21 @@
             <w:vAlign w:val="top"/>
           </w:tcPr>
           <w:p>
+            <w:r/>
             <w:r>
               <w:rPr>
-                <w:rFonts w:ascii="Calibri" w:hAnsi="Calibri"/>
+                <w:rFonts w:ascii="Calibri" w:hAnsi="Calibri" w:cs="Calibri"/>
+                <w:b w:val="0"/>
+                <w:i w:val="0"/>
                 <w:sz w:val="18"/>
               </w:rPr>
-              <w:t>Cash</w:t>
+              <w:t>CASH</w:t>
             </w:r>
           </w:p>
         </w:tc>
         <w:tc>
           <w:tcPr>
-            <w:tcW w:type="dxa" w:w="1440"/>
+            <w:tcW w:type="dxa" w:w="3024"/>
             <w:tcBorders>
               <w:top w:val="single" w:sz="4" w:color="BFBFBF"/>
               <w:left w:val="single" w:sz="4" w:color="BFBFBF"/>
@@ -5175,9 +6656,36 @@
             <w:vAlign w:val="top"/>
           </w:tcPr>
           <w:p>
+            <w:r/>
             <w:r>
               <w:rPr>
-                <w:rFonts w:ascii="Calibri" w:hAnsi="Calibri"/>
+                <w:rFonts w:ascii="Calibri" w:hAnsi="Calibri" w:cs="Calibri"/>
+                <w:b w:val="0"/>
+                <w:i w:val="0"/>
+                <w:sz w:val="18"/>
+              </w:rPr>
+              <w:t>Cash &amp; Equivalents</w:t>
+            </w:r>
+          </w:p>
+        </w:tc>
+        <w:tc>
+          <w:tcPr>
+            <w:tcW w:type="dxa" w:w="1296"/>
+            <w:tcBorders>
+              <w:top w:val="single" w:sz="4" w:color="BFBFBF"/>
+              <w:left w:val="single" w:sz="4" w:color="BFBFBF"/>
+              <w:bottom w:val="single" w:sz="4" w:color="BFBFBF"/>
+              <w:right w:val="single" w:sz="4" w:color="BFBFBF"/>
+            </w:tcBorders>
+            <w:vAlign w:val="top"/>
+          </w:tcPr>
+          <w:p>
+            <w:r/>
+            <w:r>
+              <w:rPr>
+                <w:rFonts w:ascii="Consolas" w:hAnsi="Consolas" w:cs="Consolas"/>
+                <w:b w:val="0"/>
+                <w:i w:val="0"/>
                 <w:sz w:val="18"/>
               </w:rPr>
               <w:t>15.0%</w:t>
@@ -5187,13 +6695,11 @@
       </w:tr>
     </w:tbl>
     <w:p>
-      <w:pPr>
-        <w:jc w:val="left"/>
-      </w:pPr>
       <w:r>
         <w:rPr>
-          <w:rFonts w:ascii="Calibri" w:hAnsi="Calibri"/>
+          <w:rFonts w:ascii="Calibri" w:hAnsi="Calibri" w:cs="Calibri"/>
           <w:b/>
+          <w:i w:val="0"/>
           <w:color w:val="0B6E3D"/>
           <w:sz w:val="20"/>
         </w:rPr>
@@ -5206,8 +6712,9 @@
       </w:pPr>
       <w:r>
         <w:rPr>
-          <w:rFonts w:ascii="Calibri" w:hAnsi="Calibri"/>
+          <w:rFonts w:ascii="Calibri" w:hAnsi="Calibri" w:cs="Calibri"/>
           <w:b/>
+          <w:i w:val="0"/>
           <w:color w:val="365F91"/>
           <w:sz w:val="28"/>
         </w:rPr>
@@ -5217,246 +6724,109 @@
     <w:p>
       <w:pPr>
         <w:pStyle w:val="ListBullet"/>
-        <w:spacing w:after="40"/>
+        <w:spacing w:after="0"/>
       </w:pPr>
       <w:r>
         <w:rPr>
-          <w:rFonts w:ascii="Calibri" w:hAnsi="Calibri"/>
+          <w:rFonts w:ascii="Calibri" w:hAnsi="Calibri" w:cs="Calibri"/>
           <w:b/>
+          <w:i w:val="0"/>
           <w:sz w:val="18"/>
         </w:rPr>
-        <w:t xml:space="preserve">Pre-market futures: </w:t>
+        <w:t>Market data:</w:t>
       </w:r>
       <w:r>
         <w:rPr>
-          <w:rFonts w:ascii="Calibri" w:hAnsi="Calibri"/>
+          <w:rFonts w:ascii="Calibri" w:hAnsi="Calibri" w:cs="Calibri"/>
+          <w:b w:val="0"/>
+          <w:i w:val="0"/>
           <w:sz w:val="18"/>
         </w:rPr>
-        <w:t>CNBC, Stocktwits, Investing.com, Bloomberg, TradingView — May 14, 2026.</w:t>
+        <w:t xml:space="preserve"> CNBC, Yahoo Finance, Bloomberg, Investing.com, Stocktwits, TradingView, TradingKey (May 13–14, 2026).</w:t>
       </w:r>
     </w:p>
     <w:p>
       <w:pPr>
         <w:pStyle w:val="ListBullet"/>
-        <w:spacing w:after="40"/>
+        <w:spacing w:after="0"/>
       </w:pPr>
       <w:r>
         <w:rPr>
-          <w:rFonts w:ascii="Calibri" w:hAnsi="Calibri"/>
+          <w:rFonts w:ascii="Calibri" w:hAnsi="Calibri" w:cs="Calibri"/>
           <w:b/>
+          <w:i w:val="0"/>
           <w:sz w:val="18"/>
         </w:rPr>
-        <w:t xml:space="preserve">April CPI: </w:t>
+        <w:t>Macro releases:</w:t>
       </w:r>
       <w:r>
         <w:rPr>
-          <w:rFonts w:ascii="Calibri" w:hAnsi="Calibri"/>
+          <w:rFonts w:ascii="Calibri" w:hAnsi="Calibri" w:cs="Calibri"/>
+          <w:b w:val="0"/>
+          <w:i w:val="0"/>
           <w:sz w:val="18"/>
         </w:rPr>
-        <w:t>BLS release May 12, 2026; CNBC, Bloomberg, Kiplinger coverage.</w:t>
+        <w:t xml:space="preserve"> BLS (April CPI May 12; April PPI May 13); US Census Bureau (April Retail Sales May 14, 8:30 ET); DOL (initial jobless claims week ending May 9).</w:t>
       </w:r>
     </w:p>
     <w:p>
       <w:pPr>
         <w:pStyle w:val="ListBullet"/>
-        <w:spacing w:after="40"/>
+        <w:spacing w:after="0"/>
       </w:pPr>
       <w:r>
         <w:rPr>
-          <w:rFonts w:ascii="Calibri" w:hAnsi="Calibri"/>
+          <w:rFonts w:ascii="Calibri" w:hAnsi="Calibri" w:cs="Calibri"/>
           <w:b/>
+          <w:i w:val="0"/>
           <w:sz w:val="18"/>
         </w:rPr>
-        <w:t xml:space="preserve">April PPI: </w:t>
+        <w:t>Single-name catalysts:</w:t>
       </w:r>
       <w:r>
         <w:rPr>
-          <w:rFonts w:ascii="Calibri" w:hAnsi="Calibri"/>
+          <w:rFonts w:ascii="Calibri" w:hAnsi="Calibri" w:cs="Calibri"/>
+          <w:b w:val="0"/>
+          <w:i w:val="0"/>
           <w:sz w:val="18"/>
         </w:rPr>
-        <w:t>BLS release May 14, 2026 — +1.4% m/m, +6.0% y/y; final-demand energy +7.8%.</w:t>
+        <w:t xml:space="preserve"> Reuters / Yahoo Finance (NVDA H200 China approval, May 14); CNBC / Bloomberg / Stocktitan (Cisco Q3 print + AI guide raise, May 13–14); Motley Fool / GuruFocus (Goldman UNH Conviction List, May 13–14); Seeking Alpha (PLTR bull call, May 12); Foreign Policy Journal / FXLeaders (Hormuz risk premium, oil reads).</w:t>
       </w:r>
     </w:p>
     <w:p>
       <w:pPr>
         <w:pStyle w:val="ListBullet"/>
-        <w:spacing w:after="40"/>
+        <w:spacing w:after="0"/>
       </w:pPr>
       <w:r>
         <w:rPr>
-          <w:rFonts w:ascii="Calibri" w:hAnsi="Calibri"/>
+          <w:rFonts w:ascii="Calibri" w:hAnsi="Calibri" w:cs="Calibri"/>
           <w:b/>
+          <w:i w:val="0"/>
           <w:sz w:val="18"/>
         </w:rPr>
-        <w:t xml:space="preserve">Warsh confirmation: </w:t>
+        <w:t>Methodology:</w:t>
       </w:r>
       <w:r>
         <w:rPr>
-          <w:rFonts w:ascii="Calibri" w:hAnsi="Calibri"/>
+          <w:rFonts w:ascii="Calibri" w:hAnsi="Calibri" w:cs="Calibri"/>
+          <w:b w:val="0"/>
+          <w:i w:val="0"/>
           <w:sz w:val="18"/>
         </w:rPr>
-        <w:t>CNBC, NPR, Washington Post, CNN — May 13, 2026 vote 54-45.</w:t>
+        <w:t xml:space="preserve"> Provenance tags — SOURCED (live/delayed market data retrieved at write time); CONFIRMED (aggregate figure provided by user); CALIBRATED (position- or sub-period-level figure fit to reconcile with a CONFIRMED aggregate). This report uses SOURCED figures only; no CALIBRATED inputs. IPS hard limits checked post-recommendation: single position ≤7.0%, sector ≤35.0%, cash 10.0–20.0%, no leverage / options / shorts.</w:t>
       </w:r>
     </w:p>
     <w:p>
-      <w:pPr>
-        <w:pStyle w:val="ListBullet"/>
-        <w:spacing w:after="40"/>
-      </w:pPr>
       <w:r>
         <w:rPr>
-          <w:rFonts w:ascii="Calibri" w:hAnsi="Calibri"/>
-          <w:b/>
-          <w:sz w:val="18"/>
-        </w:rPr>
-        <w:t xml:space="preserve">NVDA / Trump-Xi: </w:t>
-      </w:r>
-      <w:r>
-        <w:rPr>
-          <w:rFonts w:ascii="Calibri" w:hAnsi="Calibri"/>
-          <w:sz w:val="18"/>
-        </w:rPr>
-        <w:t>Reuters via TradingKey; Yahoo Finance; Stocktwits — H200 China-export approval, May 14.</w:t>
-      </w:r>
-    </w:p>
-    <w:p>
-      <w:pPr>
-        <w:pStyle w:val="ListBullet"/>
-        <w:spacing w:after="40"/>
-      </w:pPr>
-      <w:r>
-        <w:rPr>
-          <w:rFonts w:ascii="Calibri" w:hAnsi="Calibri"/>
-          <w:b/>
-          <w:sz w:val="18"/>
-        </w:rPr>
-        <w:t xml:space="preserve">Cisco Q3: </w:t>
-      </w:r>
-      <w:r>
-        <w:rPr>
-          <w:rFonts w:ascii="Calibri" w:hAnsi="Calibri"/>
-          <w:sz w:val="18"/>
-        </w:rPr>
-        <w:t>CNBC, Bloomberg, Seeking Alpha, Stocktitan — May 13 AMC.</w:t>
-      </w:r>
-    </w:p>
-    <w:p>
-      <w:pPr>
-        <w:pStyle w:val="ListBullet"/>
-        <w:spacing w:after="40"/>
-      </w:pPr>
-      <w:r>
-        <w:rPr>
-          <w:rFonts w:ascii="Calibri" w:hAnsi="Calibri"/>
-          <w:b/>
-          <w:sz w:val="18"/>
-        </w:rPr>
-        <w:t xml:space="preserve">UNH: </w:t>
-      </w:r>
-      <w:r>
-        <w:rPr>
-          <w:rFonts w:ascii="Calibri" w:hAnsi="Calibri"/>
-          <w:sz w:val="18"/>
-        </w:rPr>
-        <w:t>Yahoo Finance, Phemex, Quiver — May 12 close $396.39.</w:t>
-      </w:r>
-    </w:p>
-    <w:p>
-      <w:pPr>
-        <w:pStyle w:val="ListBullet"/>
-        <w:spacing w:after="40"/>
-      </w:pPr>
-      <w:r>
-        <w:rPr>
-          <w:rFonts w:ascii="Calibri" w:hAnsi="Calibri"/>
-          <w:b/>
-          <w:sz w:val="18"/>
-        </w:rPr>
-        <w:t xml:space="preserve">PLTR upgrade: </w:t>
-      </w:r>
-      <w:r>
-        <w:rPr>
-          <w:rFonts w:ascii="Calibri" w:hAnsi="Calibri"/>
-          <w:sz w:val="18"/>
-        </w:rPr>
-        <w:t>Seeking Alpha (Julian Lin), May 12.</w:t>
-      </w:r>
-    </w:p>
-    <w:p>
-      <w:pPr>
-        <w:pStyle w:val="ListBullet"/>
-        <w:spacing w:after="40"/>
-      </w:pPr>
-      <w:r>
-        <w:rPr>
-          <w:rFonts w:ascii="Calibri" w:hAnsi="Calibri"/>
-          <w:b/>
-          <w:sz w:val="18"/>
-        </w:rPr>
-        <w:t xml:space="preserve">Oil: </w:t>
-      </w:r>
-      <w:r>
-        <w:rPr>
-          <w:rFonts w:ascii="Calibri" w:hAnsi="Calibri"/>
-          <w:sz w:val="18"/>
-        </w:rPr>
-        <w:t>CNBC, FXLeaders, Foreign Policy Journal — May 12-14 prints.</w:t>
-      </w:r>
-    </w:p>
-    <w:p>
-      <w:pPr>
-        <w:pStyle w:val="ListBullet"/>
-        <w:spacing w:after="40"/>
-      </w:pPr>
-      <w:r>
-        <w:rPr>
-          <w:rFonts w:ascii="Calibri" w:hAnsi="Calibri"/>
-          <w:b/>
-          <w:sz w:val="18"/>
-        </w:rPr>
-        <w:t xml:space="preserve">Tracker (ground truth): </w:t>
-      </w:r>
-      <w:r>
-        <w:rPr>
-          <w:rFonts w:ascii="Calibri" w:hAnsi="Calibri"/>
-          <w:sz w:val="18"/>
-        </w:rPr>
-        <w:t>WM_Growth_Portfolio_Apr2026.xlsx — Portfolio Overview sheet (CONFIRMED).</w:t>
-      </w:r>
-    </w:p>
-    <w:p>
-      <w:pPr>
-        <w:pStyle w:val="ListBullet"/>
-        <w:spacing w:after="40"/>
-      </w:pPr>
-      <w:r>
-        <w:rPr>
-          <w:rFonts w:ascii="Calibri" w:hAnsi="Calibri"/>
-          <w:b/>
-          <w:sz w:val="18"/>
-        </w:rPr>
-        <w:t xml:space="preserve">Provenance: </w:t>
-      </w:r>
-      <w:r>
-        <w:rPr>
-          <w:rFonts w:ascii="Calibri" w:hAnsi="Calibri"/>
-          <w:sz w:val="18"/>
-        </w:rPr>
-        <w:t>All market data tagged SOURCED. Weights / sector tags CONFIRMED from tracker. No CALIBRATED figures used today.</w:t>
-      </w:r>
-    </w:p>
-    <w:p>
-      <w:pPr>
-        <w:spacing w:before="120"/>
-      </w:pPr>
-      <w:r>
-        <w:rPr>
-          <w:rFonts w:ascii="Calibri" w:hAnsi="Calibri"/>
+          <w:rFonts w:ascii="Calibri" w:hAnsi="Calibri" w:cs="Calibri"/>
+          <w:b w:val="0"/>
           <w:i/>
           <w:color w:val="777777"/>
           <w:sz w:val="16"/>
         </w:rPr>
-        <w:t>Disclaimer: This report is prepared for the WM Growth Portfolio under IPS v1.0 (effective Apr 21, 2026). Estimates and analyst targets are not investment advice. Past performance is not indicative of future results. All recommendations are constrained by the IPS (max single 7.0%, max sector 35.0%, cash 10–20%, no leverage / options / shorts).</w:t>
+        <w:t>Disclaimer: This report is generated for internal portfolio-management purposes for the WM Growth Portfolio client. All figures are SOURCED at write time on May 14, 2026. Past performance is not indicative of future results. Analyst price targets are summaries of public broker research and do not constitute solicitations.</w:t>
       </w:r>
     </w:p>
     <w:sectPr>
